--- a/docs/ProfPaligs_BackendHelper.docx
+++ b/docs/ProfPaligs_BackendHelper.docx
@@ -19,7 +19,47 @@
           <w:sz w:val="56"/>
           <w:szCs w:val="56"/>
         </w:rPr>
-        <w:t>Trash and the gang</w:t>
+        <w:t xml:space="preserve">Trash and </w:t>
+      </w:r>
+      <w:r>
+        <w:rPr>
+          <w:b/>
+          <w:bCs/>
+          <w:color w:val="2E5266"/>
+          <w:sz w:val="56"/>
+          <w:szCs w:val="56"/>
+        </w:rPr>
+        <w:t>T</w:t>
+      </w:r>
+      <w:r>
+        <w:rPr>
+          <w:b/>
+          <w:bCs/>
+          <w:color w:val="2E5266"/>
+          <w:sz w:val="56"/>
+          <w:szCs w:val="56"/>
+        </w:rPr>
+        <w:t xml:space="preserve">he </w:t>
+      </w:r>
+      <w:r>
+        <w:rPr>
+          <w:b/>
+          <w:bCs/>
+          <w:color w:val="2E5266"/>
+          <w:sz w:val="56"/>
+          <w:szCs w:val="56"/>
+        </w:rPr>
+        <w:t>G</w:t>
+      </w:r>
+      <w:r>
+        <w:rPr>
+          <w:b/>
+          <w:bCs/>
+          <w:color w:val="2E5266"/>
+          <w:sz w:val="56"/>
+          <w:szCs w:val="56"/>
+        </w:rPr>
+        <w:t>ang</w:t>
       </w:r>
     </w:p>
     <w:p>
@@ -35,7 +75,29 @@
           <w:sz w:val="40"/>
           <w:szCs w:val="40"/>
         </w:rPr>
-        <w:t>“Prof palīgs”</w:t>
+        <w:t xml:space="preserve">“Prof </w:t>
+      </w:r>
+      <w:proofErr w:type="spellStart"/>
+      <w:r>
+        <w:rPr>
+          <w:b/>
+          <w:bCs/>
+          <w:color w:val="1A1A1A"/>
+          <w:sz w:val="40"/>
+          <w:szCs w:val="40"/>
+        </w:rPr>
+        <w:t>palīgs</w:t>
+      </w:r>
+      <w:proofErr w:type="spellEnd"/>
+      <w:r>
+        <w:rPr>
+          <w:b/>
+          <w:bCs/>
+          <w:color w:val="1A1A1A"/>
+          <w:sz w:val="40"/>
+          <w:szCs w:val="40"/>
+        </w:rPr>
+        <w:t>”</w:t>
       </w:r>
     </w:p>
     <w:p>
@@ -139,7 +201,6 @@
         <w:spacing w:before="0" w:after="120"/>
       </w:pPr>
       <w:r>
-        <w:lastRenderedPageBreak/>
         <w:t>Overview</w:t>
       </w:r>
     </w:p>
@@ -177,7 +238,23 @@
         <w:t>// TODO: error message</w:t>
       </w:r>
       <w:r>
-        <w:t xml:space="preserve"> comment in the source and is not yet implemented. In practice this means invalid input either silently returns an empty array, produces a wrong/garbage result, or crashes with an unhandled Java exception (NullPointerException, ArrayIndexOutOfBoundsException, etc.) instead of a clean message. Callers should validate their own input until this is implemented.</w:t>
+        <w:t xml:space="preserve"> comment in the source and is not yet implemented. In practice this means invalid input either silently returns an empty array, produces a wrong/garbage result, or crashes with an unhandled Java exception (</w:t>
+      </w:r>
+      <w:proofErr w:type="spellStart"/>
+      <w:r>
+        <w:t>NullPointerException</w:t>
+      </w:r>
+      <w:proofErr w:type="spellEnd"/>
+      <w:r>
+        <w:t xml:space="preserve">, </w:t>
+      </w:r>
+      <w:proofErr w:type="spellStart"/>
+      <w:r>
+        <w:t>ArrayIndexOutOfBoundsException</w:t>
+      </w:r>
+      <w:proofErr w:type="spellEnd"/>
+      <w:r>
+        <w:t>, etc.) instead of a clean message. Callers should validate their own input until this is implemented.</w:t>
       </w:r>
     </w:p>
     <w:p>
@@ -185,9 +262,11 @@
         <w:pStyle w:val="Heading1"/>
         <w:spacing w:before="400" w:after="60"/>
       </w:pPr>
+      <w:proofErr w:type="spellStart"/>
       <w:r>
         <w:t>LogicalCalculator</w:t>
       </w:r>
+      <w:proofErr w:type="spellEnd"/>
     </w:p>
     <w:p>
       <w:pPr>
@@ -201,6 +280,7 @@
         </w:rPr>
         <w:t xml:space="preserve">package </w:t>
       </w:r>
+      <w:proofErr w:type="spellStart"/>
       <w:proofErr w:type="gramStart"/>
       <w:r>
         <w:rPr>
@@ -208,16 +288,43 @@
           <w:iCs/>
           <w:color w:val="595959"/>
         </w:rPr>
-        <w:t>logicalOperations  —</w:t>
-      </w:r>
-      <w:proofErr w:type="gramEnd"/>
+        <w:t>logicalOperations</w:t>
+      </w:r>
+      <w:proofErr w:type="spellEnd"/>
       <w:r>
         <w:rPr>
           <w:i/>
           <w:iCs/>
           <w:color w:val="595959"/>
         </w:rPr>
-        <w:t xml:space="preserve">  builds a truth table for a boolean logic expression</w:t>
+        <w:t xml:space="preserve">  —</w:t>
+      </w:r>
+      <w:proofErr w:type="gramEnd"/>
+      <w:r>
+        <w:rPr>
+          <w:i/>
+          <w:iCs/>
+          <w:color w:val="595959"/>
+        </w:rPr>
+        <w:t xml:space="preserve">  builds a truth table for a </w:t>
+      </w:r>
+      <w:proofErr w:type="spellStart"/>
+      <w:r>
+        <w:rPr>
+          <w:i/>
+          <w:iCs/>
+          <w:color w:val="595959"/>
+        </w:rPr>
+        <w:t>boolean</w:t>
+      </w:r>
+      <w:proofErr w:type="spellEnd"/>
+      <w:r>
+        <w:rPr>
+          <w:i/>
+          <w:iCs/>
+          <w:color w:val="595959"/>
+        </w:rPr>
+        <w:t xml:space="preserve"> logic expression</w:t>
       </w:r>
     </w:p>
     <w:p>
@@ -263,6 +370,7 @@
         </w:rPr>
         <w:t xml:space="preserve">] </w:t>
       </w:r>
+      <w:proofErr w:type="spellStart"/>
       <w:proofErr w:type="gramStart"/>
       <w:r>
         <w:rPr>
@@ -273,9 +381,9 @@
           <w:sz w:val="21"/>
           <w:szCs w:val="21"/>
         </w:rPr>
-        <w:t>LogicCalculator(</w:t>
-      </w:r>
-      <w:proofErr w:type="gramEnd"/>
+        <w:t>LogicCalculator</w:t>
+      </w:r>
+      <w:proofErr w:type="spellEnd"/>
       <w:r>
         <w:rPr>
           <w:rFonts w:ascii="Consolas" w:eastAsia="Consolas" w:hAnsi="Consolas" w:cs="Consolas"/>
@@ -285,7 +393,43 @@
           <w:sz w:val="21"/>
           <w:szCs w:val="21"/>
         </w:rPr>
-        <w:t>String fullLogic)</w:t>
+        <w:t>(</w:t>
+      </w:r>
+      <w:proofErr w:type="gramEnd"/>
+      <w:r>
+        <w:rPr>
+          <w:rFonts w:ascii="Consolas" w:eastAsia="Consolas" w:hAnsi="Consolas" w:cs="Consolas"/>
+          <w:b/>
+          <w:bCs/>
+          <w:color w:val="2E5266"/>
+          <w:sz w:val="21"/>
+          <w:szCs w:val="21"/>
+        </w:rPr>
+        <w:t xml:space="preserve">String </w:t>
+      </w:r>
+      <w:proofErr w:type="spellStart"/>
+      <w:r>
+        <w:rPr>
+          <w:rFonts w:ascii="Consolas" w:eastAsia="Consolas" w:hAnsi="Consolas" w:cs="Consolas"/>
+          <w:b/>
+          <w:bCs/>
+          <w:color w:val="2E5266"/>
+          <w:sz w:val="21"/>
+          <w:szCs w:val="21"/>
+        </w:rPr>
+        <w:t>fullLogic</w:t>
+      </w:r>
+      <w:proofErr w:type="spellEnd"/>
+      <w:r>
+        <w:rPr>
+          <w:rFonts w:ascii="Consolas" w:eastAsia="Consolas" w:hAnsi="Consolas" w:cs="Consolas"/>
+          <w:b/>
+          <w:bCs/>
+          <w:color w:val="2E5266"/>
+          <w:sz w:val="21"/>
+          <w:szCs w:val="21"/>
+        </w:rPr>
+        <w:t>)</w:t>
       </w:r>
     </w:p>
     <w:p>
@@ -324,12 +468,6 @@
         <w:gridCol w:w="5760"/>
       </w:tblGrid>
       <w:tr>
-        <w:tblPrEx>
-          <w:tblCellMar>
-            <w:top w:w="0" w:type="dxa"/>
-            <w:bottom w:w="0" w:type="dxa"/>
-          </w:tblCellMar>
-        </w:tblPrEx>
         <w:trPr>
           <w:tblHeader/>
         </w:trPr>
@@ -425,12 +563,6 @@
         </w:tc>
       </w:tr>
       <w:tr>
-        <w:tblPrEx>
-          <w:tblCellMar>
-            <w:top w:w="0" w:type="dxa"/>
-            <w:bottom w:w="0" w:type="dxa"/>
-          </w:tblCellMar>
-        </w:tblPrEx>
         <w:tc>
           <w:tcPr>
             <w:tcW w:w="2000" w:type="dxa"/>
@@ -450,9 +582,11 @@
             <w:vAlign w:val="center"/>
           </w:tcPr>
           <w:p>
+            <w:proofErr w:type="spellStart"/>
             <w:r>
               <w:t>fullLogic</w:t>
             </w:r>
+            <w:proofErr w:type="spellEnd"/>
           </w:p>
         </w:tc>
         <w:tc>
@@ -499,7 +633,15 @@
           </w:tcPr>
           <w:p>
             <w:r>
-              <w:t>A boolean logic expression, e.g. "A &amp; B &gt; C" or "A ∧ B → C". Accepts both the plain-text operators (! &amp; | &gt; =) and the formal symbols (¬ ∧ ∨ → ↔). Variable names are single letters. Whitespace is ignored.</w:t>
+              <w:t xml:space="preserve">A </w:t>
+            </w:r>
+            <w:proofErr w:type="spellStart"/>
+            <w:r>
+              <w:t>boolean</w:t>
+            </w:r>
+            <w:proofErr w:type="spellEnd"/>
+            <w:r>
+              <w:t xml:space="preserve"> logic expression, e.g. "A &amp; B &gt; C" or "A ∧ B → C". Accepts both the plain-text operators (! &amp; | &gt; =) and the formal symbols (¬ ∧ ∨ → ↔). Variable names are single letters. Whitespace is ignored.</w:t>
             </w:r>
           </w:p>
         </w:tc>
@@ -554,7 +696,35 @@
         <w:rPr>
           <w:color w:val="333333"/>
         </w:rPr>
-        <w:t>There is no validation on the expression. Unbalanced parentheses, unknown operators, empty strings, or malformed syntax are not checked for and will most likely throw an unhandled Java exception (e.g. EmptyStackException, NullPointerException) rather than showing an error message. Callers should sanity-check the expression string before calling this method.</w:t>
+        <w:t xml:space="preserve">There is no validation on the expression. Unbalanced parentheses, unknown operators, empty strings, or malformed syntax are not checked for and will most likely throw an unhandled Java exception (e.g. </w:t>
+      </w:r>
+      <w:proofErr w:type="spellStart"/>
+      <w:r>
+        <w:rPr>
+          <w:color w:val="333333"/>
+        </w:rPr>
+        <w:t>EmptyStackException</w:t>
+      </w:r>
+      <w:proofErr w:type="spellEnd"/>
+      <w:r>
+        <w:rPr>
+          <w:color w:val="333333"/>
+        </w:rPr>
+        <w:t xml:space="preserve">, </w:t>
+      </w:r>
+      <w:proofErr w:type="spellStart"/>
+      <w:r>
+        <w:rPr>
+          <w:color w:val="333333"/>
+        </w:rPr>
+        <w:t>NullPointerException</w:t>
+      </w:r>
+      <w:proofErr w:type="spellEnd"/>
+      <w:r>
+        <w:rPr>
+          <w:color w:val="333333"/>
+        </w:rPr>
+        <w:t>) rather than showing an error message. Callers should sanity-check the expression string before calling this method.</w:t>
       </w:r>
     </w:p>
     <w:p>
@@ -562,9 +732,11 @@
         <w:pStyle w:val="Heading1"/>
         <w:spacing w:before="400" w:after="60"/>
       </w:pPr>
+      <w:proofErr w:type="spellStart"/>
       <w:r>
         <w:t>LogicGenerator</w:t>
       </w:r>
+      <w:proofErr w:type="spellEnd"/>
     </w:p>
     <w:p>
       <w:pPr>
@@ -578,6 +750,7 @@
         </w:rPr>
         <w:t xml:space="preserve">package </w:t>
       </w:r>
+      <w:proofErr w:type="spellStart"/>
       <w:proofErr w:type="gramStart"/>
       <w:r>
         <w:rPr>
@@ -585,16 +758,43 @@
           <w:iCs/>
           <w:color w:val="595959"/>
         </w:rPr>
-        <w:t>logicalOperations  —</w:t>
-      </w:r>
-      <w:proofErr w:type="gramEnd"/>
+        <w:t>logicalOperations</w:t>
+      </w:r>
+      <w:proofErr w:type="spellEnd"/>
       <w:r>
         <w:rPr>
           <w:i/>
           <w:iCs/>
           <w:color w:val="595959"/>
         </w:rPr>
-        <w:t xml:space="preserve">  randomly generates a boolean logic expression</w:t>
+        <w:t xml:space="preserve">  —</w:t>
+      </w:r>
+      <w:proofErr w:type="gramEnd"/>
+      <w:r>
+        <w:rPr>
+          <w:i/>
+          <w:iCs/>
+          <w:color w:val="595959"/>
+        </w:rPr>
+        <w:t xml:space="preserve">  randomly generates a </w:t>
+      </w:r>
+      <w:proofErr w:type="spellStart"/>
+      <w:r>
+        <w:rPr>
+          <w:i/>
+          <w:iCs/>
+          <w:color w:val="595959"/>
+        </w:rPr>
+        <w:t>boolean</w:t>
+      </w:r>
+      <w:proofErr w:type="spellEnd"/>
+      <w:r>
+        <w:rPr>
+          <w:i/>
+          <w:iCs/>
+          <w:color w:val="595959"/>
+        </w:rPr>
+        <w:t xml:space="preserve"> logic expression</w:t>
       </w:r>
     </w:p>
     <w:p>
@@ -616,6 +816,7 @@
         </w:rPr>
         <w:t xml:space="preserve">public String </w:t>
       </w:r>
+      <w:proofErr w:type="spellStart"/>
       <w:proofErr w:type="gramStart"/>
       <w:r>
         <w:rPr>
@@ -626,9 +827,9 @@
           <w:sz w:val="21"/>
           <w:szCs w:val="21"/>
         </w:rPr>
-        <w:t>generateLogic(</w:t>
-      </w:r>
-      <w:proofErr w:type="gramEnd"/>
+        <w:t>generateLogic</w:t>
+      </w:r>
+      <w:proofErr w:type="spellEnd"/>
       <w:r>
         <w:rPr>
           <w:rFonts w:ascii="Consolas" w:eastAsia="Consolas" w:hAnsi="Consolas" w:cs="Consolas"/>
@@ -638,7 +839,91 @@
           <w:sz w:val="21"/>
           <w:szCs w:val="21"/>
         </w:rPr>
-        <w:t>int numberOfOperations, int variables, int amoutOfNegations, int amoutOfParanthesis)</w:t>
+        <w:t>(</w:t>
+      </w:r>
+      <w:proofErr w:type="gramEnd"/>
+      <w:r>
+        <w:rPr>
+          <w:rFonts w:ascii="Consolas" w:eastAsia="Consolas" w:hAnsi="Consolas" w:cs="Consolas"/>
+          <w:b/>
+          <w:bCs/>
+          <w:color w:val="2E5266"/>
+          <w:sz w:val="21"/>
+          <w:szCs w:val="21"/>
+        </w:rPr>
+        <w:t xml:space="preserve">int </w:t>
+      </w:r>
+      <w:proofErr w:type="spellStart"/>
+      <w:r>
+        <w:rPr>
+          <w:rFonts w:ascii="Consolas" w:eastAsia="Consolas" w:hAnsi="Consolas" w:cs="Consolas"/>
+          <w:b/>
+          <w:bCs/>
+          <w:color w:val="2E5266"/>
+          <w:sz w:val="21"/>
+          <w:szCs w:val="21"/>
+        </w:rPr>
+        <w:t>numberOfOperations</w:t>
+      </w:r>
+      <w:proofErr w:type="spellEnd"/>
+      <w:r>
+        <w:rPr>
+          <w:rFonts w:ascii="Consolas" w:eastAsia="Consolas" w:hAnsi="Consolas" w:cs="Consolas"/>
+          <w:b/>
+          <w:bCs/>
+          <w:color w:val="2E5266"/>
+          <w:sz w:val="21"/>
+          <w:szCs w:val="21"/>
+        </w:rPr>
+        <w:t xml:space="preserve">, int variables, int </w:t>
+      </w:r>
+      <w:proofErr w:type="spellStart"/>
+      <w:r>
+        <w:rPr>
+          <w:rFonts w:ascii="Consolas" w:eastAsia="Consolas" w:hAnsi="Consolas" w:cs="Consolas"/>
+          <w:b/>
+          <w:bCs/>
+          <w:color w:val="2E5266"/>
+          <w:sz w:val="21"/>
+          <w:szCs w:val="21"/>
+        </w:rPr>
+        <w:t>amoutOfNegations</w:t>
+      </w:r>
+      <w:proofErr w:type="spellEnd"/>
+      <w:r>
+        <w:rPr>
+          <w:rFonts w:ascii="Consolas" w:eastAsia="Consolas" w:hAnsi="Consolas" w:cs="Consolas"/>
+          <w:b/>
+          <w:bCs/>
+          <w:color w:val="2E5266"/>
+          <w:sz w:val="21"/>
+          <w:szCs w:val="21"/>
+        </w:rPr>
+        <w:t xml:space="preserve">, int </w:t>
+      </w:r>
+      <w:proofErr w:type="spellStart"/>
+      <w:r>
+        <w:rPr>
+          <w:rFonts w:ascii="Consolas" w:eastAsia="Consolas" w:hAnsi="Consolas" w:cs="Consolas"/>
+          <w:b/>
+          <w:bCs/>
+          <w:color w:val="2E5266"/>
+          <w:sz w:val="21"/>
+          <w:szCs w:val="21"/>
+        </w:rPr>
+        <w:t>amoutOfParanthesis</w:t>
+      </w:r>
+      <w:proofErr w:type="spellEnd"/>
+      <w:r>
+        <w:rPr>
+          <w:rFonts w:ascii="Consolas" w:eastAsia="Consolas" w:hAnsi="Consolas" w:cs="Consolas"/>
+          <w:b/>
+          <w:bCs/>
+          <w:color w:val="2E5266"/>
+          <w:sz w:val="21"/>
+          <w:szCs w:val="21"/>
+        </w:rPr>
+        <w:t>)</w:t>
       </w:r>
     </w:p>
     <w:p>
@@ -677,12 +962,6 @@
         <w:gridCol w:w="5660"/>
       </w:tblGrid>
       <w:tr>
-        <w:tblPrEx>
-          <w:tblCellMar>
-            <w:top w:w="0" w:type="dxa"/>
-            <w:bottom w:w="0" w:type="dxa"/>
-          </w:tblCellMar>
-        </w:tblPrEx>
         <w:trPr>
           <w:tblHeader/>
         </w:trPr>
@@ -778,12 +1057,6 @@
         </w:tc>
       </w:tr>
       <w:tr>
-        <w:tblPrEx>
-          <w:tblCellMar>
-            <w:top w:w="0" w:type="dxa"/>
-            <w:bottom w:w="0" w:type="dxa"/>
-          </w:tblCellMar>
-        </w:tblPrEx>
         <w:tc>
           <w:tcPr>
             <w:tcW w:w="2400" w:type="dxa"/>
@@ -803,9 +1076,11 @@
             <w:vAlign w:val="center"/>
           </w:tcPr>
           <w:p>
+            <w:proofErr w:type="spellStart"/>
             <w:r>
               <w:t>numberOfOperations</w:t>
             </w:r>
+            <w:proofErr w:type="spellEnd"/>
           </w:p>
         </w:tc>
         <w:tc>
@@ -858,12 +1133,6 @@
         </w:tc>
       </w:tr>
       <w:tr>
-        <w:tblPrEx>
-          <w:tblCellMar>
-            <w:top w:w="0" w:type="dxa"/>
-            <w:bottom w:w="0" w:type="dxa"/>
-          </w:tblCellMar>
-        </w:tblPrEx>
         <w:tc>
           <w:tcPr>
             <w:tcW w:w="2400" w:type="dxa"/>
@@ -932,18 +1201,20 @@
           </w:tcPr>
           <w:p>
             <w:r>
-              <w:t>How many distinct variables to use (A, B, C, …). Must be at most 52 and at most numberOfOperations + 1.</w:t>
+              <w:t xml:space="preserve">How many distinct variables to use (A, B, C, …). Must be at most 52 and at most </w:t>
+            </w:r>
+            <w:proofErr w:type="spellStart"/>
+            <w:r>
+              <w:t>numberOfOperations</w:t>
+            </w:r>
+            <w:proofErr w:type="spellEnd"/>
+            <w:r>
+              <w:t xml:space="preserve"> + 1.</w:t>
             </w:r>
           </w:p>
         </w:tc>
       </w:tr>
       <w:tr>
-        <w:tblPrEx>
-          <w:tblCellMar>
-            <w:top w:w="0" w:type="dxa"/>
-            <w:bottom w:w="0" w:type="dxa"/>
-          </w:tblCellMar>
-        </w:tblPrEx>
         <w:tc>
           <w:tcPr>
             <w:tcW w:w="2400" w:type="dxa"/>
@@ -963,10 +1234,11 @@
             <w:vAlign w:val="center"/>
           </w:tcPr>
           <w:p>
-            <w:r>
-              <w:lastRenderedPageBreak/>
+            <w:proofErr w:type="spellStart"/>
+            <w:r>
               <w:t>amoutOfNegations</w:t>
             </w:r>
+            <w:proofErr w:type="spellEnd"/>
           </w:p>
         </w:tc>
         <w:tc>
@@ -1019,12 +1291,6 @@
         </w:tc>
       </w:tr>
       <w:tr>
-        <w:tblPrEx>
-          <w:tblCellMar>
-            <w:top w:w="0" w:type="dxa"/>
-            <w:bottom w:w="0" w:type="dxa"/>
-          </w:tblCellMar>
-        </w:tblPrEx>
         <w:tc>
           <w:tcPr>
             <w:tcW w:w="2400" w:type="dxa"/>
@@ -1044,9 +1310,11 @@
             <w:vAlign w:val="center"/>
           </w:tcPr>
           <w:p>
+            <w:proofErr w:type="spellStart"/>
             <w:r>
               <w:t>amoutOfParanthesis</w:t>
             </w:r>
+            <w:proofErr w:type="spellEnd"/>
           </w:p>
         </w:tc>
         <w:tc>
@@ -1117,7 +1385,15 @@
         <w:spacing w:after="100"/>
       </w:pPr>
       <w:r>
-        <w:t>A randomly generated logic expression as a String, using the formal symbols (∧ ∨ → ↔), ready to be passed straight into LogicalCalculator.LogicCalculator(...).</w:t>
+        <w:t xml:space="preserve">A randomly generated logic expression as a String, using the formal symbols (∧ ∨ → ↔), ready to be passed straight into </w:t>
+      </w:r>
+      <w:proofErr w:type="spellStart"/>
+      <w:r>
+        <w:t>LogicalCalculator.LogicCalculator</w:t>
+      </w:r>
+      <w:proofErr w:type="spellEnd"/>
+      <w:r>
+        <w:t>(...).</w:t>
       </w:r>
     </w:p>
     <w:p>
@@ -1140,7 +1416,35 @@
         <w:rPr>
           <w:color w:val="333333"/>
         </w:rPr>
-        <w:t>If variables is greater than numberOfOperations + 1, or greater than 52, the method does not stop or throw — it just continues and will likely produce a broken expression or crash further down with an ArrayIndexOutOfBoundsException. Callers must check these two constraints themselves before calling.</w:t>
+        <w:t xml:space="preserve">If variables is greater than </w:t>
+      </w:r>
+      <w:proofErr w:type="spellStart"/>
+      <w:r>
+        <w:rPr>
+          <w:color w:val="333333"/>
+        </w:rPr>
+        <w:t>numberOfOperations</w:t>
+      </w:r>
+      <w:proofErr w:type="spellEnd"/>
+      <w:r>
+        <w:rPr>
+          <w:color w:val="333333"/>
+        </w:rPr>
+        <w:t xml:space="preserve"> + 1, or greater than 52, the method does not stop or throw — it just continues and will likely produce a broken expression or crash further down with an </w:t>
+      </w:r>
+      <w:proofErr w:type="spellStart"/>
+      <w:r>
+        <w:rPr>
+          <w:color w:val="333333"/>
+        </w:rPr>
+        <w:t>ArrayIndexOutOfBoundsException</w:t>
+      </w:r>
+      <w:proofErr w:type="spellEnd"/>
+      <w:r>
+        <w:rPr>
+          <w:color w:val="333333"/>
+        </w:rPr>
+        <w:t>. Callers must check these two constraints themselves before calling.</w:t>
       </w:r>
     </w:p>
     <w:p>
@@ -1148,9 +1452,11 @@
         <w:pStyle w:val="Heading1"/>
         <w:spacing w:before="400" w:after="60"/>
       </w:pPr>
+      <w:proofErr w:type="spellStart"/>
       <w:r>
         <w:t>MatrixCalculator</w:t>
       </w:r>
+      <w:proofErr w:type="spellEnd"/>
     </w:p>
     <w:p>
       <w:pPr>
@@ -1248,7 +1554,31 @@
           <w:sz w:val="21"/>
           <w:szCs w:val="21"/>
         </w:rPr>
-        <w:t xml:space="preserve">String calculationType, </w:t>
+        <w:t xml:space="preserve">String </w:t>
+      </w:r>
+      <w:proofErr w:type="spellStart"/>
+      <w:r>
+        <w:rPr>
+          <w:rFonts w:ascii="Consolas" w:eastAsia="Consolas" w:hAnsi="Consolas" w:cs="Consolas"/>
+          <w:b/>
+          <w:bCs/>
+          <w:color w:val="2E5266"/>
+          <w:sz w:val="21"/>
+          <w:szCs w:val="21"/>
+        </w:rPr>
+        <w:t>calculationType</w:t>
+      </w:r>
+      <w:proofErr w:type="spellEnd"/>
+      <w:r>
+        <w:rPr>
+          <w:rFonts w:ascii="Consolas" w:eastAsia="Consolas" w:hAnsi="Consolas" w:cs="Consolas"/>
+          <w:b/>
+          <w:bCs/>
+          <w:color w:val="2E5266"/>
+          <w:sz w:val="21"/>
+          <w:szCs w:val="21"/>
+        </w:rPr>
+        <w:t xml:space="preserve">, </w:t>
       </w:r>
       <w:proofErr w:type="gramStart"/>
       <w:r>
@@ -1343,12 +1673,6 @@
         <w:gridCol w:w="5360"/>
       </w:tblGrid>
       <w:tr>
-        <w:tblPrEx>
-          <w:tblCellMar>
-            <w:top w:w="0" w:type="dxa"/>
-            <w:bottom w:w="0" w:type="dxa"/>
-          </w:tblCellMar>
-        </w:tblPrEx>
         <w:trPr>
           <w:tblHeader/>
         </w:trPr>
@@ -1444,12 +1768,6 @@
         </w:tc>
       </w:tr>
       <w:tr>
-        <w:tblPrEx>
-          <w:tblCellMar>
-            <w:top w:w="0" w:type="dxa"/>
-            <w:bottom w:w="0" w:type="dxa"/>
-          </w:tblCellMar>
-        </w:tblPrEx>
         <w:tc>
           <w:tcPr>
             <w:tcW w:w="2400" w:type="dxa"/>
@@ -1469,9 +1787,11 @@
             <w:vAlign w:val="center"/>
           </w:tcPr>
           <w:p>
+            <w:proofErr w:type="spellStart"/>
             <w:r>
               <w:t>calculationType</w:t>
             </w:r>
+            <w:proofErr w:type="spellEnd"/>
           </w:p>
         </w:tc>
         <w:tc>
@@ -1524,12 +1844,6 @@
         </w:tc>
       </w:tr>
       <w:tr>
-        <w:tblPrEx>
-          <w:tblCellMar>
-            <w:top w:w="0" w:type="dxa"/>
-            <w:bottom w:w="0" w:type="dxa"/>
-          </w:tblCellMar>
-        </w:tblPrEx>
         <w:tc>
           <w:tcPr>
             <w:tcW w:w="2400" w:type="dxa"/>
@@ -1609,12 +1923,6 @@
         </w:tc>
       </w:tr>
       <w:tr>
-        <w:tblPrEx>
-          <w:tblCellMar>
-            <w:top w:w="0" w:type="dxa"/>
-            <w:bottom w:w="0" w:type="dxa"/>
-          </w:tblCellMar>
-        </w:tblPrEx>
         <w:tc>
           <w:tcPr>
             <w:tcW w:w="2400" w:type="dxa"/>
@@ -1757,7 +2065,21 @@
         <w:rPr>
           <w:color w:val="333333"/>
         </w:rPr>
-        <w:t xml:space="preserve">0][0] instead of throwing or showing a message. An unrecognized calculationType also silently returns </w:t>
+        <w:t xml:space="preserve">0][0] instead of throwing or showing a message. An unrecognized </w:t>
+      </w:r>
+      <w:proofErr w:type="spellStart"/>
+      <w:r>
+        <w:rPr>
+          <w:color w:val="333333"/>
+        </w:rPr>
+        <w:t>calculationType</w:t>
+      </w:r>
+      <w:proofErr w:type="spellEnd"/>
+      <w:r>
+        <w:rPr>
+          <w:color w:val="333333"/>
+        </w:rPr>
+        <w:t xml:space="preserve"> also silently returns </w:t>
       </w:r>
       <w:proofErr w:type="gramStart"/>
       <w:r>
@@ -1839,7 +2161,31 @@
           <w:sz w:val="21"/>
           <w:szCs w:val="21"/>
         </w:rPr>
-        <w:t xml:space="preserve">String calculationType, </w:t>
+        <w:t xml:space="preserve">String </w:t>
+      </w:r>
+      <w:proofErr w:type="spellStart"/>
+      <w:r>
+        <w:rPr>
+          <w:rFonts w:ascii="Consolas" w:eastAsia="Consolas" w:hAnsi="Consolas" w:cs="Consolas"/>
+          <w:b/>
+          <w:bCs/>
+          <w:color w:val="2E5266"/>
+          <w:sz w:val="21"/>
+          <w:szCs w:val="21"/>
+        </w:rPr>
+        <w:t>calculationType</w:t>
+      </w:r>
+      <w:proofErr w:type="spellEnd"/>
+      <w:r>
+        <w:rPr>
+          <w:rFonts w:ascii="Consolas" w:eastAsia="Consolas" w:hAnsi="Consolas" w:cs="Consolas"/>
+          <w:b/>
+          <w:bCs/>
+          <w:color w:val="2E5266"/>
+          <w:sz w:val="21"/>
+          <w:szCs w:val="21"/>
+        </w:rPr>
+        <w:t xml:space="preserve">, </w:t>
       </w:r>
       <w:proofErr w:type="gramStart"/>
       <w:r>
@@ -1910,12 +2256,6 @@
         <w:gridCol w:w="5360"/>
       </w:tblGrid>
       <w:tr>
-        <w:tblPrEx>
-          <w:tblCellMar>
-            <w:top w:w="0" w:type="dxa"/>
-            <w:bottom w:w="0" w:type="dxa"/>
-          </w:tblCellMar>
-        </w:tblPrEx>
         <w:trPr>
           <w:tblHeader/>
         </w:trPr>
@@ -2011,12 +2351,6 @@
         </w:tc>
       </w:tr>
       <w:tr>
-        <w:tblPrEx>
-          <w:tblCellMar>
-            <w:top w:w="0" w:type="dxa"/>
-            <w:bottom w:w="0" w:type="dxa"/>
-          </w:tblCellMar>
-        </w:tblPrEx>
         <w:tc>
           <w:tcPr>
             <w:tcW w:w="2400" w:type="dxa"/>
@@ -2036,9 +2370,11 @@
             <w:vAlign w:val="center"/>
           </w:tcPr>
           <w:p>
+            <w:proofErr w:type="spellStart"/>
             <w:r>
               <w:t>calculationType</w:t>
             </w:r>
+            <w:proofErr w:type="spellEnd"/>
           </w:p>
         </w:tc>
         <w:tc>
@@ -2085,18 +2421,36 @@
           </w:tcPr>
           <w:p>
             <w:r>
-              <w:t>One of "transpone" (transpose), "inverse", "determinant", or "adjugate" / "adjunkt" (case-insensitive).</w:t>
+              <w:t>One of "</w:t>
+            </w:r>
+            <w:proofErr w:type="spellStart"/>
+            <w:r>
+              <w:t>transpone</w:t>
+            </w:r>
+            <w:proofErr w:type="spellEnd"/>
+            <w:r>
+              <w:t>" (transpose), "inverse", "determinant", or "</w:t>
+            </w:r>
+            <w:proofErr w:type="spellStart"/>
+            <w:r>
+              <w:t>adjugate</w:t>
+            </w:r>
+            <w:proofErr w:type="spellEnd"/>
+            <w:r>
+              <w:t>" / "</w:t>
+            </w:r>
+            <w:proofErr w:type="spellStart"/>
+            <w:r>
+              <w:t>adjunkt</w:t>
+            </w:r>
+            <w:proofErr w:type="spellEnd"/>
+            <w:r>
+              <w:t>" (case-insensitive).</w:t>
             </w:r>
           </w:p>
         </w:tc>
       </w:tr>
       <w:tr>
-        <w:tblPrEx>
-          <w:tblCellMar>
-            <w:top w:w="0" w:type="dxa"/>
-            <w:bottom w:w="0" w:type="dxa"/>
-          </w:tblCellMar>
-        </w:tblPrEx>
         <w:tc>
           <w:tcPr>
             <w:tcW w:w="2400" w:type="dxa"/>
@@ -2170,7 +2524,15 @@
           </w:tcPr>
           <w:p>
             <w:r>
-              <w:t>The matrix to operate on. Must be square for inverse, determinant, and adjugate.</w:t>
+              <w:t xml:space="preserve">The matrix to operate on. Must be square for inverse, determinant, and </w:t>
+            </w:r>
+            <w:proofErr w:type="spellStart"/>
+            <w:r>
+              <w:t>adjugate</w:t>
+            </w:r>
+            <w:proofErr w:type="spellEnd"/>
+            <w:r>
+              <w:t>.</w:t>
             </w:r>
           </w:p>
         </w:tc>
@@ -2186,7 +2548,6 @@
           <w:bCs/>
           <w:color w:val="333333"/>
         </w:rPr>
-        <w:lastRenderedPageBreak/>
         <w:t>Returns</w:t>
       </w:r>
     </w:p>
@@ -2195,7 +2556,23 @@
         <w:spacing w:after="100"/>
       </w:pPr>
       <w:r>
-        <w:t>For "transpone": the transposed matrix. For "determinant": a 1x1 matrix containing the determinant. For "inverse" / "adjugate": the resulting matrix.</w:t>
+        <w:t>For "</w:t>
+      </w:r>
+      <w:proofErr w:type="spellStart"/>
+      <w:r>
+        <w:t>transpone</w:t>
+      </w:r>
+      <w:proofErr w:type="spellEnd"/>
+      <w:r>
+        <w:t>": the transposed matrix. For "determinant": a 1x1 matrix containing the determinant. For "inverse" / "</w:t>
+      </w:r>
+      <w:proofErr w:type="spellStart"/>
+      <w:r>
+        <w:t>adjugate</w:t>
+      </w:r>
+      <w:proofErr w:type="spellEnd"/>
+      <w:r>
+        <w:t>": the resulting matrix.</w:t>
       </w:r>
     </w:p>
     <w:p>
@@ -2218,7 +2595,21 @@
         <w:rPr>
           <w:color w:val="333333"/>
         </w:rPr>
-        <w:t xml:space="preserve">If a non-square matrix is passed to "inverse", "determinant", or "adjugate", the method silently returns an empty </w:t>
+        <w:t>If a non-square matrix is passed to "inverse", "determinant", or "</w:t>
+      </w:r>
+      <w:proofErr w:type="spellStart"/>
+      <w:r>
+        <w:rPr>
+          <w:color w:val="333333"/>
+        </w:rPr>
+        <w:t>adjugate</w:t>
+      </w:r>
+      <w:proofErr w:type="spellEnd"/>
+      <w:r>
+        <w:rPr>
+          <w:color w:val="333333"/>
+        </w:rPr>
+        <w:t xml:space="preserve">", the method silently returns an empty </w:t>
       </w:r>
       <w:proofErr w:type="gramStart"/>
       <w:r>
@@ -2246,7 +2637,21 @@
         <w:rPr>
           <w:color w:val="333333"/>
         </w:rPr>
-        <w:t xml:space="preserve">0][0] rather than reporting that the matrix can’t be inverted. An unrecognized calculationType silently returns </w:t>
+        <w:t xml:space="preserve">0][0] rather than reporting that the matrix can’t be inverted. An unrecognized </w:t>
+      </w:r>
+      <w:proofErr w:type="spellStart"/>
+      <w:r>
+        <w:rPr>
+          <w:color w:val="333333"/>
+        </w:rPr>
+        <w:t>calculationType</w:t>
+      </w:r>
+      <w:proofErr w:type="spellEnd"/>
+      <w:r>
+        <w:rPr>
+          <w:color w:val="333333"/>
+        </w:rPr>
+        <w:t xml:space="preserve"> silently returns </w:t>
       </w:r>
       <w:proofErr w:type="gramStart"/>
       <w:r>
@@ -2280,7 +2685,31 @@
           <w:sz w:val="21"/>
           <w:szCs w:val="21"/>
         </w:rPr>
-        <w:t>public float determinantMatrix(</w:t>
+        <w:t xml:space="preserve">public float </w:t>
+      </w:r>
+      <w:proofErr w:type="spellStart"/>
+      <w:r>
+        <w:rPr>
+          <w:rFonts w:ascii="Consolas" w:eastAsia="Consolas" w:hAnsi="Consolas" w:cs="Consolas"/>
+          <w:b/>
+          <w:bCs/>
+          <w:color w:val="2E5266"/>
+          <w:sz w:val="21"/>
+          <w:szCs w:val="21"/>
+        </w:rPr>
+        <w:t>determinantMatrix</w:t>
+      </w:r>
+      <w:proofErr w:type="spellEnd"/>
+      <w:r>
+        <w:rPr>
+          <w:rFonts w:ascii="Consolas" w:eastAsia="Consolas" w:hAnsi="Consolas" w:cs="Consolas"/>
+          <w:b/>
+          <w:bCs/>
+          <w:color w:val="2E5266"/>
+          <w:sz w:val="21"/>
+          <w:szCs w:val="21"/>
+        </w:rPr>
+        <w:t>(</w:t>
       </w:r>
       <w:proofErr w:type="gramStart"/>
       <w:r>
@@ -2343,12 +2772,6 @@
         <w:gridCol w:w="5360"/>
       </w:tblGrid>
       <w:tr>
-        <w:tblPrEx>
-          <w:tblCellMar>
-            <w:top w:w="0" w:type="dxa"/>
-            <w:bottom w:w="0" w:type="dxa"/>
-          </w:tblCellMar>
-        </w:tblPrEx>
         <w:trPr>
           <w:tblHeader/>
         </w:trPr>
@@ -2444,12 +2867,6 @@
         </w:tc>
       </w:tr>
       <w:tr>
-        <w:tblPrEx>
-          <w:tblCellMar>
-            <w:top w:w="0" w:type="dxa"/>
-            <w:bottom w:w="0" w:type="dxa"/>
-          </w:tblCellMar>
-        </w:tblPrEx>
         <w:tc>
           <w:tcPr>
             <w:tcW w:w="2400" w:type="dxa"/>
@@ -2570,7 +2987,21 @@
         <w:rPr>
           <w:color w:val="333333"/>
         </w:rPr>
-        <w:t>No check that the matrix is square — passing a non-square matrix will throw an unhandled ArrayIndexOutOfBoundsException.</w:t>
+        <w:t xml:space="preserve">No check that the matrix is square — passing a non-square matrix will throw an unhandled </w:t>
+      </w:r>
+      <w:proofErr w:type="spellStart"/>
+      <w:r>
+        <w:rPr>
+          <w:color w:val="333333"/>
+        </w:rPr>
+        <w:t>ArrayIndexOutOfBoundsException</w:t>
+      </w:r>
+      <w:proofErr w:type="spellEnd"/>
+      <w:r>
+        <w:rPr>
+          <w:color w:val="333333"/>
+        </w:rPr>
+        <w:t>.</w:t>
       </w:r>
     </w:p>
     <w:p>
@@ -2614,7 +3045,31 @@
           <w:sz w:val="21"/>
           <w:szCs w:val="21"/>
         </w:rPr>
-        <w:t>] adjugateMatrix(</w:t>
+        <w:t xml:space="preserve">] </w:t>
+      </w:r>
+      <w:proofErr w:type="spellStart"/>
+      <w:r>
+        <w:rPr>
+          <w:rFonts w:ascii="Consolas" w:eastAsia="Consolas" w:hAnsi="Consolas" w:cs="Consolas"/>
+          <w:b/>
+          <w:bCs/>
+          <w:color w:val="2E5266"/>
+          <w:sz w:val="21"/>
+          <w:szCs w:val="21"/>
+        </w:rPr>
+        <w:t>adjugateMatrix</w:t>
+      </w:r>
+      <w:proofErr w:type="spellEnd"/>
+      <w:r>
+        <w:rPr>
+          <w:rFonts w:ascii="Consolas" w:eastAsia="Consolas" w:hAnsi="Consolas" w:cs="Consolas"/>
+          <w:b/>
+          <w:bCs/>
+          <w:color w:val="2E5266"/>
+          <w:sz w:val="21"/>
+          <w:szCs w:val="21"/>
+        </w:rPr>
+        <w:t>(</w:t>
       </w:r>
       <w:proofErr w:type="gramStart"/>
       <w:r>
@@ -2677,12 +3132,6 @@
         <w:gridCol w:w="5360"/>
       </w:tblGrid>
       <w:tr>
-        <w:tblPrEx>
-          <w:tblCellMar>
-            <w:top w:w="0" w:type="dxa"/>
-            <w:bottom w:w="0" w:type="dxa"/>
-          </w:tblCellMar>
-        </w:tblPrEx>
         <w:trPr>
           <w:tblHeader/>
         </w:trPr>
@@ -2778,12 +3227,6 @@
         </w:tc>
       </w:tr>
       <w:tr>
-        <w:tblPrEx>
-          <w:tblCellMar>
-            <w:top w:w="0" w:type="dxa"/>
-            <w:bottom w:w="0" w:type="dxa"/>
-          </w:tblCellMar>
-        </w:tblPrEx>
         <w:tc>
           <w:tcPr>
             <w:tcW w:w="2400" w:type="dxa"/>
@@ -2863,12 +3306,6 @@
         </w:tc>
       </w:tr>
       <w:tr>
-        <w:tblPrEx>
-          <w:tblCellMar>
-            <w:top w:w="0" w:type="dxa"/>
-            <w:bottom w:w="0" w:type="dxa"/>
-          </w:tblCellMar>
-        </w:tblPrEx>
         <w:tc>
           <w:tcPr>
             <w:tcW w:w="2400" w:type="dxa"/>
@@ -2939,10 +3376,12 @@
             <w:r>
               <w:t xml:space="preserve">Number of rows in matrix (must match </w:t>
             </w:r>
+            <w:proofErr w:type="spellStart"/>
             <w:proofErr w:type="gramStart"/>
             <w:r>
               <w:t>matrix.length</w:t>
             </w:r>
+            <w:proofErr w:type="spellEnd"/>
             <w:proofErr w:type="gramEnd"/>
             <w:r>
               <w:t>).</w:t>
@@ -2951,12 +3390,6 @@
         </w:tc>
       </w:tr>
       <w:tr>
-        <w:tblPrEx>
-          <w:tblCellMar>
-            <w:top w:w="0" w:type="dxa"/>
-            <w:bottom w:w="0" w:type="dxa"/>
-          </w:tblCellMar>
-        </w:tblPrEx>
         <w:tc>
           <w:tcPr>
             <w:tcW w:w="2400" w:type="dxa"/>
@@ -3057,7 +3490,15 @@
         <w:spacing w:after="100"/>
       </w:pPr>
       <w:r>
-        <w:t xml:space="preserve">The adjugate (transpose of the cofactor matrix) as a new </w:t>
+        <w:t xml:space="preserve">The </w:t>
+      </w:r>
+      <w:proofErr w:type="spellStart"/>
+      <w:r>
+        <w:t>adjugate</w:t>
+      </w:r>
+      <w:proofErr w:type="spellEnd"/>
+      <w:r>
+        <w:t xml:space="preserve"> (transpose of the cofactor matrix) as a new </w:t>
       </w:r>
       <w:proofErr w:type="gramStart"/>
       <w:r>
@@ -3088,7 +3529,21 @@
         <w:rPr>
           <w:color w:val="333333"/>
         </w:rPr>
-        <w:t xml:space="preserve">rows and cols are trusted as given and not verified against the actual matrix size — passing incorrect values will produce wrong results or an unhandled exception rather than an error message. In most cases it’s simpler to call </w:t>
+        <w:t xml:space="preserve">rows and </w:t>
+      </w:r>
+      <w:proofErr w:type="spellStart"/>
+      <w:r>
+        <w:rPr>
+          <w:color w:val="333333"/>
+        </w:rPr>
+        <w:t>cols</w:t>
+      </w:r>
+      <w:proofErr w:type="spellEnd"/>
+      <w:r>
+        <w:rPr>
+          <w:color w:val="333333"/>
+        </w:rPr>
+        <w:t xml:space="preserve"> are trusted as given and not verified against the actual matrix size — passing incorrect values will produce wrong results or an unhandled exception rather than an error message. In most cases it’s simpler to call </w:t>
       </w:r>
       <w:proofErr w:type="gramStart"/>
       <w:r>
@@ -3102,7 +3557,21 @@
         <w:rPr>
           <w:color w:val="333333"/>
         </w:rPr>
-        <w:t>"adjugate", matrix) above instead of this method directly.</w:t>
+        <w:t>"</w:t>
+      </w:r>
+      <w:proofErr w:type="spellStart"/>
+      <w:r>
+        <w:rPr>
+          <w:color w:val="333333"/>
+        </w:rPr>
+        <w:t>adjugate</w:t>
+      </w:r>
+      <w:proofErr w:type="spellEnd"/>
+      <w:r>
+        <w:rPr>
+          <w:color w:val="333333"/>
+        </w:rPr>
+        <w:t>", matrix) above instead of this method directly.</w:t>
       </w:r>
     </w:p>
     <w:p>
@@ -3110,9 +3579,11 @@
         <w:pStyle w:val="Heading1"/>
         <w:spacing w:before="400" w:after="60"/>
       </w:pPr>
+      <w:proofErr w:type="spellStart"/>
       <w:r>
         <w:t>MatrixGenerator</w:t>
       </w:r>
+      <w:proofErr w:type="spellEnd"/>
     </w:p>
     <w:p>
       <w:pPr>
@@ -3188,6 +3659,7 @@
         </w:rPr>
         <w:t xml:space="preserve">] </w:t>
       </w:r>
+      <w:proofErr w:type="spellStart"/>
       <w:proofErr w:type="gramStart"/>
       <w:r>
         <w:rPr>
@@ -3198,9 +3670,9 @@
           <w:sz w:val="21"/>
           <w:szCs w:val="21"/>
         </w:rPr>
-        <w:t>generateMatrix(</w:t>
-      </w:r>
-      <w:proofErr w:type="gramEnd"/>
+        <w:t>generateMatrix</w:t>
+      </w:r>
+      <w:proofErr w:type="spellEnd"/>
       <w:r>
         <w:rPr>
           <w:rFonts w:ascii="Consolas" w:eastAsia="Consolas" w:hAnsi="Consolas" w:cs="Consolas"/>
@@ -3210,7 +3682,91 @@
           <w:sz w:val="21"/>
           <w:szCs w:val="21"/>
         </w:rPr>
-        <w:t>int width, int height, float minInterval, float maxInterval, int decimalPlaces)</w:t>
+        <w:t>(</w:t>
+      </w:r>
+      <w:proofErr w:type="gramEnd"/>
+      <w:r>
+        <w:rPr>
+          <w:rFonts w:ascii="Consolas" w:eastAsia="Consolas" w:hAnsi="Consolas" w:cs="Consolas"/>
+          <w:b/>
+          <w:bCs/>
+          <w:color w:val="2E5266"/>
+          <w:sz w:val="21"/>
+          <w:szCs w:val="21"/>
+        </w:rPr>
+        <w:t xml:space="preserve">int width, int height, float </w:t>
+      </w:r>
+      <w:proofErr w:type="spellStart"/>
+      <w:r>
+        <w:rPr>
+          <w:rFonts w:ascii="Consolas" w:eastAsia="Consolas" w:hAnsi="Consolas" w:cs="Consolas"/>
+          <w:b/>
+          <w:bCs/>
+          <w:color w:val="2E5266"/>
+          <w:sz w:val="21"/>
+          <w:szCs w:val="21"/>
+        </w:rPr>
+        <w:t>minInterval</w:t>
+      </w:r>
+      <w:proofErr w:type="spellEnd"/>
+      <w:r>
+        <w:rPr>
+          <w:rFonts w:ascii="Consolas" w:eastAsia="Consolas" w:hAnsi="Consolas" w:cs="Consolas"/>
+          <w:b/>
+          <w:bCs/>
+          <w:color w:val="2E5266"/>
+          <w:sz w:val="21"/>
+          <w:szCs w:val="21"/>
+        </w:rPr>
+        <w:t xml:space="preserve">, float </w:t>
+      </w:r>
+      <w:proofErr w:type="spellStart"/>
+      <w:r>
+        <w:rPr>
+          <w:rFonts w:ascii="Consolas" w:eastAsia="Consolas" w:hAnsi="Consolas" w:cs="Consolas"/>
+          <w:b/>
+          <w:bCs/>
+          <w:color w:val="2E5266"/>
+          <w:sz w:val="21"/>
+          <w:szCs w:val="21"/>
+        </w:rPr>
+        <w:t>maxInterval</w:t>
+      </w:r>
+      <w:proofErr w:type="spellEnd"/>
+      <w:r>
+        <w:rPr>
+          <w:rFonts w:ascii="Consolas" w:eastAsia="Consolas" w:hAnsi="Consolas" w:cs="Consolas"/>
+          <w:b/>
+          <w:bCs/>
+          <w:color w:val="2E5266"/>
+          <w:sz w:val="21"/>
+          <w:szCs w:val="21"/>
+        </w:rPr>
+        <w:t xml:space="preserve">, int </w:t>
+      </w:r>
+      <w:proofErr w:type="spellStart"/>
+      <w:r>
+        <w:rPr>
+          <w:rFonts w:ascii="Consolas" w:eastAsia="Consolas" w:hAnsi="Consolas" w:cs="Consolas"/>
+          <w:b/>
+          <w:bCs/>
+          <w:color w:val="2E5266"/>
+          <w:sz w:val="21"/>
+          <w:szCs w:val="21"/>
+        </w:rPr>
+        <w:t>decimalPlaces</w:t>
+      </w:r>
+      <w:proofErr w:type="spellEnd"/>
+      <w:r>
+        <w:rPr>
+          <w:rFonts w:ascii="Consolas" w:eastAsia="Consolas" w:hAnsi="Consolas" w:cs="Consolas"/>
+          <w:b/>
+          <w:bCs/>
+          <w:color w:val="2E5266"/>
+          <w:sz w:val="21"/>
+          <w:szCs w:val="21"/>
+        </w:rPr>
+        <w:t>)</w:t>
       </w:r>
     </w:p>
     <w:p>
@@ -3249,12 +3805,6 @@
         <w:gridCol w:w="5360"/>
       </w:tblGrid>
       <w:tr>
-        <w:tblPrEx>
-          <w:tblCellMar>
-            <w:top w:w="0" w:type="dxa"/>
-            <w:bottom w:w="0" w:type="dxa"/>
-          </w:tblCellMar>
-        </w:tblPrEx>
         <w:trPr>
           <w:tblHeader/>
         </w:trPr>
@@ -3284,7 +3834,6 @@
                 <w:bCs/>
                 <w:color w:val="FFFFFF"/>
               </w:rPr>
-              <w:lastRenderedPageBreak/>
               <w:t>Parameter</w:t>
             </w:r>
           </w:p>
@@ -3351,12 +3900,6 @@
         </w:tc>
       </w:tr>
       <w:tr>
-        <w:tblPrEx>
-          <w:tblCellMar>
-            <w:top w:w="0" w:type="dxa"/>
-            <w:bottom w:w="0" w:type="dxa"/>
-          </w:tblCellMar>
-        </w:tblPrEx>
         <w:tc>
           <w:tcPr>
             <w:tcW w:w="2400" w:type="dxa"/>
@@ -3431,12 +3974,6 @@
         </w:tc>
       </w:tr>
       <w:tr>
-        <w:tblPrEx>
-          <w:tblCellMar>
-            <w:top w:w="0" w:type="dxa"/>
-            <w:bottom w:w="0" w:type="dxa"/>
-          </w:tblCellMar>
-        </w:tblPrEx>
         <w:tc>
           <w:tcPr>
             <w:tcW w:w="2400" w:type="dxa"/>
@@ -3511,12 +4048,6 @@
         </w:tc>
       </w:tr>
       <w:tr>
-        <w:tblPrEx>
-          <w:tblCellMar>
-            <w:top w:w="0" w:type="dxa"/>
-            <w:bottom w:w="0" w:type="dxa"/>
-          </w:tblCellMar>
-        </w:tblPrEx>
         <w:tc>
           <w:tcPr>
             <w:tcW w:w="2400" w:type="dxa"/>
@@ -3536,9 +4067,11 @@
             <w:vAlign w:val="center"/>
           </w:tcPr>
           <w:p>
+            <w:proofErr w:type="spellStart"/>
             <w:r>
               <w:t>minInterval</w:t>
             </w:r>
+            <w:proofErr w:type="spellEnd"/>
           </w:p>
         </w:tc>
         <w:tc>
@@ -3585,18 +4118,20 @@
           </w:tcPr>
           <w:p>
             <w:r>
-              <w:t>Lower bound for the random values. If it’s greater than maxInterval, the two are swapped automatically.</w:t>
+              <w:t xml:space="preserve">Lower bound for the random values. If it’s greater than </w:t>
+            </w:r>
+            <w:proofErr w:type="spellStart"/>
+            <w:r>
+              <w:t>maxInterval</w:t>
+            </w:r>
+            <w:proofErr w:type="spellEnd"/>
+            <w:r>
+              <w:t>, the two are swapped automatically.</w:t>
             </w:r>
           </w:p>
         </w:tc>
       </w:tr>
       <w:tr>
-        <w:tblPrEx>
-          <w:tblCellMar>
-            <w:top w:w="0" w:type="dxa"/>
-            <w:bottom w:w="0" w:type="dxa"/>
-          </w:tblCellMar>
-        </w:tblPrEx>
         <w:tc>
           <w:tcPr>
             <w:tcW w:w="2400" w:type="dxa"/>
@@ -3616,9 +4151,11 @@
             <w:vAlign w:val="center"/>
           </w:tcPr>
           <w:p>
+            <w:proofErr w:type="spellStart"/>
             <w:r>
               <w:t>maxInterval</w:t>
             </w:r>
+            <w:proofErr w:type="spellEnd"/>
           </w:p>
         </w:tc>
         <w:tc>
@@ -3671,12 +4208,6 @@
         </w:tc>
       </w:tr>
       <w:tr>
-        <w:tblPrEx>
-          <w:tblCellMar>
-            <w:top w:w="0" w:type="dxa"/>
-            <w:bottom w:w="0" w:type="dxa"/>
-          </w:tblCellMar>
-        </w:tblPrEx>
         <w:tc>
           <w:tcPr>
             <w:tcW w:w="2400" w:type="dxa"/>
@@ -3696,9 +4227,11 @@
             <w:vAlign w:val="center"/>
           </w:tcPr>
           <w:p>
+            <w:proofErr w:type="spellStart"/>
             <w:r>
               <w:t>decimalPlaces</w:t>
             </w:r>
+            <w:proofErr w:type="spellEnd"/>
           </w:p>
         </w:tc>
         <w:tc>
@@ -3777,7 +4310,15 @@
       </w:r>
       <w:proofErr w:type="gramEnd"/>
       <w:r>
-        <w:t>] of size [width][height], filled with random values in the given interval, rounded to decimalPlaces.</w:t>
+        <w:t xml:space="preserve">] of size [width][height], filled with random values in the given interval, rounded to </w:t>
+      </w:r>
+      <w:proofErr w:type="spellStart"/>
+      <w:r>
+        <w:t>decimalPlaces</w:t>
+      </w:r>
+      <w:proofErr w:type="spellEnd"/>
+      <w:r>
+        <w:t>.</w:t>
       </w:r>
     </w:p>
     <w:p>
@@ -3800,7 +4341,35 @@
         <w:rPr>
           <w:color w:val="333333"/>
         </w:rPr>
-        <w:t>This method is defensive by design — it swaps min/max if reversed and clamps negative decimalPlaces to 0, so there is no real error case here. The only thing to double check as a caller is the width/height ordering described above, since it’s the opposite of the row/column convention used in MatrixCalculator.</w:t>
+        <w:t xml:space="preserve">This method is defensive by design — it swaps min/max if reversed and clamps negative </w:t>
+      </w:r>
+      <w:proofErr w:type="spellStart"/>
+      <w:r>
+        <w:rPr>
+          <w:color w:val="333333"/>
+        </w:rPr>
+        <w:t>decimalPlaces</w:t>
+      </w:r>
+      <w:proofErr w:type="spellEnd"/>
+      <w:r>
+        <w:rPr>
+          <w:color w:val="333333"/>
+        </w:rPr>
+        <w:t xml:space="preserve"> to 0, so there is no real error case here. The only thing to double check as a caller is the width/height ordering described above, since it’s the opposite of the row/column convention used in </w:t>
+      </w:r>
+      <w:proofErr w:type="spellStart"/>
+      <w:r>
+        <w:rPr>
+          <w:color w:val="333333"/>
+        </w:rPr>
+        <w:t>MatrixCalculator</w:t>
+      </w:r>
+      <w:proofErr w:type="spellEnd"/>
+      <w:r>
+        <w:rPr>
+          <w:color w:val="333333"/>
+        </w:rPr>
+        <w:t>.</w:t>
       </w:r>
     </w:p>
     <w:p>
@@ -3830,7 +4399,23 @@
         <w:spacing w:after="100"/>
       </w:pPr>
       <w:r>
-        <w:t>The project includes JUnit 5 test classes you can run directly, without wiring anything else up. They let you check a method's behaviour in isolation — useful both for confirming your own understanding of a method, and for confirming the current TODO / error-return behaviour described above is what you expect before you build something on top of it.</w:t>
+        <w:t xml:space="preserve">The project includes JUnit 5 test classes you can run directly, without wiring anything else up. They let you check a method's </w:t>
+      </w:r>
+      <w:proofErr w:type="spellStart"/>
+      <w:r>
+        <w:t>behaviour</w:t>
+      </w:r>
+      <w:proofErr w:type="spellEnd"/>
+      <w:r>
+        <w:t xml:space="preserve"> in isolation — useful both for confirming your own understanding of a method, and for confirming the current TODO / error-return </w:t>
+      </w:r>
+      <w:proofErr w:type="spellStart"/>
+      <w:r>
+        <w:t>behaviour</w:t>
+      </w:r>
+      <w:proofErr w:type="spellEnd"/>
+      <w:r>
+        <w:t xml:space="preserve"> described above is what you expect before you build something on top of it.</w:t>
       </w:r>
     </w:p>
     <w:p>
@@ -3869,12 +4454,6 @@
         <w:gridCol w:w="4935"/>
       </w:tblGrid>
       <w:tr>
-        <w:tblPrEx>
-          <w:tblCellMar>
-            <w:top w:w="0" w:type="dxa"/>
-            <w:bottom w:w="0" w:type="dxa"/>
-          </w:tblCellMar>
-        </w:tblPrEx>
         <w:trPr>
           <w:tblHeader/>
         </w:trPr>
@@ -3970,12 +4549,6 @@
         </w:tc>
       </w:tr>
       <w:tr>
-        <w:tblPrEx>
-          <w:tblCellMar>
-            <w:top w:w="0" w:type="dxa"/>
-            <w:bottom w:w="0" w:type="dxa"/>
-          </w:tblCellMar>
-        </w:tblPrEx>
         <w:tc>
           <w:tcPr>
             <w:tcW w:w="2600" w:type="dxa"/>
@@ -4044,18 +4617,20 @@
           </w:tcPr>
           <w:p>
             <w:r>
-              <w:t>Matrix generation; addition, subtraction and multiplication (both matching and mismatched sizes); transpose; determinant (2x2, 3x3, and non-square); adjugate; inverse (success, singular matrix, non-square matrix).</w:t>
+              <w:t xml:space="preserve">Matrix generation; addition, subtraction and multiplication (both matching and mismatched sizes); transpose; determinant (2x2, 3x3, and non-square); </w:t>
+            </w:r>
+            <w:proofErr w:type="spellStart"/>
+            <w:r>
+              <w:t>adjugate</w:t>
+            </w:r>
+            <w:proofErr w:type="spellEnd"/>
+            <w:r>
+              <w:t>; inverse (success, singular matrix, non-square matrix).</w:t>
             </w:r>
           </w:p>
         </w:tc>
       </w:tr>
       <w:tr>
-        <w:tblPrEx>
-          <w:tblCellMar>
-            <w:top w:w="0" w:type="dxa"/>
-            <w:bottom w:w="0" w:type="dxa"/>
-          </w:tblCellMar>
-        </w:tblPrEx>
         <w:tc>
           <w:tcPr>
             <w:tcW w:w="2600" w:type="dxa"/>
@@ -4099,9 +4674,11 @@
             <w:vAlign w:val="center"/>
           </w:tcPr>
           <w:p>
+            <w:proofErr w:type="spellStart"/>
             <w:r>
               <w:t>logicalOperations</w:t>
             </w:r>
+            <w:proofErr w:type="spellEnd"/>
           </w:p>
         </w:tc>
         <w:tc>
@@ -4124,7 +4701,23 @@
           </w:tcPr>
           <w:p>
             <w:r>
-              <w:t>Feeds a randomly generated expression from LogicGenerator.generateLogic straight into LogicalCalculator.LogicCalculator and prints the resulting truth table.</w:t>
+              <w:t xml:space="preserve">Feeds a randomly generated expression from </w:t>
+            </w:r>
+            <w:proofErr w:type="spellStart"/>
+            <w:r>
+              <w:t>LogicGenerator.generateLogic</w:t>
+            </w:r>
+            <w:proofErr w:type="spellEnd"/>
+            <w:r>
+              <w:t xml:space="preserve"> straight into </w:t>
+            </w:r>
+            <w:proofErr w:type="spellStart"/>
+            <w:r>
+              <w:t>LogicalCalculator.LogicCalculator</w:t>
+            </w:r>
+            <w:proofErr w:type="spellEnd"/>
+            <w:r>
+              <w:t xml:space="preserve"> and prints the resulting truth table.</w:t>
             </w:r>
           </w:p>
         </w:tc>
@@ -4178,7 +4771,15 @@
         <w:t>Test</w:t>
       </w:r>
       <w:r>
-        <w:t xml:space="preserve"> in the same package as the class you’re testing (e.g. a MatrixCalculator test goes in package matrix).</w:t>
+        <w:t xml:space="preserve"> in the same package as the class you’re testing (e.g. a </w:t>
+      </w:r>
+      <w:proofErr w:type="spellStart"/>
+      <w:r>
+        <w:t>MatrixCalculator</w:t>
+      </w:r>
+      <w:proofErr w:type="spellEnd"/>
+      <w:r>
+        <w:t xml:space="preserve"> test goes in package matrix).</w:t>
       </w:r>
     </w:p>
     <w:p>
@@ -4191,9 +4792,9 @@
         <w:spacing w:after="60"/>
       </w:pPr>
       <w:r>
-        <w:lastRenderedPageBreak/>
         <w:t xml:space="preserve">Import </w:t>
       </w:r>
+      <w:proofErr w:type="spellStart"/>
       <w:proofErr w:type="gramStart"/>
       <w:r>
         <w:rPr>
@@ -4201,6 +4802,7 @@
         </w:rPr>
         <w:t>org.junit.jupiter.api.Test</w:t>
       </w:r>
+      <w:proofErr w:type="spellEnd"/>
       <w:proofErr w:type="gramEnd"/>
       <w:r>
         <w:t xml:space="preserve"> and mark each test method with </w:t>
@@ -4256,12 +4858,20 @@
       <w:r>
         <w:t xml:space="preserve">]), use </w:t>
       </w:r>
+      <w:proofErr w:type="spellStart"/>
       <w:proofErr w:type="gramStart"/>
       <w:r>
         <w:rPr>
           <w:rFonts w:ascii="Consolas" w:eastAsia="Consolas" w:hAnsi="Consolas" w:cs="Consolas"/>
         </w:rPr>
-        <w:t>assertArrayEquals(</w:t>
+        <w:t>assertArrayEquals</w:t>
+      </w:r>
+      <w:proofErr w:type="spellEnd"/>
+      <w:r>
+        <w:rPr>
+          <w:rFonts w:ascii="Consolas" w:eastAsia="Consolas" w:hAnsi="Consolas" w:cs="Consolas"/>
+        </w:rPr>
+        <w:t>(</w:t>
       </w:r>
       <w:proofErr w:type="gramEnd"/>
       <w:r>
@@ -4271,7 +4881,23 @@
         <w:t>expected, actual, "message")</w:t>
       </w:r>
       <w:r>
-        <w:t xml:space="preserve"> instead of assertEquals — plain assertEquals doesn’t compare array contents.</w:t>
+        <w:t xml:space="preserve"> instead of </w:t>
+      </w:r>
+      <w:proofErr w:type="spellStart"/>
+      <w:r>
+        <w:t>assertEquals</w:t>
+      </w:r>
+      <w:proofErr w:type="spellEnd"/>
+      <w:r>
+        <w:t xml:space="preserve"> — plain </w:t>
+      </w:r>
+      <w:proofErr w:type="spellStart"/>
+      <w:r>
+        <w:t>assertEquals</w:t>
+      </w:r>
+      <w:proofErr w:type="spellEnd"/>
+      <w:r>
+        <w:t xml:space="preserve"> doesn’t compare array contents.</w:t>
       </w:r>
     </w:p>
     <w:p>
@@ -4321,12 +4947,6 @@
         <w:gridCol w:w="9360"/>
       </w:tblGrid>
       <w:tr>
-        <w:tblPrEx>
-          <w:tblCellMar>
-            <w:top w:w="0" w:type="dxa"/>
-            <w:bottom w:w="0" w:type="dxa"/>
-          </w:tblCellMar>
-        </w:tblPrEx>
         <w:tc>
           <w:tcPr>
             <w:tcW w:w="9360" w:type="dxa"/>
@@ -4373,6 +4993,7 @@
               </w:rPr>
               <w:t xml:space="preserve">import static </w:t>
             </w:r>
+            <w:proofErr w:type="spellStart"/>
             <w:proofErr w:type="gramStart"/>
             <w:r>
               <w:rPr>
@@ -4382,6 +5003,7 @@
               </w:rPr>
               <w:t>org.junit.jupiter.api.Assertions.assertArrayEquals</w:t>
             </w:r>
+            <w:proofErr w:type="spellEnd"/>
             <w:proofErr w:type="gramEnd"/>
             <w:r>
               <w:rPr>
@@ -4401,6 +5023,7 @@
               </w:rPr>
               <w:t xml:space="preserve">import </w:t>
             </w:r>
+            <w:proofErr w:type="spellStart"/>
             <w:proofErr w:type="gramStart"/>
             <w:r>
               <w:rPr>
@@ -4410,6 +5033,7 @@
               </w:rPr>
               <w:t>org.junit.jupiter.api.Test</w:t>
             </w:r>
+            <w:proofErr w:type="spellEnd"/>
             <w:proofErr w:type="gramEnd"/>
             <w:r>
               <w:rPr>
@@ -4437,27 +5061,25 @@
                 <w:sz w:val="18"/>
                 <w:szCs w:val="18"/>
               </w:rPr>
-              <w:t>class MyOwnTest {</w:t>
-            </w:r>
-          </w:p>
-          <w:p>
+              <w:t xml:space="preserve">class </w:t>
+            </w:r>
+            <w:proofErr w:type="spellStart"/>
             <w:r>
               <w:rPr>
                 <w:rFonts w:ascii="Consolas" w:eastAsia="Consolas" w:hAnsi="Consolas" w:cs="Consolas"/>
                 <w:sz w:val="18"/>
                 <w:szCs w:val="18"/>
               </w:rPr>
-              <w:t xml:space="preserve"> </w:t>
-            </w:r>
-          </w:p>
-          <w:p>
+              <w:t>MyOwnTest</w:t>
+            </w:r>
+            <w:proofErr w:type="spellEnd"/>
             <w:r>
               <w:rPr>
                 <w:rFonts w:ascii="Consolas" w:eastAsia="Consolas" w:hAnsi="Consolas" w:cs="Consolas"/>
                 <w:sz w:val="18"/>
                 <w:szCs w:val="18"/>
               </w:rPr>
-              <w:t xml:space="preserve">    @Test</w:t>
+              <w:t xml:space="preserve"> {</w:t>
             </w:r>
           </w:p>
           <w:p>
@@ -4467,44 +5089,46 @@
                 <w:sz w:val="18"/>
                 <w:szCs w:val="18"/>
               </w:rPr>
-              <w:t xml:space="preserve">    void </w:t>
-            </w:r>
-            <w:proofErr w:type="gramStart"/>
+              <w:t xml:space="preserve"> </w:t>
+            </w:r>
+          </w:p>
+          <w:p>
             <w:r>
               <w:rPr>
                 <w:rFonts w:ascii="Consolas" w:eastAsia="Consolas" w:hAnsi="Consolas" w:cs="Consolas"/>
                 <w:sz w:val="18"/>
                 <w:szCs w:val="18"/>
               </w:rPr>
-              <w:t>testAddition(</w:t>
-            </w:r>
-            <w:proofErr w:type="gramEnd"/>
+              <w:t xml:space="preserve">    @Test</w:t>
+            </w:r>
+          </w:p>
+          <w:p>
             <w:r>
               <w:rPr>
                 <w:rFonts w:ascii="Consolas" w:eastAsia="Consolas" w:hAnsi="Consolas" w:cs="Consolas"/>
                 <w:sz w:val="18"/>
                 <w:szCs w:val="18"/>
               </w:rPr>
-              <w:t>) {</w:t>
-            </w:r>
-          </w:p>
-          <w:p>
+              <w:t xml:space="preserve">    void </w:t>
+            </w:r>
+            <w:proofErr w:type="spellStart"/>
+            <w:proofErr w:type="gramStart"/>
             <w:r>
               <w:rPr>
                 <w:rFonts w:ascii="Consolas" w:eastAsia="Consolas" w:hAnsi="Consolas" w:cs="Consolas"/>
                 <w:sz w:val="18"/>
                 <w:szCs w:val="18"/>
               </w:rPr>
-              <w:t xml:space="preserve">        MatrixCalculator calculator = new </w:t>
-            </w:r>
-            <w:proofErr w:type="gramStart"/>
+              <w:t>testAddition</w:t>
+            </w:r>
+            <w:proofErr w:type="spellEnd"/>
             <w:r>
               <w:rPr>
                 <w:rFonts w:ascii="Consolas" w:eastAsia="Consolas" w:hAnsi="Consolas" w:cs="Consolas"/>
                 <w:sz w:val="18"/>
                 <w:szCs w:val="18"/>
               </w:rPr>
-              <w:t>MatrixCalculator(</w:t>
+              <w:t>(</w:t>
             </w:r>
             <w:proofErr w:type="gramEnd"/>
             <w:r>
@@ -4513,7 +5137,7 @@
                 <w:sz w:val="18"/>
                 <w:szCs w:val="18"/>
               </w:rPr>
-              <w:t>);</w:t>
+              <w:t>) {</w:t>
             </w:r>
           </w:p>
           <w:p>
@@ -4525,24 +5149,25 @@
               </w:rPr>
               <w:t xml:space="preserve">        </w:t>
             </w:r>
-            <w:proofErr w:type="gramStart"/>
+            <w:proofErr w:type="spellStart"/>
             <w:r>
               <w:rPr>
                 <w:rFonts w:ascii="Consolas" w:eastAsia="Consolas" w:hAnsi="Consolas" w:cs="Consolas"/>
                 <w:sz w:val="18"/>
                 <w:szCs w:val="18"/>
               </w:rPr>
-              <w:t>float[][</w:t>
-            </w:r>
-            <w:proofErr w:type="gramEnd"/>
+              <w:t>MatrixCalculator</w:t>
+            </w:r>
+            <w:proofErr w:type="spellEnd"/>
             <w:r>
               <w:rPr>
                 <w:rFonts w:ascii="Consolas" w:eastAsia="Consolas" w:hAnsi="Consolas" w:cs="Consolas"/>
                 <w:sz w:val="18"/>
                 <w:szCs w:val="18"/>
               </w:rPr>
-              <w:t xml:space="preserve">] m1 = </w:t>
-            </w:r>
+              <w:t xml:space="preserve"> calculator = new </w:t>
+            </w:r>
+            <w:proofErr w:type="spellStart"/>
             <w:proofErr w:type="gramStart"/>
             <w:r>
               <w:rPr>
@@ -4550,182 +5175,181 @@
                 <w:sz w:val="18"/>
                 <w:szCs w:val="18"/>
               </w:rPr>
-              <w:t>{ {</w:t>
-            </w:r>
-            <w:proofErr w:type="gramEnd"/>
+              <w:t>MatrixCalculator</w:t>
+            </w:r>
+            <w:proofErr w:type="spellEnd"/>
             <w:r>
               <w:rPr>
                 <w:rFonts w:ascii="Consolas" w:eastAsia="Consolas" w:hAnsi="Consolas" w:cs="Consolas"/>
                 <w:sz w:val="18"/>
                 <w:szCs w:val="18"/>
               </w:rPr>
-              <w:t>1.0f, 2.0f</w:t>
-            </w:r>
-            <w:proofErr w:type="gramStart"/>
+              <w:t>(</w:t>
+            </w:r>
+            <w:proofErr w:type="gramEnd"/>
             <w:r>
               <w:rPr>
                 <w:rFonts w:ascii="Consolas" w:eastAsia="Consolas" w:hAnsi="Consolas" w:cs="Consolas"/>
                 <w:sz w:val="18"/>
                 <w:szCs w:val="18"/>
               </w:rPr>
-              <w:t>} }</w:t>
-            </w:r>
-            <w:proofErr w:type="gramEnd"/>
+              <w:t>);</w:t>
+            </w:r>
+          </w:p>
+          <w:p>
             <w:r>
               <w:rPr>
                 <w:rFonts w:ascii="Consolas" w:eastAsia="Consolas" w:hAnsi="Consolas" w:cs="Consolas"/>
                 <w:sz w:val="18"/>
                 <w:szCs w:val="18"/>
               </w:rPr>
-              <w:t>;</w:t>
-            </w:r>
-          </w:p>
-          <w:p>
+              <w:t xml:space="preserve">        </w:t>
+            </w:r>
+            <w:proofErr w:type="gramStart"/>
             <w:r>
               <w:rPr>
                 <w:rFonts w:ascii="Consolas" w:eastAsia="Consolas" w:hAnsi="Consolas" w:cs="Consolas"/>
                 <w:sz w:val="18"/>
                 <w:szCs w:val="18"/>
               </w:rPr>
-              <w:t xml:space="preserve">        </w:t>
-            </w:r>
-            <w:proofErr w:type="gramStart"/>
+              <w:t>float[][</w:t>
+            </w:r>
+            <w:proofErr w:type="gramEnd"/>
             <w:r>
               <w:rPr>
                 <w:rFonts w:ascii="Consolas" w:eastAsia="Consolas" w:hAnsi="Consolas" w:cs="Consolas"/>
                 <w:sz w:val="18"/>
                 <w:szCs w:val="18"/>
               </w:rPr>
-              <w:t>float[][</w:t>
-            </w:r>
-            <w:proofErr w:type="gramEnd"/>
+              <w:t xml:space="preserve">] m1 = </w:t>
+            </w:r>
+            <w:proofErr w:type="gramStart"/>
             <w:r>
               <w:rPr>
                 <w:rFonts w:ascii="Consolas" w:eastAsia="Consolas" w:hAnsi="Consolas" w:cs="Consolas"/>
                 <w:sz w:val="18"/>
                 <w:szCs w:val="18"/>
               </w:rPr>
-              <w:t xml:space="preserve">] m2 = </w:t>
-            </w:r>
-            <w:proofErr w:type="gramStart"/>
+              <w:t>{ {</w:t>
+            </w:r>
+            <w:proofErr w:type="gramEnd"/>
             <w:r>
               <w:rPr>
                 <w:rFonts w:ascii="Consolas" w:eastAsia="Consolas" w:hAnsi="Consolas" w:cs="Consolas"/>
                 <w:sz w:val="18"/>
                 <w:szCs w:val="18"/>
               </w:rPr>
-              <w:t>{ {</w:t>
-            </w:r>
-            <w:proofErr w:type="gramEnd"/>
+              <w:t>1.0f, 2.0f</w:t>
+            </w:r>
+            <w:proofErr w:type="gramStart"/>
             <w:r>
               <w:rPr>
                 <w:rFonts w:ascii="Consolas" w:eastAsia="Consolas" w:hAnsi="Consolas" w:cs="Consolas"/>
                 <w:sz w:val="18"/>
                 <w:szCs w:val="18"/>
               </w:rPr>
-              <w:t>3.0f, 4.0f</w:t>
-            </w:r>
-            <w:proofErr w:type="gramStart"/>
+              <w:t>} }</w:t>
+            </w:r>
+            <w:proofErr w:type="gramEnd"/>
             <w:r>
               <w:rPr>
                 <w:rFonts w:ascii="Consolas" w:eastAsia="Consolas" w:hAnsi="Consolas" w:cs="Consolas"/>
                 <w:sz w:val="18"/>
                 <w:szCs w:val="18"/>
               </w:rPr>
-              <w:t>} }</w:t>
-            </w:r>
-            <w:proofErr w:type="gramEnd"/>
+              <w:t>;</w:t>
+            </w:r>
+          </w:p>
+          <w:p>
             <w:r>
               <w:rPr>
                 <w:rFonts w:ascii="Consolas" w:eastAsia="Consolas" w:hAnsi="Consolas" w:cs="Consolas"/>
                 <w:sz w:val="18"/>
                 <w:szCs w:val="18"/>
               </w:rPr>
-              <w:t>;</w:t>
-            </w:r>
-          </w:p>
-          <w:p>
+              <w:t xml:space="preserve">        </w:t>
+            </w:r>
+            <w:proofErr w:type="gramStart"/>
             <w:r>
               <w:rPr>
                 <w:rFonts w:ascii="Consolas" w:eastAsia="Consolas" w:hAnsi="Consolas" w:cs="Consolas"/>
                 <w:sz w:val="18"/>
                 <w:szCs w:val="18"/>
               </w:rPr>
-              <w:t xml:space="preserve">        </w:t>
-            </w:r>
-            <w:proofErr w:type="gramStart"/>
+              <w:t>float[][</w:t>
+            </w:r>
+            <w:proofErr w:type="gramEnd"/>
             <w:r>
               <w:rPr>
                 <w:rFonts w:ascii="Consolas" w:eastAsia="Consolas" w:hAnsi="Consolas" w:cs="Consolas"/>
                 <w:sz w:val="18"/>
                 <w:szCs w:val="18"/>
               </w:rPr>
-              <w:t>float[][</w:t>
-            </w:r>
-            <w:proofErr w:type="gramEnd"/>
+              <w:t xml:space="preserve">] m2 = </w:t>
+            </w:r>
+            <w:proofErr w:type="gramStart"/>
             <w:r>
               <w:rPr>
                 <w:rFonts w:ascii="Consolas" w:eastAsia="Consolas" w:hAnsi="Consolas" w:cs="Consolas"/>
                 <w:sz w:val="18"/>
                 <w:szCs w:val="18"/>
               </w:rPr>
-              <w:t xml:space="preserve">] expected = </w:t>
-            </w:r>
-            <w:proofErr w:type="gramStart"/>
+              <w:t>{ {</w:t>
+            </w:r>
+            <w:proofErr w:type="gramEnd"/>
             <w:r>
               <w:rPr>
                 <w:rFonts w:ascii="Consolas" w:eastAsia="Consolas" w:hAnsi="Consolas" w:cs="Consolas"/>
                 <w:sz w:val="18"/>
                 <w:szCs w:val="18"/>
               </w:rPr>
-              <w:t>{ {</w:t>
-            </w:r>
-            <w:proofErr w:type="gramEnd"/>
+              <w:t>3.0f, 4.0f</w:t>
+            </w:r>
+            <w:proofErr w:type="gramStart"/>
             <w:r>
               <w:rPr>
                 <w:rFonts w:ascii="Consolas" w:eastAsia="Consolas" w:hAnsi="Consolas" w:cs="Consolas"/>
                 <w:sz w:val="18"/>
                 <w:szCs w:val="18"/>
               </w:rPr>
-              <w:t>4.0f, 6.0f</w:t>
-            </w:r>
-            <w:proofErr w:type="gramStart"/>
+              <w:t>} }</w:t>
+            </w:r>
+            <w:proofErr w:type="gramEnd"/>
             <w:r>
               <w:rPr>
                 <w:rFonts w:ascii="Consolas" w:eastAsia="Consolas" w:hAnsi="Consolas" w:cs="Consolas"/>
                 <w:sz w:val="18"/>
                 <w:szCs w:val="18"/>
               </w:rPr>
-              <w:t>} }</w:t>
-            </w:r>
-            <w:proofErr w:type="gramEnd"/>
+              <w:t>;</w:t>
+            </w:r>
+          </w:p>
+          <w:p>
             <w:r>
               <w:rPr>
                 <w:rFonts w:ascii="Consolas" w:eastAsia="Consolas" w:hAnsi="Consolas" w:cs="Consolas"/>
                 <w:sz w:val="18"/>
                 <w:szCs w:val="18"/>
               </w:rPr>
-              <w:t>;</w:t>
-            </w:r>
-          </w:p>
-          <w:p>
+              <w:t xml:space="preserve">        </w:t>
+            </w:r>
+            <w:proofErr w:type="gramStart"/>
             <w:r>
               <w:rPr>
                 <w:rFonts w:ascii="Consolas" w:eastAsia="Consolas" w:hAnsi="Consolas" w:cs="Consolas"/>
                 <w:sz w:val="18"/>
                 <w:szCs w:val="18"/>
               </w:rPr>
-              <w:t xml:space="preserve"> </w:t>
-            </w:r>
-          </w:p>
-          <w:p>
+              <w:t>float[][</w:t>
+            </w:r>
+            <w:proofErr w:type="gramEnd"/>
             <w:r>
               <w:rPr>
                 <w:rFonts w:ascii="Consolas" w:eastAsia="Consolas" w:hAnsi="Consolas" w:cs="Consolas"/>
                 <w:sz w:val="18"/>
                 <w:szCs w:val="18"/>
               </w:rPr>
-              <w:t xml:space="preserve">        </w:t>
+              <w:t xml:space="preserve">] expected = </w:t>
             </w:r>
             <w:proofErr w:type="gramStart"/>
             <w:r>
@@ -4734,7 +5358,7 @@
                 <w:sz w:val="18"/>
                 <w:szCs w:val="18"/>
               </w:rPr>
-              <w:t>float[][</w:t>
+              <w:t>{ {</w:t>
             </w:r>
             <w:proofErr w:type="gramEnd"/>
             <w:r>
@@ -4743,7 +5367,7 @@
                 <w:sz w:val="18"/>
                 <w:szCs w:val="18"/>
               </w:rPr>
-              <w:t xml:space="preserve">] result = </w:t>
+              <w:t>4.0f, 6.0f</w:t>
             </w:r>
             <w:proofErr w:type="gramStart"/>
             <w:r>
@@ -4752,7 +5376,7 @@
                 <w:sz w:val="18"/>
                 <w:szCs w:val="18"/>
               </w:rPr>
-              <w:t>calculator.Matrix</w:t>
+              <w:t>} }</w:t>
             </w:r>
             <w:proofErr w:type="gramEnd"/>
             <w:r>
@@ -4761,7 +5385,7 @@
                 <w:sz w:val="18"/>
                 <w:szCs w:val="18"/>
               </w:rPr>
-              <w:t>("+", m1, m2);</w:t>
+              <w:t>;</w:t>
             </w:r>
           </w:p>
           <w:p>
@@ -4790,7 +5414,75 @@
                 <w:sz w:val="18"/>
                 <w:szCs w:val="18"/>
               </w:rPr>
-              <w:t>assertArrayEquals(</w:t>
+              <w:t>float[][</w:t>
+            </w:r>
+            <w:proofErr w:type="gramEnd"/>
+            <w:r>
+              <w:rPr>
+                <w:rFonts w:ascii="Consolas" w:eastAsia="Consolas" w:hAnsi="Consolas" w:cs="Consolas"/>
+                <w:sz w:val="18"/>
+                <w:szCs w:val="18"/>
+              </w:rPr>
+              <w:t xml:space="preserve">] result = </w:t>
+            </w:r>
+            <w:proofErr w:type="spellStart"/>
+            <w:proofErr w:type="gramStart"/>
+            <w:r>
+              <w:rPr>
+                <w:rFonts w:ascii="Consolas" w:eastAsia="Consolas" w:hAnsi="Consolas" w:cs="Consolas"/>
+                <w:sz w:val="18"/>
+                <w:szCs w:val="18"/>
+              </w:rPr>
+              <w:t>calculator.Matrix</w:t>
+            </w:r>
+            <w:proofErr w:type="spellEnd"/>
+            <w:proofErr w:type="gramEnd"/>
+            <w:r>
+              <w:rPr>
+                <w:rFonts w:ascii="Consolas" w:eastAsia="Consolas" w:hAnsi="Consolas" w:cs="Consolas"/>
+                <w:sz w:val="18"/>
+                <w:szCs w:val="18"/>
+              </w:rPr>
+              <w:t>("+", m1, m2);</w:t>
+            </w:r>
+          </w:p>
+          <w:p>
+            <w:r>
+              <w:rPr>
+                <w:rFonts w:ascii="Consolas" w:eastAsia="Consolas" w:hAnsi="Consolas" w:cs="Consolas"/>
+                <w:sz w:val="18"/>
+                <w:szCs w:val="18"/>
+              </w:rPr>
+              <w:t xml:space="preserve"> </w:t>
+            </w:r>
+          </w:p>
+          <w:p>
+            <w:r>
+              <w:rPr>
+                <w:rFonts w:ascii="Consolas" w:eastAsia="Consolas" w:hAnsi="Consolas" w:cs="Consolas"/>
+                <w:sz w:val="18"/>
+                <w:szCs w:val="18"/>
+              </w:rPr>
+              <w:t xml:space="preserve">        </w:t>
+            </w:r>
+            <w:proofErr w:type="spellStart"/>
+            <w:proofErr w:type="gramStart"/>
+            <w:r>
+              <w:rPr>
+                <w:rFonts w:ascii="Consolas" w:eastAsia="Consolas" w:hAnsi="Consolas" w:cs="Consolas"/>
+                <w:sz w:val="18"/>
+                <w:szCs w:val="18"/>
+              </w:rPr>
+              <w:t>assertArrayEquals</w:t>
+            </w:r>
+            <w:proofErr w:type="spellEnd"/>
+            <w:r>
+              <w:rPr>
+                <w:rFonts w:ascii="Consolas" w:eastAsia="Consolas" w:hAnsi="Consolas" w:cs="Consolas"/>
+                <w:sz w:val="18"/>
+                <w:szCs w:val="18"/>
+              </w:rPr>
+              <w:t>(</w:t>
             </w:r>
             <w:proofErr w:type="gramEnd"/>
             <w:r>
@@ -4863,6 +5555,7 @@
     <w:pPr>
       <w:jc w:val="center"/>
     </w:pPr>
+    <w:proofErr w:type="spellStart"/>
     <w:r>
       <w:rPr>
         <w:color w:val="595959"/>
@@ -4871,6 +5564,7 @@
       </w:rPr>
       <w:t>Liepāja</w:t>
     </w:r>
+    <w:proofErr w:type="spellEnd"/>
   </w:p>
 </w:ftr>
 </file>
@@ -4911,7 +5605,29 @@
         <w:sz w:val="16"/>
         <w:szCs w:val="16"/>
       </w:rPr>
-      <w:t>Prof palīgs — Back-end helper</w:t>
+      <w:t xml:space="preserve">Prof </w:t>
+    </w:r>
+    <w:proofErr w:type="spellStart"/>
+    <w:r>
+      <w:rPr>
+        <w:i/>
+        <w:iCs/>
+        <w:color w:val="595959"/>
+        <w:sz w:val="16"/>
+        <w:szCs w:val="16"/>
+      </w:rPr>
+      <w:t>palīgs</w:t>
+    </w:r>
+    <w:proofErr w:type="spellEnd"/>
+    <w:r>
+      <w:rPr>
+        <w:i/>
+        <w:iCs/>
+        <w:color w:val="595959"/>
+        <w:sz w:val="16"/>
+        <w:szCs w:val="16"/>
+      </w:rPr>
+      <w:t xml:space="preserve"> — Back-end helper</w:t>
     </w:r>
   </w:p>
 </w:hdr>

--- a/docs/ProfPaligs_BackendHelper.docx
+++ b/docs/ProfPaligs_BackendHelper.docx
@@ -19,47 +19,7 @@
           <w:sz w:val="56"/>
           <w:szCs w:val="56"/>
         </w:rPr>
-        <w:t xml:space="preserve">Trash and </w:t>
-      </w:r>
-      <w:r>
-        <w:rPr>
-          <w:b/>
-          <w:bCs/>
-          <w:color w:val="2E5266"/>
-          <w:sz w:val="56"/>
-          <w:szCs w:val="56"/>
-        </w:rPr>
-        <w:t>T</w:t>
-      </w:r>
-      <w:r>
-        <w:rPr>
-          <w:b/>
-          <w:bCs/>
-          <w:color w:val="2E5266"/>
-          <w:sz w:val="56"/>
-          <w:szCs w:val="56"/>
-        </w:rPr>
-        <w:t xml:space="preserve">he </w:t>
-      </w:r>
-      <w:r>
-        <w:rPr>
-          <w:b/>
-          <w:bCs/>
-          <w:color w:val="2E5266"/>
-          <w:sz w:val="56"/>
-          <w:szCs w:val="56"/>
-        </w:rPr>
-        <w:t>G</w:t>
-      </w:r>
-      <w:r>
-        <w:rPr>
-          <w:b/>
-          <w:bCs/>
-          <w:color w:val="2E5266"/>
-          <w:sz w:val="56"/>
-          <w:szCs w:val="56"/>
-        </w:rPr>
-        <w:t>ang</w:t>
+        <w:t>Trash and the gang</w:t>
       </w:r>
     </w:p>
     <w:p>
@@ -191,6 +151,644 @@
       </w:r>
     </w:p>
     <w:p>
+      <w:pPr>
+        <w:spacing w:before="3400"/>
+      </w:pPr>
+    </w:p>
+    <w:p>
+      <w:pPr>
+        <w:pBdr>
+          <w:top w:val="single" w:sz="4" w:space="4" w:color="CCCCCC"/>
+        </w:pBdr>
+        <w:jc w:val="center"/>
+      </w:pPr>
+      <w:r>
+        <w:rPr>
+          <w:i/>
+          <w:iCs/>
+          <w:color w:val="595959"/>
+          <w:sz w:val="18"/>
+          <w:szCs w:val="18"/>
+        </w:rPr>
+        <w:t xml:space="preserve">Document created in </w:t>
+      </w:r>
+      <w:proofErr w:type="spellStart"/>
+      <w:r>
+        <w:rPr>
+          <w:i/>
+          <w:iCs/>
+          <w:color w:val="595959"/>
+          <w:sz w:val="18"/>
+          <w:szCs w:val="18"/>
+        </w:rPr>
+        <w:t>Liepāja</w:t>
+      </w:r>
+      <w:proofErr w:type="spellEnd"/>
+    </w:p>
+    <w:p>
+      <w:r>
+        <w:br w:type="page"/>
+      </w:r>
+    </w:p>
+    <w:p>
+      <w:pPr>
+        <w:pStyle w:val="Heading1"/>
+        <w:spacing w:before="0" w:after="160"/>
+      </w:pPr>
+      <w:bookmarkStart w:id="0" w:name="_Toc233854762"/>
+      <w:r>
+        <w:lastRenderedPageBreak/>
+        <w:t>Table of Contents</w:t>
+      </w:r>
+      <w:bookmarkEnd w:id="0"/>
+    </w:p>
+    <w:sdt>
+      <w:sdtPr>
+        <w:alias w:val="Table of Contents"/>
+        <w:id w:val="-232628966"/>
+      </w:sdtPr>
+      <w:sdtContent>
+        <w:p>
+          <w:pPr>
+            <w:pStyle w:val="TOC1"/>
+            <w:tabs>
+              <w:tab w:val="right" w:leader="dot" w:pos="9350"/>
+            </w:tabs>
+            <w:rPr>
+              <w:noProof/>
+            </w:rPr>
+          </w:pPr>
+          <w:r>
+            <w:fldChar w:fldCharType="begin"/>
+          </w:r>
+          <w:r>
+            <w:instrText>TOC \h \o "1-1"</w:instrText>
+          </w:r>
+          <w:r>
+            <w:fldChar w:fldCharType="separate"/>
+          </w:r>
+          <w:hyperlink w:anchor="_Toc233854762" w:history="1">
+            <w:r>
+              <w:rPr>
+                <w:rStyle w:val="Hyperlink"/>
+                <w:noProof/>
+              </w:rPr>
+              <w:t>Table of Contents</w:t>
+            </w:r>
+            <w:r>
+              <w:rPr>
+                <w:noProof/>
+              </w:rPr>
+              <w:tab/>
+            </w:r>
+            <w:r>
+              <w:rPr>
+                <w:noProof/>
+              </w:rPr>
+              <w:fldChar w:fldCharType="begin"/>
+            </w:r>
+            <w:r>
+              <w:rPr>
+                <w:noProof/>
+              </w:rPr>
+              <w:instrText xml:space="preserve"> PAGEREF _Toc233854762 \h </w:instrText>
+            </w:r>
+            <w:r>
+              <w:rPr>
+                <w:noProof/>
+              </w:rPr>
+            </w:r>
+            <w:r>
+              <w:rPr>
+                <w:noProof/>
+              </w:rPr>
+              <w:fldChar w:fldCharType="separate"/>
+            </w:r>
+            <w:r>
+              <w:rPr>
+                <w:noProof/>
+              </w:rPr>
+              <w:t>1</w:t>
+            </w:r>
+            <w:r>
+              <w:rPr>
+                <w:noProof/>
+              </w:rPr>
+              <w:fldChar w:fldCharType="end"/>
+            </w:r>
+          </w:hyperlink>
+        </w:p>
+        <w:p>
+          <w:pPr>
+            <w:pStyle w:val="TOC1"/>
+            <w:tabs>
+              <w:tab w:val="right" w:leader="dot" w:pos="9350"/>
+            </w:tabs>
+            <w:rPr>
+              <w:noProof/>
+            </w:rPr>
+          </w:pPr>
+          <w:hyperlink w:anchor="_Toc233854763" w:history="1">
+            <w:r>
+              <w:rPr>
+                <w:rStyle w:val="Hyperlink"/>
+                <w:noProof/>
+              </w:rPr>
+              <w:t>Overview</w:t>
+            </w:r>
+            <w:r>
+              <w:rPr>
+                <w:noProof/>
+              </w:rPr>
+              <w:tab/>
+            </w:r>
+            <w:r>
+              <w:rPr>
+                <w:noProof/>
+              </w:rPr>
+              <w:fldChar w:fldCharType="begin"/>
+            </w:r>
+            <w:r>
+              <w:rPr>
+                <w:noProof/>
+              </w:rPr>
+              <w:instrText xml:space="preserve"> PAGEREF _Toc233854763 \h </w:instrText>
+            </w:r>
+            <w:r>
+              <w:rPr>
+                <w:noProof/>
+              </w:rPr>
+            </w:r>
+            <w:r>
+              <w:rPr>
+                <w:noProof/>
+              </w:rPr>
+              <w:fldChar w:fldCharType="separate"/>
+            </w:r>
+            <w:r>
+              <w:rPr>
+                <w:noProof/>
+              </w:rPr>
+              <w:t>1</w:t>
+            </w:r>
+            <w:r>
+              <w:rPr>
+                <w:noProof/>
+              </w:rPr>
+              <w:fldChar w:fldCharType="end"/>
+            </w:r>
+          </w:hyperlink>
+        </w:p>
+        <w:p>
+          <w:pPr>
+            <w:pStyle w:val="TOC1"/>
+            <w:tabs>
+              <w:tab w:val="right" w:leader="dot" w:pos="9350"/>
+            </w:tabs>
+            <w:rPr>
+              <w:noProof/>
+            </w:rPr>
+          </w:pPr>
+          <w:hyperlink w:anchor="_Toc233854764" w:history="1">
+            <w:r>
+              <w:rPr>
+                <w:rStyle w:val="Hyperlink"/>
+                <w:noProof/>
+              </w:rPr>
+              <w:t>LogicalCalculator</w:t>
+            </w:r>
+            <w:r>
+              <w:rPr>
+                <w:noProof/>
+              </w:rPr>
+              <w:tab/>
+            </w:r>
+            <w:r>
+              <w:rPr>
+                <w:noProof/>
+              </w:rPr>
+              <w:fldChar w:fldCharType="begin"/>
+            </w:r>
+            <w:r>
+              <w:rPr>
+                <w:noProof/>
+              </w:rPr>
+              <w:instrText xml:space="preserve"> PAGEREF _Toc233854764 \h </w:instrText>
+            </w:r>
+            <w:r>
+              <w:rPr>
+                <w:noProof/>
+              </w:rPr>
+            </w:r>
+            <w:r>
+              <w:rPr>
+                <w:noProof/>
+              </w:rPr>
+              <w:fldChar w:fldCharType="separate"/>
+            </w:r>
+            <w:r>
+              <w:rPr>
+                <w:noProof/>
+              </w:rPr>
+              <w:t>1</w:t>
+            </w:r>
+            <w:r>
+              <w:rPr>
+                <w:noProof/>
+              </w:rPr>
+              <w:fldChar w:fldCharType="end"/>
+            </w:r>
+          </w:hyperlink>
+        </w:p>
+        <w:p>
+          <w:pPr>
+            <w:pStyle w:val="TOC1"/>
+            <w:tabs>
+              <w:tab w:val="right" w:leader="dot" w:pos="9350"/>
+            </w:tabs>
+            <w:rPr>
+              <w:noProof/>
+            </w:rPr>
+          </w:pPr>
+          <w:hyperlink w:anchor="_Toc233854765" w:history="1">
+            <w:r>
+              <w:rPr>
+                <w:rStyle w:val="Hyperlink"/>
+                <w:noProof/>
+              </w:rPr>
+              <w:t>LogicGenerator</w:t>
+            </w:r>
+            <w:r>
+              <w:rPr>
+                <w:noProof/>
+              </w:rPr>
+              <w:tab/>
+            </w:r>
+            <w:r>
+              <w:rPr>
+                <w:noProof/>
+              </w:rPr>
+              <w:fldChar w:fldCharType="begin"/>
+            </w:r>
+            <w:r>
+              <w:rPr>
+                <w:noProof/>
+              </w:rPr>
+              <w:instrText xml:space="preserve"> PAGEREF _Toc233854765 \h </w:instrText>
+            </w:r>
+            <w:r>
+              <w:rPr>
+                <w:noProof/>
+              </w:rPr>
+            </w:r>
+            <w:r>
+              <w:rPr>
+                <w:noProof/>
+              </w:rPr>
+              <w:fldChar w:fldCharType="separate"/>
+            </w:r>
+            <w:r>
+              <w:rPr>
+                <w:noProof/>
+              </w:rPr>
+              <w:t>1</w:t>
+            </w:r>
+            <w:r>
+              <w:rPr>
+                <w:noProof/>
+              </w:rPr>
+              <w:fldChar w:fldCharType="end"/>
+            </w:r>
+          </w:hyperlink>
+        </w:p>
+        <w:p>
+          <w:pPr>
+            <w:pStyle w:val="TOC1"/>
+            <w:tabs>
+              <w:tab w:val="right" w:leader="dot" w:pos="9350"/>
+            </w:tabs>
+            <w:rPr>
+              <w:noProof/>
+            </w:rPr>
+          </w:pPr>
+          <w:hyperlink w:anchor="_Toc233854766" w:history="1">
+            <w:r>
+              <w:rPr>
+                <w:rStyle w:val="Hyperlink"/>
+                <w:noProof/>
+              </w:rPr>
+              <w:t>MatrixCalculator</w:t>
+            </w:r>
+            <w:r>
+              <w:rPr>
+                <w:noProof/>
+              </w:rPr>
+              <w:tab/>
+            </w:r>
+            <w:r>
+              <w:rPr>
+                <w:noProof/>
+              </w:rPr>
+              <w:fldChar w:fldCharType="begin"/>
+            </w:r>
+            <w:r>
+              <w:rPr>
+                <w:noProof/>
+              </w:rPr>
+              <w:instrText xml:space="preserve"> PAGEREF _Toc233854766 \h </w:instrText>
+            </w:r>
+            <w:r>
+              <w:rPr>
+                <w:noProof/>
+              </w:rPr>
+            </w:r>
+            <w:r>
+              <w:rPr>
+                <w:noProof/>
+              </w:rPr>
+              <w:fldChar w:fldCharType="separate"/>
+            </w:r>
+            <w:r>
+              <w:rPr>
+                <w:noProof/>
+              </w:rPr>
+              <w:t>1</w:t>
+            </w:r>
+            <w:r>
+              <w:rPr>
+                <w:noProof/>
+              </w:rPr>
+              <w:fldChar w:fldCharType="end"/>
+            </w:r>
+          </w:hyperlink>
+        </w:p>
+        <w:p>
+          <w:pPr>
+            <w:pStyle w:val="TOC1"/>
+            <w:tabs>
+              <w:tab w:val="right" w:leader="dot" w:pos="9350"/>
+            </w:tabs>
+            <w:rPr>
+              <w:noProof/>
+            </w:rPr>
+          </w:pPr>
+          <w:hyperlink w:anchor="_Toc233854767" w:history="1">
+            <w:r>
+              <w:rPr>
+                <w:rStyle w:val="Hyperlink"/>
+                <w:noProof/>
+              </w:rPr>
+              <w:t>MatrixGenerator</w:t>
+            </w:r>
+            <w:r>
+              <w:rPr>
+                <w:noProof/>
+              </w:rPr>
+              <w:tab/>
+            </w:r>
+            <w:r>
+              <w:rPr>
+                <w:noProof/>
+              </w:rPr>
+              <w:fldChar w:fldCharType="begin"/>
+            </w:r>
+            <w:r>
+              <w:rPr>
+                <w:noProof/>
+              </w:rPr>
+              <w:instrText xml:space="preserve"> PAGEREF _Toc233854767 \h </w:instrText>
+            </w:r>
+            <w:r>
+              <w:rPr>
+                <w:noProof/>
+              </w:rPr>
+            </w:r>
+            <w:r>
+              <w:rPr>
+                <w:noProof/>
+              </w:rPr>
+              <w:fldChar w:fldCharType="separate"/>
+            </w:r>
+            <w:r>
+              <w:rPr>
+                <w:noProof/>
+              </w:rPr>
+              <w:t>1</w:t>
+            </w:r>
+            <w:r>
+              <w:rPr>
+                <w:noProof/>
+              </w:rPr>
+              <w:fldChar w:fldCharType="end"/>
+            </w:r>
+          </w:hyperlink>
+        </w:p>
+        <w:p>
+          <w:pPr>
+            <w:pStyle w:val="TOC1"/>
+            <w:tabs>
+              <w:tab w:val="right" w:leader="dot" w:pos="9350"/>
+            </w:tabs>
+            <w:rPr>
+              <w:noProof/>
+            </w:rPr>
+          </w:pPr>
+          <w:hyperlink w:anchor="_Toc233854768" w:history="1">
+            <w:r>
+              <w:rPr>
+                <w:rStyle w:val="Hyperlink"/>
+                <w:noProof/>
+              </w:rPr>
+              <w:t>MessageHandler</w:t>
+            </w:r>
+            <w:r>
+              <w:rPr>
+                <w:noProof/>
+              </w:rPr>
+              <w:tab/>
+            </w:r>
+            <w:r>
+              <w:rPr>
+                <w:noProof/>
+              </w:rPr>
+              <w:fldChar w:fldCharType="begin"/>
+            </w:r>
+            <w:r>
+              <w:rPr>
+                <w:noProof/>
+              </w:rPr>
+              <w:instrText xml:space="preserve"> PAGEREF _Toc233854768 \h </w:instrText>
+            </w:r>
+            <w:r>
+              <w:rPr>
+                <w:noProof/>
+              </w:rPr>
+            </w:r>
+            <w:r>
+              <w:rPr>
+                <w:noProof/>
+              </w:rPr>
+              <w:fldChar w:fldCharType="separate"/>
+            </w:r>
+            <w:r>
+              <w:rPr>
+                <w:noProof/>
+              </w:rPr>
+              <w:t>1</w:t>
+            </w:r>
+            <w:r>
+              <w:rPr>
+                <w:noProof/>
+              </w:rPr>
+              <w:fldChar w:fldCharType="end"/>
+            </w:r>
+          </w:hyperlink>
+        </w:p>
+        <w:p>
+          <w:pPr>
+            <w:pStyle w:val="TOC1"/>
+            <w:tabs>
+              <w:tab w:val="right" w:leader="dot" w:pos="9350"/>
+            </w:tabs>
+            <w:rPr>
+              <w:noProof/>
+            </w:rPr>
+          </w:pPr>
+          <w:hyperlink w:anchor="_Toc233854769" w:history="1">
+            <w:r>
+              <w:rPr>
+                <w:rStyle w:val="Hyperlink"/>
+                <w:noProof/>
+              </w:rPr>
+              <w:t>Localization</w:t>
+            </w:r>
+            <w:r>
+              <w:rPr>
+                <w:noProof/>
+              </w:rPr>
+              <w:tab/>
+            </w:r>
+            <w:r>
+              <w:rPr>
+                <w:noProof/>
+              </w:rPr>
+              <w:fldChar w:fldCharType="begin"/>
+            </w:r>
+            <w:r>
+              <w:rPr>
+                <w:noProof/>
+              </w:rPr>
+              <w:instrText xml:space="preserve"> PAGEREF _Toc233854769 \h </w:instrText>
+            </w:r>
+            <w:r>
+              <w:rPr>
+                <w:noProof/>
+              </w:rPr>
+            </w:r>
+            <w:r>
+              <w:rPr>
+                <w:noProof/>
+              </w:rPr>
+              <w:fldChar w:fldCharType="separate"/>
+            </w:r>
+            <w:r>
+              <w:rPr>
+                <w:noProof/>
+              </w:rPr>
+              <w:t>1</w:t>
+            </w:r>
+            <w:r>
+              <w:rPr>
+                <w:noProof/>
+              </w:rPr>
+              <w:fldChar w:fldCharType="end"/>
+            </w:r>
+          </w:hyperlink>
+        </w:p>
+        <w:p>
+          <w:pPr>
+            <w:pStyle w:val="TOC1"/>
+            <w:tabs>
+              <w:tab w:val="right" w:leader="dot" w:pos="9350"/>
+            </w:tabs>
+            <w:rPr>
+              <w:noProof/>
+            </w:rPr>
+          </w:pPr>
+          <w:hyperlink w:anchor="_Toc233854770" w:history="1">
+            <w:r>
+              <w:rPr>
+                <w:rStyle w:val="Hyperlink"/>
+                <w:noProof/>
+              </w:rPr>
+              <w:t>Testing</w:t>
+            </w:r>
+            <w:r>
+              <w:rPr>
+                <w:noProof/>
+              </w:rPr>
+              <w:tab/>
+            </w:r>
+            <w:r>
+              <w:rPr>
+                <w:noProof/>
+              </w:rPr>
+              <w:fldChar w:fldCharType="begin"/>
+            </w:r>
+            <w:r>
+              <w:rPr>
+                <w:noProof/>
+              </w:rPr>
+              <w:instrText xml:space="preserve"> PAGEREF _Toc233854770 \h </w:instrText>
+            </w:r>
+            <w:r>
+              <w:rPr>
+                <w:noProof/>
+              </w:rPr>
+            </w:r>
+            <w:r>
+              <w:rPr>
+                <w:noProof/>
+              </w:rPr>
+              <w:fldChar w:fldCharType="separate"/>
+            </w:r>
+            <w:r>
+              <w:rPr>
+                <w:noProof/>
+              </w:rPr>
+              <w:t>1</w:t>
+            </w:r>
+            <w:r>
+              <w:rPr>
+                <w:noProof/>
+              </w:rPr>
+              <w:fldChar w:fldCharType="end"/>
+            </w:r>
+          </w:hyperlink>
+        </w:p>
+        <w:p>
+          <w:r>
+            <w:fldChar w:fldCharType="end"/>
+          </w:r>
+        </w:p>
+      </w:sdtContent>
+    </w:sdt>
+    <w:p>
+      <w:pPr>
+        <w:spacing w:before="160"/>
+      </w:pPr>
+      <w:r>
+        <w:rPr>
+          <w:i/>
+          <w:iCs/>
+          <w:color w:val="595959"/>
+          <w:sz w:val="16"/>
+          <w:szCs w:val="16"/>
+        </w:rPr>
+        <w:t>(Right-click the table above and choose “Update Field” in Word if the page numbers don’t appear yet.)</w:t>
+      </w:r>
+    </w:p>
+    <w:p>
       <w:r>
         <w:br w:type="page"/>
       </w:r>
@@ -200,9 +798,12 @@
         <w:pStyle w:val="Heading1"/>
         <w:spacing w:before="0" w:after="120"/>
       </w:pPr>
-      <w:r>
+      <w:bookmarkStart w:id="1" w:name="_Toc233854763"/>
+      <w:r>
+        <w:lastRenderedPageBreak/>
         <w:t>Overview</w:t>
       </w:r>
+      <w:bookmarkEnd w:id="1"/>
     </w:p>
     <w:p>
       <w:pPr>
@@ -229,43 +830,104 @@
         <w:t xml:space="preserve">Important:  </w:t>
       </w:r>
       <w:r>
-        <w:t xml:space="preserve">None of these classes currently throw exceptions or show real error dialogs on bad input. Every failure case is marked with a </w:t>
-      </w:r>
+        <w:t xml:space="preserve">Most invalid-input cases are now handled through </w:t>
+      </w:r>
+      <w:proofErr w:type="spellStart"/>
       <w:r>
         <w:rPr>
           <w:rFonts w:ascii="Consolas" w:eastAsia="Consolas" w:hAnsi="Consolas" w:cs="Consolas"/>
         </w:rPr>
-        <w:t>// TODO: error message</w:t>
-      </w:r>
-      <w:r>
-        <w:t xml:space="preserve"> comment in the source and is not yet implemented. In practice this means invalid input either silently returns an empty array, produces a wrong/garbage result, or crashes with an unhandled Java exception (</w:t>
-      </w:r>
-      <w:proofErr w:type="spellStart"/>
-      <w:r>
-        <w:t>NullPointerException</w:t>
-      </w:r>
-      <w:proofErr w:type="spellEnd"/>
-      <w:r>
-        <w:t xml:space="preserve">, </w:t>
-      </w:r>
-      <w:proofErr w:type="spellStart"/>
-      <w:r>
-        <w:t>ArrayIndexOutOfBoundsException</w:t>
-      </w:r>
-      <w:proofErr w:type="spellEnd"/>
-      <w:r>
-        <w:t>, etc.) instead of a clean message. Callers should validate their own input until this is implemented.</w:t>
-      </w:r>
-    </w:p>
+        <w:t>MessageHandler.showMessage</w:t>
+      </w:r>
+      <w:proofErr w:type="spellEnd"/>
+      <w:r>
+        <w:rPr>
+          <w:rFonts w:ascii="Consolas" w:eastAsia="Consolas" w:hAnsi="Consolas" w:cs="Consolas"/>
+        </w:rPr>
+        <w:t>(...)</w:t>
+      </w:r>
+      <w:r>
+        <w:t xml:space="preserve">, which pops up a localized (Latvian) modal error window and the method returns </w:t>
+      </w:r>
+      <w:r>
+        <w:rPr>
+          <w:rFonts w:ascii="Consolas" w:eastAsia="Consolas" w:hAnsi="Consolas" w:cs="Consolas"/>
+        </w:rPr>
+        <w:t>null</w:t>
+      </w:r>
+      <w:r>
+        <w:t xml:space="preserve"> (or an empty string for </w:t>
+      </w:r>
+      <w:proofErr w:type="spellStart"/>
+      <w:r>
+        <w:t>LogicGenerator</w:t>
+      </w:r>
+      <w:proofErr w:type="spellEnd"/>
+      <w:r>
+        <w:t xml:space="preserve">). Callers must still check for a </w:t>
+      </w:r>
+      <w:r>
+        <w:rPr>
+          <w:rFonts w:ascii="Consolas" w:eastAsia="Consolas" w:hAnsi="Consolas" w:cs="Consolas"/>
+        </w:rPr>
+        <w:t>null</w:t>
+      </w:r>
+      <w:r>
+        <w:t xml:space="preserve"> return value before using the result. A few edge cases (an unrecognized </w:t>
+      </w:r>
+      <w:proofErr w:type="spellStart"/>
+      <w:r>
+        <w:t>calculationType</w:t>
+      </w:r>
+      <w:proofErr w:type="spellEnd"/>
+      <w:r>
+        <w:t xml:space="preserve"> in </w:t>
+      </w:r>
+      <w:proofErr w:type="spellStart"/>
+      <w:r>
+        <w:t>MatrixCalculator</w:t>
+      </w:r>
+      <w:proofErr w:type="spellEnd"/>
+      <w:r>
+        <w:t xml:space="preserve">, or calling </w:t>
+      </w:r>
+      <w:proofErr w:type="spellStart"/>
+      <w:r>
+        <w:t>determinantMatrix</w:t>
+      </w:r>
+      <w:proofErr w:type="spellEnd"/>
+      <w:r>
+        <w:t>/</w:t>
+      </w:r>
+      <w:proofErr w:type="spellStart"/>
+      <w:r>
+        <w:t>adjugateMatrix</w:t>
+      </w:r>
+      <w:proofErr w:type="spellEnd"/>
+      <w:r>
+        <w:t xml:space="preserve"> directly with mismatched dimensions) are still unguarded and can return null silently or throw an unhandled exception — these are called out individually below. See the </w:t>
+      </w:r>
+      <w:proofErr w:type="spellStart"/>
+      <w:r>
+        <w:t>MessageHandler</w:t>
+      </w:r>
+      <w:proofErr w:type="spellEnd"/>
+      <w:r>
+        <w:t xml:space="preserve"> and Localization sections further down for how the popups and message text are put together.</w:t>
+      </w:r>
+    </w:p>
+    <w:p/>
     <w:p>
       <w:pPr>
         <w:pStyle w:val="Heading1"/>
-        <w:spacing w:before="400" w:after="60"/>
-      </w:pPr>
+        <w:spacing w:before="640" w:after="60"/>
+      </w:pPr>
+      <w:bookmarkStart w:id="2" w:name="_Toc233854764"/>
       <w:proofErr w:type="spellStart"/>
       <w:r>
         <w:t>LogicalCalculator</w:t>
       </w:r>
+      <w:bookmarkEnd w:id="2"/>
       <w:proofErr w:type="spellEnd"/>
     </w:p>
     <w:p>
@@ -460,7 +1122,7 @@
           <w:left w:w="10" w:type="dxa"/>
           <w:right w:w="10" w:type="dxa"/>
         </w:tblCellMar>
-        <w:tblLook w:val="04A0" w:firstRow="1" w:lastRow="0" w:firstColumn="1" w:lastColumn="0" w:noHBand="0" w:noVBand="1"/>
+        <w:tblLook w:val="0000" w:firstRow="0" w:lastRow="0" w:firstColumn="0" w:lastColumn="0" w:noHBand="0" w:noVBand="0"/>
       </w:tblPr>
       <w:tblGrid>
         <w:gridCol w:w="2000"/>
@@ -468,6 +1130,12 @@
         <w:gridCol w:w="5760"/>
       </w:tblGrid>
       <w:tr>
+        <w:tblPrEx>
+          <w:tblCellMar>
+            <w:top w:w="0" w:type="dxa"/>
+            <w:bottom w:w="0" w:type="dxa"/>
+          </w:tblCellMar>
+        </w:tblPrEx>
         <w:trPr>
           <w:tblHeader/>
         </w:trPr>
@@ -563,6 +1231,12 @@
         </w:tc>
       </w:tr>
       <w:tr>
+        <w:tblPrEx>
+          <w:tblCellMar>
+            <w:top w:w="0" w:type="dxa"/>
+            <w:bottom w:w="0" w:type="dxa"/>
+          </w:tblCellMar>
+        </w:tblPrEx>
         <w:tc>
           <w:tcPr>
             <w:tcW w:w="2000" w:type="dxa"/>
@@ -696,46 +1370,35 @@
         <w:rPr>
           <w:color w:val="333333"/>
         </w:rPr>
-        <w:t xml:space="preserve">There is no validation on the expression. Unbalanced parentheses, unknown operators, empty strings, or malformed syntax are not checked for and will most likely throw an unhandled Java exception (e.g. </w:t>
-      </w:r>
-      <w:proofErr w:type="spellStart"/>
-      <w:r>
-        <w:rPr>
-          <w:color w:val="333333"/>
-        </w:rPr>
-        <w:t>EmptyStackException</w:t>
-      </w:r>
-      <w:proofErr w:type="spellEnd"/>
-      <w:r>
-        <w:rPr>
-          <w:color w:val="333333"/>
-        </w:rPr>
-        <w:t xml:space="preserve">, </w:t>
-      </w:r>
-      <w:proofErr w:type="spellStart"/>
-      <w:r>
-        <w:rPr>
-          <w:color w:val="333333"/>
-        </w:rPr>
-        <w:t>NullPointerException</w:t>
-      </w:r>
-      <w:proofErr w:type="spellEnd"/>
-      <w:r>
-        <w:rPr>
-          <w:color w:val="333333"/>
-        </w:rPr>
-        <w:t>) rather than showing an error message. Callers should sanity-check the expression string before calling this method.</w:t>
-      </w:r>
-    </w:p>
+        <w:t xml:space="preserve">The expression is now validated before evaluation. A null/blank string, unbalanced parentheses, or invalid syntax (consecutive variables, duplicate operators, malformed structure) triggers </w:t>
+      </w:r>
+      <w:proofErr w:type="spellStart"/>
+      <w:r>
+        <w:rPr>
+          <w:color w:val="333333"/>
+        </w:rPr>
+        <w:t>MessageHandler.showMessage</w:t>
+      </w:r>
+      <w:proofErr w:type="spellEnd"/>
+      <w:r>
+        <w:rPr>
+          <w:color w:val="333333"/>
+        </w:rPr>
+        <w:t>(...) with a localized message and the method returns null instead of a table. Callers must check for a null return before reading the truth table.</w:t>
+      </w:r>
+    </w:p>
+    <w:p/>
     <w:p>
       <w:pPr>
         <w:pStyle w:val="Heading1"/>
-        <w:spacing w:before="400" w:after="60"/>
-      </w:pPr>
+        <w:spacing w:before="640" w:after="60"/>
+      </w:pPr>
+      <w:bookmarkStart w:id="3" w:name="_Toc233854765"/>
       <w:proofErr w:type="spellStart"/>
       <w:r>
         <w:t>LogicGenerator</w:t>
       </w:r>
+      <w:bookmarkEnd w:id="3"/>
       <w:proofErr w:type="spellEnd"/>
     </w:p>
     <w:p>
@@ -954,7 +1617,7 @@
           <w:left w:w="10" w:type="dxa"/>
           <w:right w:w="10" w:type="dxa"/>
         </w:tblCellMar>
-        <w:tblLook w:val="04A0" w:firstRow="1" w:lastRow="0" w:firstColumn="1" w:lastColumn="0" w:noHBand="0" w:noVBand="1"/>
+        <w:tblLook w:val="0000" w:firstRow="0" w:lastRow="0" w:firstColumn="0" w:lastColumn="0" w:noHBand="0" w:noVBand="0"/>
       </w:tblPr>
       <w:tblGrid>
         <w:gridCol w:w="2400"/>
@@ -962,6 +1625,12 @@
         <w:gridCol w:w="5660"/>
       </w:tblGrid>
       <w:tr>
+        <w:tblPrEx>
+          <w:tblCellMar>
+            <w:top w:w="0" w:type="dxa"/>
+            <w:bottom w:w="0" w:type="dxa"/>
+          </w:tblCellMar>
+        </w:tblPrEx>
         <w:trPr>
           <w:tblHeader/>
         </w:trPr>
@@ -991,6 +1660,7 @@
                 <w:bCs/>
                 <w:color w:val="FFFFFF"/>
               </w:rPr>
+              <w:lastRenderedPageBreak/>
               <w:t>Parameter</w:t>
             </w:r>
           </w:p>
@@ -1057,6 +1727,12 @@
         </w:tc>
       </w:tr>
       <w:tr>
+        <w:tblPrEx>
+          <w:tblCellMar>
+            <w:top w:w="0" w:type="dxa"/>
+            <w:bottom w:w="0" w:type="dxa"/>
+          </w:tblCellMar>
+        </w:tblPrEx>
         <w:tc>
           <w:tcPr>
             <w:tcW w:w="2400" w:type="dxa"/>
@@ -1133,6 +1809,12 @@
         </w:tc>
       </w:tr>
       <w:tr>
+        <w:tblPrEx>
+          <w:tblCellMar>
+            <w:top w:w="0" w:type="dxa"/>
+            <w:bottom w:w="0" w:type="dxa"/>
+          </w:tblCellMar>
+        </w:tblPrEx>
         <w:tc>
           <w:tcPr>
             <w:tcW w:w="2400" w:type="dxa"/>
@@ -1215,6 +1897,12 @@
         </w:tc>
       </w:tr>
       <w:tr>
+        <w:tblPrEx>
+          <w:tblCellMar>
+            <w:top w:w="0" w:type="dxa"/>
+            <w:bottom w:w="0" w:type="dxa"/>
+          </w:tblCellMar>
+        </w:tblPrEx>
         <w:tc>
           <w:tcPr>
             <w:tcW w:w="2400" w:type="dxa"/>
@@ -1291,6 +1979,12 @@
         </w:tc>
       </w:tr>
       <w:tr>
+        <w:tblPrEx>
+          <w:tblCellMar>
+            <w:top w:w="0" w:type="dxa"/>
+            <w:bottom w:w="0" w:type="dxa"/>
+          </w:tblCellMar>
+        </w:tblPrEx>
         <w:tc>
           <w:tcPr>
             <w:tcW w:w="2400" w:type="dxa"/>
@@ -1416,7 +2110,7 @@
         <w:rPr>
           <w:color w:val="333333"/>
         </w:rPr>
-        <w:t xml:space="preserve">If variables is greater than </w:t>
+        <w:t xml:space="preserve">All six constraints are now checked up front: variables &gt; </w:t>
       </w:r>
       <w:proofErr w:type="spellStart"/>
       <w:r>
@@ -1430,32 +2124,91 @@
         <w:rPr>
           <w:color w:val="333333"/>
         </w:rPr>
-        <w:t xml:space="preserve"> + 1, or greater than 52, the method does not stop or throw — it just continues and will likely produce a broken expression or crash further down with an </w:t>
-      </w:r>
-      <w:proofErr w:type="spellStart"/>
-      <w:r>
-        <w:rPr>
-          <w:color w:val="333333"/>
-        </w:rPr>
-        <w:t>ArrayIndexOutOfBoundsException</w:t>
-      </w:r>
-      <w:proofErr w:type="spellEnd"/>
-      <w:r>
-        <w:rPr>
-          <w:color w:val="333333"/>
-        </w:rPr>
-        <w:t>. Callers must check these two constraints themselves before calling.</w:t>
-      </w:r>
-    </w:p>
+        <w:t xml:space="preserve"> + 1, variables &gt; 52, variables &lt; 1, </w:t>
+      </w:r>
+      <w:proofErr w:type="spellStart"/>
+      <w:r>
+        <w:rPr>
+          <w:color w:val="333333"/>
+        </w:rPr>
+        <w:t>numberOfOperations</w:t>
+      </w:r>
+      <w:proofErr w:type="spellEnd"/>
+      <w:r>
+        <w:rPr>
+          <w:color w:val="333333"/>
+        </w:rPr>
+        <w:t xml:space="preserve"> &lt; 0, </w:t>
+      </w:r>
+      <w:proofErr w:type="spellStart"/>
+      <w:r>
+        <w:rPr>
+          <w:color w:val="333333"/>
+        </w:rPr>
+        <w:t>amoutOfNegations</w:t>
+      </w:r>
+      <w:proofErr w:type="spellEnd"/>
+      <w:r>
+        <w:rPr>
+          <w:color w:val="333333"/>
+        </w:rPr>
+        <w:t xml:space="preserve"> &lt; 0, and </w:t>
+      </w:r>
+      <w:proofErr w:type="spellStart"/>
+      <w:r>
+        <w:rPr>
+          <w:color w:val="333333"/>
+        </w:rPr>
+        <w:t>amoutOfParanthesis</w:t>
+      </w:r>
+      <w:proofErr w:type="spellEnd"/>
+      <w:r>
+        <w:rPr>
+          <w:color w:val="333333"/>
+        </w:rPr>
+        <w:t xml:space="preserve"> &lt; 0. Each shows its own localized message via </w:t>
+      </w:r>
+      <w:proofErr w:type="spellStart"/>
+      <w:r>
+        <w:rPr>
+          <w:color w:val="333333"/>
+        </w:rPr>
+        <w:t>MessageHandler.showMessage</w:t>
+      </w:r>
+      <w:proofErr w:type="spellEnd"/>
+      <w:r>
+        <w:rPr>
+          <w:color w:val="333333"/>
+        </w:rPr>
+        <w:t xml:space="preserve">(...) and the method returns an empty string ("") instead of generating an expression. Note that passing that empty string straight into </w:t>
+      </w:r>
+      <w:proofErr w:type="spellStart"/>
+      <w:r>
+        <w:rPr>
+          <w:color w:val="333333"/>
+        </w:rPr>
+        <w:t>LogicalCalculator.LogicCalculator</w:t>
+      </w:r>
+      <w:proofErr w:type="spellEnd"/>
+      <w:r>
+        <w:rPr>
+          <w:color w:val="333333"/>
+        </w:rPr>
+        <w:t>(...) will itself trigger the "empty input" error there.</w:t>
+      </w:r>
+    </w:p>
+    <w:p/>
     <w:p>
       <w:pPr>
         <w:pStyle w:val="Heading1"/>
-        <w:spacing w:before="400" w:after="60"/>
-      </w:pPr>
+        <w:spacing w:before="640" w:after="60"/>
+      </w:pPr>
+      <w:bookmarkStart w:id="4" w:name="_Toc233854766"/>
       <w:proofErr w:type="spellStart"/>
       <w:r>
         <w:t>MatrixCalculator</w:t>
       </w:r>
+      <w:bookmarkEnd w:id="4"/>
       <w:proofErr w:type="spellEnd"/>
     </w:p>
     <w:p>
@@ -1665,7 +2418,7 @@
           <w:left w:w="10" w:type="dxa"/>
           <w:right w:w="10" w:type="dxa"/>
         </w:tblCellMar>
-        <w:tblLook w:val="04A0" w:firstRow="1" w:lastRow="0" w:firstColumn="1" w:lastColumn="0" w:noHBand="0" w:noVBand="1"/>
+        <w:tblLook w:val="0000" w:firstRow="0" w:lastRow="0" w:firstColumn="0" w:lastColumn="0" w:noHBand="0" w:noVBand="0"/>
       </w:tblPr>
       <w:tblGrid>
         <w:gridCol w:w="2400"/>
@@ -1673,6 +2426,12 @@
         <w:gridCol w:w="5360"/>
       </w:tblGrid>
       <w:tr>
+        <w:tblPrEx>
+          <w:tblCellMar>
+            <w:top w:w="0" w:type="dxa"/>
+            <w:bottom w:w="0" w:type="dxa"/>
+          </w:tblCellMar>
+        </w:tblPrEx>
         <w:trPr>
           <w:tblHeader/>
         </w:trPr>
@@ -1768,6 +2527,12 @@
         </w:tc>
       </w:tr>
       <w:tr>
+        <w:tblPrEx>
+          <w:tblCellMar>
+            <w:top w:w="0" w:type="dxa"/>
+            <w:bottom w:w="0" w:type="dxa"/>
+          </w:tblCellMar>
+        </w:tblPrEx>
         <w:tc>
           <w:tcPr>
             <w:tcW w:w="2400" w:type="dxa"/>
@@ -1844,6 +2609,12 @@
         </w:tc>
       </w:tr>
       <w:tr>
+        <w:tblPrEx>
+          <w:tblCellMar>
+            <w:top w:w="0" w:type="dxa"/>
+            <w:bottom w:w="0" w:type="dxa"/>
+          </w:tblCellMar>
+        </w:tblPrEx>
         <w:tc>
           <w:tcPr>
             <w:tcW w:w="2400" w:type="dxa"/>
@@ -1923,6 +2694,12 @@
         </w:tc>
       </w:tr>
       <w:tr>
+        <w:tblPrEx>
+          <w:tblCellMar>
+            <w:top w:w="0" w:type="dxa"/>
+            <w:bottom w:w="0" w:type="dxa"/>
+          </w:tblCellMar>
+        </w:tblPrEx>
         <w:tc>
           <w:tcPr>
             <w:tcW w:w="2400" w:type="dxa"/>
@@ -2051,21 +2828,21 @@
         <w:rPr>
           <w:color w:val="333333"/>
         </w:rPr>
-        <w:t xml:space="preserve">If the matrix dimensions don’t match the requested operation (e.g. row/column mismatch for +/-, or inner dimensions mismatch for *), the method silently returns an empty </w:t>
-      </w:r>
-      <w:proofErr w:type="gramStart"/>
-      <w:r>
-        <w:rPr>
-          <w:color w:val="333333"/>
-        </w:rPr>
-        <w:t>float[</w:t>
-      </w:r>
-      <w:proofErr w:type="gramEnd"/>
-      <w:r>
-        <w:rPr>
-          <w:color w:val="333333"/>
-        </w:rPr>
-        <w:t xml:space="preserve">0][0] instead of throwing or showing a message. An unrecognized </w:t>
+        <w:t xml:space="preserve">Dimension mismatches are now guarded: "*" with incompatible inner dimensions shows the multiplication-mismatch message, and "+"/"-" with mismatched rows or columns show the dimensions-mismatch message, each via </w:t>
+      </w:r>
+      <w:proofErr w:type="spellStart"/>
+      <w:r>
+        <w:rPr>
+          <w:color w:val="333333"/>
+        </w:rPr>
+        <w:t>MessageHandler.showMessage</w:t>
+      </w:r>
+      <w:proofErr w:type="spellEnd"/>
+      <w:r>
+        <w:rPr>
+          <w:color w:val="333333"/>
+        </w:rPr>
+        <w:t xml:space="preserve">(...), returning null. One gap remains: an unrecognized </w:t>
       </w:r>
       <w:proofErr w:type="spellStart"/>
       <w:r>
@@ -2079,21 +2856,21 @@
         <w:rPr>
           <w:color w:val="333333"/>
         </w:rPr>
-        <w:t xml:space="preserve"> also silently returns </w:t>
-      </w:r>
-      <w:proofErr w:type="gramStart"/>
-      <w:r>
-        <w:rPr>
-          <w:color w:val="333333"/>
-        </w:rPr>
-        <w:t>float[</w:t>
-      </w:r>
-      <w:proofErr w:type="gramEnd"/>
-      <w:r>
-        <w:rPr>
-          <w:color w:val="333333"/>
-        </w:rPr>
-        <w:t>0][0]. Callers should check the returned array’s dimensions before using it.</w:t>
+        <w:t xml:space="preserve"> still falls through the switch and returns null with no message shown at all — worth checking </w:t>
+      </w:r>
+      <w:proofErr w:type="spellStart"/>
+      <w:r>
+        <w:rPr>
+          <w:color w:val="333333"/>
+        </w:rPr>
+        <w:t>calculationType</w:t>
+      </w:r>
+      <w:proofErr w:type="spellEnd"/>
+      <w:r>
+        <w:rPr>
+          <w:color w:val="333333"/>
+        </w:rPr>
+        <w:t xml:space="preserve"> yourself before calling.</w:t>
       </w:r>
     </w:p>
     <w:p>
@@ -2230,6 +3007,7 @@
           <w:bCs/>
           <w:color w:val="333333"/>
         </w:rPr>
+        <w:lastRenderedPageBreak/>
         <w:t>Parameters</w:t>
       </w:r>
     </w:p>
@@ -2248,7 +3026,7 @@
           <w:left w:w="10" w:type="dxa"/>
           <w:right w:w="10" w:type="dxa"/>
         </w:tblCellMar>
-        <w:tblLook w:val="04A0" w:firstRow="1" w:lastRow="0" w:firstColumn="1" w:lastColumn="0" w:noHBand="0" w:noVBand="1"/>
+        <w:tblLook w:val="0000" w:firstRow="0" w:lastRow="0" w:firstColumn="0" w:lastColumn="0" w:noHBand="0" w:noVBand="0"/>
       </w:tblPr>
       <w:tblGrid>
         <w:gridCol w:w="2400"/>
@@ -2256,6 +3034,12 @@
         <w:gridCol w:w="5360"/>
       </w:tblGrid>
       <w:tr>
+        <w:tblPrEx>
+          <w:tblCellMar>
+            <w:top w:w="0" w:type="dxa"/>
+            <w:bottom w:w="0" w:type="dxa"/>
+          </w:tblCellMar>
+        </w:tblPrEx>
         <w:trPr>
           <w:tblHeader/>
         </w:trPr>
@@ -2351,6 +3135,12 @@
         </w:tc>
       </w:tr>
       <w:tr>
+        <w:tblPrEx>
+          <w:tblCellMar>
+            <w:top w:w="0" w:type="dxa"/>
+            <w:bottom w:w="0" w:type="dxa"/>
+          </w:tblCellMar>
+        </w:tblPrEx>
         <w:tc>
           <w:tcPr>
             <w:tcW w:w="2400" w:type="dxa"/>
@@ -2451,6 +3241,12 @@
         </w:tc>
       </w:tr>
       <w:tr>
+        <w:tblPrEx>
+          <w:tblCellMar>
+            <w:top w:w="0" w:type="dxa"/>
+            <w:bottom w:w="0" w:type="dxa"/>
+          </w:tblCellMar>
+        </w:tblPrEx>
         <w:tc>
           <w:tcPr>
             <w:tcW w:w="2400" w:type="dxa"/>
@@ -2595,7 +3391,7 @@
         <w:rPr>
           <w:color w:val="333333"/>
         </w:rPr>
-        <w:t>If a non-square matrix is passed to "inverse", "determinant", or "</w:t>
+        <w:t>Non-square matrices passed to "inverse", "determinant", or "</w:t>
       </w:r>
       <w:proofErr w:type="spellStart"/>
       <w:r>
@@ -2609,35 +3405,35 @@
         <w:rPr>
           <w:color w:val="333333"/>
         </w:rPr>
-        <w:t xml:space="preserve">", the method silently returns an empty </w:t>
-      </w:r>
-      <w:proofErr w:type="gramStart"/>
-      <w:r>
-        <w:rPr>
-          <w:color w:val="333333"/>
-        </w:rPr>
-        <w:t>float[</w:t>
-      </w:r>
-      <w:proofErr w:type="gramEnd"/>
-      <w:r>
-        <w:rPr>
-          <w:color w:val="333333"/>
-        </w:rPr>
-        <w:t xml:space="preserve">0][0]. If "inverse" is requested on a singular matrix (determinant = 0), it also silently returns </w:t>
-      </w:r>
-      <w:proofErr w:type="gramStart"/>
-      <w:r>
-        <w:rPr>
-          <w:color w:val="333333"/>
-        </w:rPr>
-        <w:t>float[</w:t>
-      </w:r>
-      <w:proofErr w:type="gramEnd"/>
-      <w:r>
-        <w:rPr>
-          <w:color w:val="333333"/>
-        </w:rPr>
-        <w:t xml:space="preserve">0][0] rather than reporting that the matrix can’t be inverted. An unrecognized </w:t>
+        <w:t>"/"</w:t>
+      </w:r>
+      <w:proofErr w:type="spellStart"/>
+      <w:r>
+        <w:rPr>
+          <w:color w:val="333333"/>
+        </w:rPr>
+        <w:t>adjunkt</w:t>
+      </w:r>
+      <w:proofErr w:type="spellEnd"/>
+      <w:r>
+        <w:rPr>
+          <w:color w:val="333333"/>
+        </w:rPr>
+        <w:t xml:space="preserve">" now show the not-square message via </w:t>
+      </w:r>
+      <w:proofErr w:type="spellStart"/>
+      <w:r>
+        <w:rPr>
+          <w:color w:val="333333"/>
+        </w:rPr>
+        <w:t>MessageHandler.showMessage</w:t>
+      </w:r>
+      <w:proofErr w:type="spellEnd"/>
+      <w:r>
+        <w:rPr>
+          <w:color w:val="333333"/>
+        </w:rPr>
+        <w:t xml:space="preserve">(...) and return null. Requesting "inverse" on a singular matrix (determinant = 0) shows the singular-matrix message and returns null. An unrecognized </w:t>
       </w:r>
       <w:proofErr w:type="spellStart"/>
       <w:r>
@@ -2651,21 +3447,21 @@
         <w:rPr>
           <w:color w:val="333333"/>
         </w:rPr>
-        <w:t xml:space="preserve"> silently returns </w:t>
-      </w:r>
-      <w:proofErr w:type="gramStart"/>
-      <w:r>
-        <w:rPr>
-          <w:color w:val="333333"/>
-        </w:rPr>
-        <w:t>float[</w:t>
-      </w:r>
-      <w:proofErr w:type="gramEnd"/>
-      <w:r>
-        <w:rPr>
-          <w:color w:val="333333"/>
-        </w:rPr>
-        <w:t>0][0] as well.</w:t>
+        <w:t xml:space="preserve"> still falls through silently and returns null with no message — check </w:t>
+      </w:r>
+      <w:proofErr w:type="spellStart"/>
+      <w:r>
+        <w:rPr>
+          <w:color w:val="333333"/>
+        </w:rPr>
+        <w:t>calculationType</w:t>
+      </w:r>
+      <w:proofErr w:type="spellEnd"/>
+      <w:r>
+        <w:rPr>
+          <w:color w:val="333333"/>
+        </w:rPr>
+        <w:t xml:space="preserve"> yourself before calling.</w:t>
       </w:r>
     </w:p>
     <w:p>
@@ -2764,7 +3560,7 @@
           <w:left w:w="10" w:type="dxa"/>
           <w:right w:w="10" w:type="dxa"/>
         </w:tblCellMar>
-        <w:tblLook w:val="04A0" w:firstRow="1" w:lastRow="0" w:firstColumn="1" w:lastColumn="0" w:noHBand="0" w:noVBand="1"/>
+        <w:tblLook w:val="0000" w:firstRow="0" w:lastRow="0" w:firstColumn="0" w:lastColumn="0" w:noHBand="0" w:noVBand="0"/>
       </w:tblPr>
       <w:tblGrid>
         <w:gridCol w:w="2400"/>
@@ -2772,6 +3568,12 @@
         <w:gridCol w:w="5360"/>
       </w:tblGrid>
       <w:tr>
+        <w:tblPrEx>
+          <w:tblCellMar>
+            <w:top w:w="0" w:type="dxa"/>
+            <w:bottom w:w="0" w:type="dxa"/>
+          </w:tblCellMar>
+        </w:tblPrEx>
         <w:trPr>
           <w:tblHeader/>
         </w:trPr>
@@ -2867,6 +3669,12 @@
         </w:tc>
       </w:tr>
       <w:tr>
+        <w:tblPrEx>
+          <w:tblCellMar>
+            <w:top w:w="0" w:type="dxa"/>
+            <w:bottom w:w="0" w:type="dxa"/>
+          </w:tblCellMar>
+        </w:tblPrEx>
         <w:tc>
           <w:tcPr>
             <w:tcW w:w="2400" w:type="dxa"/>
@@ -2987,7 +3795,7 @@
         <w:rPr>
           <w:color w:val="333333"/>
         </w:rPr>
-        <w:t xml:space="preserve">No check that the matrix is square — passing a non-square matrix will throw an unhandled </w:t>
+        <w:t xml:space="preserve">Still unguarded — no check that the matrix is square. Passing a non-square matrix throws an unhandled </w:t>
       </w:r>
       <w:proofErr w:type="spellStart"/>
       <w:r>
@@ -3001,7 +3809,21 @@
         <w:rPr>
           <w:color w:val="333333"/>
         </w:rPr>
-        <w:t>.</w:t>
+        <w:t xml:space="preserve"> rather than showing a message. Prefer calling </w:t>
+      </w:r>
+      <w:proofErr w:type="gramStart"/>
+      <w:r>
+        <w:rPr>
+          <w:color w:val="333333"/>
+        </w:rPr>
+        <w:t>Matrix(</w:t>
+      </w:r>
+      <w:proofErr w:type="gramEnd"/>
+      <w:r>
+        <w:rPr>
+          <w:color w:val="333333"/>
+        </w:rPr>
+        <w:t>"determinant", matrix) above, which does check for square matrices first.</w:t>
       </w:r>
     </w:p>
     <w:p>
@@ -3124,7 +3946,7 @@
           <w:left w:w="10" w:type="dxa"/>
           <w:right w:w="10" w:type="dxa"/>
         </w:tblCellMar>
-        <w:tblLook w:val="04A0" w:firstRow="1" w:lastRow="0" w:firstColumn="1" w:lastColumn="0" w:noHBand="0" w:noVBand="1"/>
+        <w:tblLook w:val="0000" w:firstRow="0" w:lastRow="0" w:firstColumn="0" w:lastColumn="0" w:noHBand="0" w:noVBand="0"/>
       </w:tblPr>
       <w:tblGrid>
         <w:gridCol w:w="2400"/>
@@ -3132,6 +3954,12 @@
         <w:gridCol w:w="5360"/>
       </w:tblGrid>
       <w:tr>
+        <w:tblPrEx>
+          <w:tblCellMar>
+            <w:top w:w="0" w:type="dxa"/>
+            <w:bottom w:w="0" w:type="dxa"/>
+          </w:tblCellMar>
+        </w:tblPrEx>
         <w:trPr>
           <w:tblHeader/>
         </w:trPr>
@@ -3227,6 +4055,12 @@
         </w:tc>
       </w:tr>
       <w:tr>
+        <w:tblPrEx>
+          <w:tblCellMar>
+            <w:top w:w="0" w:type="dxa"/>
+            <w:bottom w:w="0" w:type="dxa"/>
+          </w:tblCellMar>
+        </w:tblPrEx>
         <w:tc>
           <w:tcPr>
             <w:tcW w:w="2400" w:type="dxa"/>
@@ -3306,6 +4140,12 @@
         </w:tc>
       </w:tr>
       <w:tr>
+        <w:tblPrEx>
+          <w:tblCellMar>
+            <w:top w:w="0" w:type="dxa"/>
+            <w:bottom w:w="0" w:type="dxa"/>
+          </w:tblCellMar>
+        </w:tblPrEx>
         <w:tc>
           <w:tcPr>
             <w:tcW w:w="2400" w:type="dxa"/>
@@ -3390,6 +4230,12 @@
         </w:tc>
       </w:tr>
       <w:tr>
+        <w:tblPrEx>
+          <w:tblCellMar>
+            <w:top w:w="0" w:type="dxa"/>
+            <w:bottom w:w="0" w:type="dxa"/>
+          </w:tblCellMar>
+        </w:tblPrEx>
         <w:tc>
           <w:tcPr>
             <w:tcW w:w="2400" w:type="dxa"/>
@@ -3529,7 +4375,7 @@
         <w:rPr>
           <w:color w:val="333333"/>
         </w:rPr>
-        <w:t xml:space="preserve">rows and </w:t>
+        <w:t xml:space="preserve">Still unguarded — rows and </w:t>
       </w:r>
       <w:proofErr w:type="spellStart"/>
       <w:r>
@@ -3543,7 +4389,7 @@
         <w:rPr>
           <w:color w:val="333333"/>
         </w:rPr>
-        <w:t xml:space="preserve"> are trusted as given and not verified against the actual matrix size — passing incorrect values will produce wrong results or an unhandled exception rather than an error message. In most cases it’s simpler to call </w:t>
+        <w:t xml:space="preserve"> are trusted as given and not verified against the actual matrix size. Passing incorrect values produces wrong results or an unhandled exception rather than a message. In most cases it’s simpler and safer to call </w:t>
       </w:r>
       <w:proofErr w:type="gramStart"/>
       <w:r>
@@ -3574,15 +4420,18 @@
         <w:t>", matrix) above instead of this method directly.</w:t>
       </w:r>
     </w:p>
+    <w:p/>
     <w:p>
       <w:pPr>
         <w:pStyle w:val="Heading1"/>
-        <w:spacing w:before="400" w:after="60"/>
-      </w:pPr>
+        <w:spacing w:before="640" w:after="60"/>
+      </w:pPr>
+      <w:bookmarkStart w:id="5" w:name="_Toc233854767"/>
       <w:proofErr w:type="spellStart"/>
       <w:r>
         <w:t>MatrixGenerator</w:t>
       </w:r>
+      <w:bookmarkEnd w:id="5"/>
       <w:proofErr w:type="spellEnd"/>
     </w:p>
     <w:p>
@@ -3797,7 +4646,7 @@
           <w:left w:w="10" w:type="dxa"/>
           <w:right w:w="10" w:type="dxa"/>
         </w:tblCellMar>
-        <w:tblLook w:val="04A0" w:firstRow="1" w:lastRow="0" w:firstColumn="1" w:lastColumn="0" w:noHBand="0" w:noVBand="1"/>
+        <w:tblLook w:val="0000" w:firstRow="0" w:lastRow="0" w:firstColumn="0" w:lastColumn="0" w:noHBand="0" w:noVBand="0"/>
       </w:tblPr>
       <w:tblGrid>
         <w:gridCol w:w="2400"/>
@@ -3805,6 +4654,12 @@
         <w:gridCol w:w="5360"/>
       </w:tblGrid>
       <w:tr>
+        <w:tblPrEx>
+          <w:tblCellMar>
+            <w:top w:w="0" w:type="dxa"/>
+            <w:bottom w:w="0" w:type="dxa"/>
+          </w:tblCellMar>
+        </w:tblPrEx>
         <w:trPr>
           <w:tblHeader/>
         </w:trPr>
@@ -3900,6 +4755,12 @@
         </w:tc>
       </w:tr>
       <w:tr>
+        <w:tblPrEx>
+          <w:tblCellMar>
+            <w:top w:w="0" w:type="dxa"/>
+            <w:bottom w:w="0" w:type="dxa"/>
+          </w:tblCellMar>
+        </w:tblPrEx>
         <w:tc>
           <w:tcPr>
             <w:tcW w:w="2400" w:type="dxa"/>
@@ -3974,6 +4835,12 @@
         </w:tc>
       </w:tr>
       <w:tr>
+        <w:tblPrEx>
+          <w:tblCellMar>
+            <w:top w:w="0" w:type="dxa"/>
+            <w:bottom w:w="0" w:type="dxa"/>
+          </w:tblCellMar>
+        </w:tblPrEx>
         <w:tc>
           <w:tcPr>
             <w:tcW w:w="2400" w:type="dxa"/>
@@ -4048,6 +4915,12 @@
         </w:tc>
       </w:tr>
       <w:tr>
+        <w:tblPrEx>
+          <w:tblCellMar>
+            <w:top w:w="0" w:type="dxa"/>
+            <w:bottom w:w="0" w:type="dxa"/>
+          </w:tblCellMar>
+        </w:tblPrEx>
         <w:tc>
           <w:tcPr>
             <w:tcW w:w="2400" w:type="dxa"/>
@@ -4132,6 +5005,12 @@
         </w:tc>
       </w:tr>
       <w:tr>
+        <w:tblPrEx>
+          <w:tblCellMar>
+            <w:top w:w="0" w:type="dxa"/>
+            <w:bottom w:w="0" w:type="dxa"/>
+          </w:tblCellMar>
+        </w:tblPrEx>
         <w:tc>
           <w:tcPr>
             <w:tcW w:w="2400" w:type="dxa"/>
@@ -4208,6 +5087,12 @@
         </w:tc>
       </w:tr>
       <w:tr>
+        <w:tblPrEx>
+          <w:tblCellMar>
+            <w:top w:w="0" w:type="dxa"/>
+            <w:bottom w:w="0" w:type="dxa"/>
+          </w:tblCellMar>
+        </w:tblPrEx>
         <w:tc>
           <w:tcPr>
             <w:tcW w:w="2400" w:type="dxa"/>
@@ -4278,7 +5163,7 @@
           </w:tcPr>
           <w:p>
             <w:r>
-              <w:t>How many decimal places to round each generated value to. Negative values are treated as 0.</w:t>
+              <w:t>How many decimal places to round each generated value to. Negative values are treated as 0. Values above 7 are rejected (see error note below).</w:t>
             </w:r>
           </w:p>
         </w:tc>
@@ -4341,7 +5226,21 @@
         <w:rPr>
           <w:color w:val="333333"/>
         </w:rPr>
-        <w:t xml:space="preserve">This method is defensive by design — it swaps min/max if reversed and clamps negative </w:t>
+        <w:t xml:space="preserve">width &lt; 1 or height &lt; 1 now shows an invalid-dimensions message via </w:t>
+      </w:r>
+      <w:proofErr w:type="spellStart"/>
+      <w:r>
+        <w:rPr>
+          <w:color w:val="333333"/>
+        </w:rPr>
+        <w:t>MessageHandler.showMessage</w:t>
+      </w:r>
+      <w:proofErr w:type="spellEnd"/>
+      <w:r>
+        <w:rPr>
+          <w:color w:val="333333"/>
+        </w:rPr>
+        <w:t xml:space="preserve">(...) and returns null. </w:t>
       </w:r>
       <w:proofErr w:type="spellStart"/>
       <w:r>
@@ -4355,7 +5254,21 @@
         <w:rPr>
           <w:color w:val="333333"/>
         </w:rPr>
-        <w:t xml:space="preserve"> to 0, so there is no real error case here. The only thing to double check as a caller is the width/height ordering described above, since it’s the opposite of the row/column convention used in </w:t>
+        <w:t xml:space="preserve"> above 7 shows a decimal-limit message (floats lose precision past 7 digits) and also returns null. Negative </w:t>
+      </w:r>
+      <w:proofErr w:type="spellStart"/>
+      <w:r>
+        <w:rPr>
+          <w:color w:val="333333"/>
+        </w:rPr>
+        <w:t>decimalPlaces</w:t>
+      </w:r>
+      <w:proofErr w:type="spellEnd"/>
+      <w:r>
+        <w:rPr>
+          <w:color w:val="333333"/>
+        </w:rPr>
+        <w:t xml:space="preserve"> is still silently clamped to 0, and a reversed min/max interval is still silently swapped — neither of those triggers a message, since they're not really error cases. The width/height ordering is still the opposite of the row/column convention used in </w:t>
       </w:r>
       <w:proofErr w:type="spellStart"/>
       <w:r>
@@ -4369,17 +5282,22 @@
         <w:rPr>
           <w:color w:val="333333"/>
         </w:rPr>
-        <w:t>.</w:t>
-      </w:r>
-    </w:p>
+        <w:t>, so double check that when wiring the two together.</w:t>
+      </w:r>
+    </w:p>
+    <w:p/>
     <w:p>
       <w:pPr>
         <w:pStyle w:val="Heading1"/>
-        <w:spacing w:before="400" w:after="60"/>
-      </w:pPr>
-      <w:r>
-        <w:t>Testing</w:t>
-      </w:r>
+        <w:spacing w:before="640" w:after="60"/>
+      </w:pPr>
+      <w:bookmarkStart w:id="6" w:name="_Toc233854768"/>
+      <w:proofErr w:type="spellStart"/>
+      <w:r>
+        <w:t>MessageHandler</w:t>
+      </w:r>
+      <w:bookmarkEnd w:id="6"/>
+      <w:proofErr w:type="spellEnd"/>
     </w:p>
     <w:p>
       <w:pPr>
@@ -4391,7 +5309,35 @@
           <w:iCs/>
           <w:color w:val="595959"/>
         </w:rPr>
-        <w:t>How to verify these methods on their own, and how to add your own test</w:t>
+        <w:t xml:space="preserve">package </w:t>
+      </w:r>
+      <w:proofErr w:type="spellStart"/>
+      <w:proofErr w:type="gramStart"/>
+      <w:r>
+        <w:rPr>
+          <w:i/>
+          <w:iCs/>
+          <w:color w:val="595959"/>
+        </w:rPr>
+        <w:t>messageHandler</w:t>
+      </w:r>
+      <w:proofErr w:type="spellEnd"/>
+      <w:r>
+        <w:rPr>
+          <w:i/>
+          <w:iCs/>
+          <w:color w:val="595959"/>
+        </w:rPr>
+        <w:t xml:space="preserve">  —</w:t>
+      </w:r>
+      <w:proofErr w:type="gramEnd"/>
+      <w:r>
+        <w:rPr>
+          <w:i/>
+          <w:iCs/>
+          <w:color w:val="595959"/>
+        </w:rPr>
+        <w:t xml:space="preserve">  shows a localized modal popup for errors, warnings, info, and success messages</w:t>
       </w:r>
     </w:p>
     <w:p>
@@ -4399,23 +5345,120 @@
         <w:spacing w:after="100"/>
       </w:pPr>
       <w:r>
-        <w:t xml:space="preserve">The project includes JUnit 5 test classes you can run directly, without wiring anything else up. They let you check a method's </w:t>
-      </w:r>
-      <w:proofErr w:type="spellStart"/>
-      <w:r>
-        <w:t>behaviour</w:t>
-      </w:r>
-      <w:proofErr w:type="spellEnd"/>
-      <w:r>
-        <w:t xml:space="preserve"> in isolation — useful both for confirming your own understanding of a method, and for confirming the current TODO / error-return </w:t>
-      </w:r>
-      <w:proofErr w:type="spellStart"/>
-      <w:r>
-        <w:t>behaviour</w:t>
-      </w:r>
-      <w:proofErr w:type="spellEnd"/>
-      <w:r>
-        <w:t xml:space="preserve"> described above is what you expect before you build something on top of it.</w:t>
+        <w:t xml:space="preserve">This is what every error case described above actually calls. Instead of throwing an exception or returning a broken value silently, the calculator/generator classes call this method with an already-translated message string and a </w:t>
+      </w:r>
+      <w:proofErr w:type="spellStart"/>
+      <w:r>
+        <w:t>MessageType</w:t>
+      </w:r>
+      <w:proofErr w:type="spellEnd"/>
+      <w:r>
+        <w:t>, and it pops up a small modal window with the matching system icon and title.</w:t>
+      </w:r>
+    </w:p>
+    <w:p>
+      <w:pPr>
+        <w:pBdr>
+          <w:left w:val="single" w:sz="24" w:space="8" w:color="2E5266"/>
+        </w:pBdr>
+        <w:shd w:val="clear" w:color="auto" w:fill="DCE6EA"/>
+        <w:spacing w:before="280" w:after="100"/>
+      </w:pPr>
+      <w:r>
+        <w:rPr>
+          <w:rFonts w:ascii="Consolas" w:eastAsia="Consolas" w:hAnsi="Consolas" w:cs="Consolas"/>
+          <w:b/>
+          <w:bCs/>
+          <w:color w:val="2E5266"/>
+          <w:sz w:val="21"/>
+          <w:szCs w:val="21"/>
+        </w:rPr>
+        <w:t xml:space="preserve">public static void </w:t>
+      </w:r>
+      <w:proofErr w:type="spellStart"/>
+      <w:proofErr w:type="gramStart"/>
+      <w:r>
+        <w:rPr>
+          <w:rFonts w:ascii="Consolas" w:eastAsia="Consolas" w:hAnsi="Consolas" w:cs="Consolas"/>
+          <w:b/>
+          <w:bCs/>
+          <w:color w:val="2E5266"/>
+          <w:sz w:val="21"/>
+          <w:szCs w:val="21"/>
+        </w:rPr>
+        <w:t>showMessage</w:t>
+      </w:r>
+      <w:proofErr w:type="spellEnd"/>
+      <w:r>
+        <w:rPr>
+          <w:rFonts w:ascii="Consolas" w:eastAsia="Consolas" w:hAnsi="Consolas" w:cs="Consolas"/>
+          <w:b/>
+          <w:bCs/>
+          <w:color w:val="2E5266"/>
+          <w:sz w:val="21"/>
+          <w:szCs w:val="21"/>
+        </w:rPr>
+        <w:t>(</w:t>
+      </w:r>
+      <w:proofErr w:type="gramEnd"/>
+      <w:r>
+        <w:rPr>
+          <w:rFonts w:ascii="Consolas" w:eastAsia="Consolas" w:hAnsi="Consolas" w:cs="Consolas"/>
+          <w:b/>
+          <w:bCs/>
+          <w:color w:val="2E5266"/>
+          <w:sz w:val="21"/>
+          <w:szCs w:val="21"/>
+        </w:rPr>
+        <w:t xml:space="preserve">String </w:t>
+      </w:r>
+      <w:proofErr w:type="spellStart"/>
+      <w:r>
+        <w:rPr>
+          <w:rFonts w:ascii="Consolas" w:eastAsia="Consolas" w:hAnsi="Consolas" w:cs="Consolas"/>
+          <w:b/>
+          <w:bCs/>
+          <w:color w:val="2E5266"/>
+          <w:sz w:val="21"/>
+          <w:szCs w:val="21"/>
+        </w:rPr>
+        <w:t>textToDisplay</w:t>
+      </w:r>
+      <w:proofErr w:type="spellEnd"/>
+      <w:r>
+        <w:rPr>
+          <w:rFonts w:ascii="Consolas" w:eastAsia="Consolas" w:hAnsi="Consolas" w:cs="Consolas"/>
+          <w:b/>
+          <w:bCs/>
+          <w:color w:val="2E5266"/>
+          <w:sz w:val="21"/>
+          <w:szCs w:val="21"/>
+        </w:rPr>
+        <w:t xml:space="preserve">, </w:t>
+      </w:r>
+      <w:proofErr w:type="spellStart"/>
+      <w:r>
+        <w:rPr>
+          <w:rFonts w:ascii="Consolas" w:eastAsia="Consolas" w:hAnsi="Consolas" w:cs="Consolas"/>
+          <w:b/>
+          <w:bCs/>
+          <w:color w:val="2E5266"/>
+          <w:sz w:val="21"/>
+          <w:szCs w:val="21"/>
+        </w:rPr>
+        <w:t>MessageType</w:t>
+      </w:r>
+      <w:proofErr w:type="spellEnd"/>
+      <w:r>
+        <w:rPr>
+          <w:rFonts w:ascii="Consolas" w:eastAsia="Consolas" w:hAnsi="Consolas" w:cs="Consolas"/>
+          <w:b/>
+          <w:bCs/>
+          <w:color w:val="2E5266"/>
+          <w:sz w:val="21"/>
+          <w:szCs w:val="21"/>
+        </w:rPr>
+        <w:t xml:space="preserve"> type)</w:t>
       </w:r>
     </w:p>
     <w:p>
@@ -4428,7 +5471,8 @@
           <w:bCs/>
           <w:color w:val="333333"/>
         </w:rPr>
-        <w:t>Included test files</w:t>
+        <w:lastRenderedPageBreak/>
+        <w:t>Parameters</w:t>
       </w:r>
     </w:p>
     <w:tbl>
@@ -4446,20 +5490,26 @@
           <w:left w:w="10" w:type="dxa"/>
           <w:right w:w="10" w:type="dxa"/>
         </w:tblCellMar>
-        <w:tblLook w:val="04A0" w:firstRow="1" w:lastRow="0" w:firstColumn="1" w:lastColumn="0" w:noHBand="0" w:noVBand="1"/>
+        <w:tblLook w:val="0000" w:firstRow="0" w:lastRow="0" w:firstColumn="0" w:lastColumn="0" w:noHBand="0" w:noVBand="0"/>
       </w:tblPr>
       <w:tblGrid>
-        <w:gridCol w:w="2599"/>
-        <w:gridCol w:w="1826"/>
-        <w:gridCol w:w="4935"/>
+        <w:gridCol w:w="2400"/>
+        <w:gridCol w:w="1900"/>
+        <w:gridCol w:w="5060"/>
       </w:tblGrid>
       <w:tr>
+        <w:tblPrEx>
+          <w:tblCellMar>
+            <w:top w:w="0" w:type="dxa"/>
+            <w:bottom w:w="0" w:type="dxa"/>
+          </w:tblCellMar>
+        </w:tblPrEx>
         <w:trPr>
           <w:tblHeader/>
         </w:trPr>
         <w:tc>
           <w:tcPr>
-            <w:tcW w:w="2600" w:type="dxa"/>
+            <w:tcW w:w="2400" w:type="dxa"/>
             <w:tcBorders>
               <w:top w:val="single" w:sz="1" w:space="0" w:color="CCCCCC"/>
               <w:left w:val="single" w:sz="1" w:space="0" w:color="CCCCCC"/>
@@ -4483,13 +5533,13 @@
                 <w:bCs/>
                 <w:color w:val="FFFFFF"/>
               </w:rPr>
-              <w:t>File</w:t>
-            </w:r>
-          </w:p>
-        </w:tc>
-        <w:tc>
-          <w:tcPr>
-            <w:tcW w:w="1800" w:type="dxa"/>
+              <w:t>Parameter</w:t>
+            </w:r>
+          </w:p>
+        </w:tc>
+        <w:tc>
+          <w:tcPr>
+            <w:tcW w:w="1900" w:type="dxa"/>
             <w:tcBorders>
               <w:top w:val="single" w:sz="1" w:space="0" w:color="CCCCCC"/>
               <w:left w:val="single" w:sz="1" w:space="0" w:color="CCCCCC"/>
@@ -4513,13 +5563,13 @@
                 <w:bCs/>
                 <w:color w:val="FFFFFF"/>
               </w:rPr>
-              <w:t>Package</w:t>
-            </w:r>
-          </w:p>
-        </w:tc>
-        <w:tc>
-          <w:tcPr>
-            <w:tcW w:w="4960" w:type="dxa"/>
+              <w:t>Type</w:t>
+            </w:r>
+          </w:p>
+        </w:tc>
+        <w:tc>
+          <w:tcPr>
+            <w:tcW w:w="5060" w:type="dxa"/>
             <w:tcBorders>
               <w:top w:val="single" w:sz="1" w:space="0" w:color="CCCCCC"/>
               <w:left w:val="single" w:sz="1" w:space="0" w:color="CCCCCC"/>
@@ -4543,15 +5593,21 @@
                 <w:bCs/>
                 <w:color w:val="FFFFFF"/>
               </w:rPr>
-              <w:t>What it covers</w:t>
+              <w:t>Description</w:t>
             </w:r>
           </w:p>
         </w:tc>
       </w:tr>
       <w:tr>
-        <w:tc>
-          <w:tcPr>
-            <w:tcW w:w="2600" w:type="dxa"/>
+        <w:tblPrEx>
+          <w:tblCellMar>
+            <w:top w:w="0" w:type="dxa"/>
+            <w:bottom w:w="0" w:type="dxa"/>
+          </w:tblCellMar>
+        </w:tblPrEx>
+        <w:tc>
+          <w:tcPr>
+            <w:tcW w:w="2400" w:type="dxa"/>
             <w:tcBorders>
               <w:top w:val="single" w:sz="1" w:space="0" w:color="CCCCCC"/>
               <w:left w:val="single" w:sz="1" w:space="0" w:color="CCCCCC"/>
@@ -4568,14 +5624,16 @@
             <w:vAlign w:val="center"/>
           </w:tcPr>
           <w:p>
-            <w:r>
-              <w:t>MatrixCalculatorTest.java</w:t>
-            </w:r>
-          </w:p>
-        </w:tc>
-        <w:tc>
-          <w:tcPr>
-            <w:tcW w:w="1800" w:type="dxa"/>
+            <w:proofErr w:type="spellStart"/>
+            <w:r>
+              <w:t>textToDisplay</w:t>
+            </w:r>
+            <w:proofErr w:type="spellEnd"/>
+          </w:p>
+        </w:tc>
+        <w:tc>
+          <w:tcPr>
+            <w:tcW w:w="1900" w:type="dxa"/>
             <w:tcBorders>
               <w:top w:val="single" w:sz="1" w:space="0" w:color="CCCCCC"/>
               <w:left w:val="single" w:sz="1" w:space="0" w:color="CCCCCC"/>
@@ -4593,13 +5651,13 @@
           </w:tcPr>
           <w:p>
             <w:r>
-              <w:t>matrix</w:t>
-            </w:r>
-          </w:p>
-        </w:tc>
-        <w:tc>
-          <w:tcPr>
-            <w:tcW w:w="4960" w:type="dxa"/>
+              <w:t>String</w:t>
+            </w:r>
+          </w:p>
+        </w:tc>
+        <w:tc>
+          <w:tcPr>
+            <w:tcW w:w="5060" w:type="dxa"/>
             <w:tcBorders>
               <w:top w:val="single" w:sz="1" w:space="0" w:color="CCCCCC"/>
               <w:left w:val="single" w:sz="1" w:space="0" w:color="CCCCCC"/>
@@ -4617,23 +5675,29 @@
           </w:tcPr>
           <w:p>
             <w:r>
-              <w:t xml:space="preserve">Matrix generation; addition, subtraction and multiplication (both matching and mismatched sizes); transpose; determinant (2x2, 3x3, and non-square); </w:t>
+              <w:t xml:space="preserve">The message text shown inside the popup body. This should already be a translated string, typically pulled from </w:t>
             </w:r>
             <w:proofErr w:type="spellStart"/>
             <w:r>
-              <w:t>adjugate</w:t>
+              <w:t>Localization.returnBundle</w:t>
             </w:r>
             <w:proofErr w:type="spellEnd"/>
             <w:r>
-              <w:t>; inverse (success, singular matrix, non-square matrix).</w:t>
+              <w:t>() by the caller — this method does not translate anything itself.</w:t>
             </w:r>
           </w:p>
         </w:tc>
       </w:tr>
       <w:tr>
-        <w:tc>
-          <w:tcPr>
-            <w:tcW w:w="2600" w:type="dxa"/>
+        <w:tblPrEx>
+          <w:tblCellMar>
+            <w:top w:w="0" w:type="dxa"/>
+            <w:bottom w:w="0" w:type="dxa"/>
+          </w:tblCellMar>
+        </w:tblPrEx>
+        <w:tc>
+          <w:tcPr>
+            <w:tcW w:w="2400" w:type="dxa"/>
             <w:tcBorders>
               <w:top w:val="single" w:sz="1" w:space="0" w:color="CCCCCC"/>
               <w:left w:val="single" w:sz="1" w:space="0" w:color="CCCCCC"/>
@@ -4651,13 +5715,13 @@
           </w:tcPr>
           <w:p>
             <w:r>
-              <w:t>LogicCalculatorTest.java</w:t>
-            </w:r>
-          </w:p>
-        </w:tc>
-        <w:tc>
-          <w:tcPr>
-            <w:tcW w:w="1800" w:type="dxa"/>
+              <w:t>type</w:t>
+            </w:r>
+          </w:p>
+        </w:tc>
+        <w:tc>
+          <w:tcPr>
+            <w:tcW w:w="1900" w:type="dxa"/>
             <w:tcBorders>
               <w:top w:val="single" w:sz="1" w:space="0" w:color="CCCCCC"/>
               <w:left w:val="single" w:sz="1" w:space="0" w:color="CCCCCC"/>
@@ -4676,14 +5740,14 @@
           <w:p>
             <w:proofErr w:type="spellStart"/>
             <w:r>
-              <w:t>logicalOperations</w:t>
+              <w:t>MessageType</w:t>
             </w:r>
             <w:proofErr w:type="spellEnd"/>
           </w:p>
         </w:tc>
         <w:tc>
           <w:tcPr>
-            <w:tcW w:w="4960" w:type="dxa"/>
+            <w:tcW w:w="5060" w:type="dxa"/>
             <w:tcBorders>
               <w:top w:val="single" w:sz="1" w:space="0" w:color="CCCCCC"/>
               <w:left w:val="single" w:sz="1" w:space="0" w:color="CCCCCC"/>
@@ -4701,23 +5765,66 @@
           </w:tcPr>
           <w:p>
             <w:r>
-              <w:t xml:space="preserve">Feeds a randomly generated expression from </w:t>
+              <w:t xml:space="preserve">One of </w:t>
             </w:r>
             <w:proofErr w:type="spellStart"/>
             <w:r>
-              <w:t>LogicGenerator.generateLogic</w:t>
+              <w:t>MessageType.Error</w:t>
             </w:r>
             <w:proofErr w:type="spellEnd"/>
-            <w:r>
-              <w:t xml:space="preserve"> straight into </w:t>
+            <w:proofErr w:type="gramStart"/>
+            <w:r>
+              <w:t>, .Warning, .Info</w:t>
+            </w:r>
+            <w:proofErr w:type="gramEnd"/>
+            <w:r>
+              <w:t xml:space="preserve">, </w:t>
+            </w:r>
+            <w:proofErr w:type="gramStart"/>
+            <w:r>
+              <w:t>or .Success</w:t>
+            </w:r>
+            <w:proofErr w:type="gramEnd"/>
+            <w:r>
+              <w:t xml:space="preserve"> (</w:t>
             </w:r>
             <w:proofErr w:type="spellStart"/>
             <w:r>
-              <w:t>LogicalCalculator.LogicCalculator</w:t>
+              <w:t>enum</w:t>
             </w:r>
             <w:proofErr w:type="spellEnd"/>
             <w:r>
-              <w:t xml:space="preserve"> and prints the resulting truth table.</w:t>
+              <w:t xml:space="preserve"> in the same package). Controls both the window title (via </w:t>
+            </w:r>
+            <w:proofErr w:type="spellStart"/>
+            <w:proofErr w:type="gramStart"/>
+            <w:r>
+              <w:t>title.error</w:t>
+            </w:r>
+            <w:proofErr w:type="spellEnd"/>
+            <w:proofErr w:type="gramEnd"/>
+            <w:r>
+              <w:t xml:space="preserve"> / </w:t>
+            </w:r>
+            <w:proofErr w:type="spellStart"/>
+            <w:proofErr w:type="gramStart"/>
+            <w:r>
+              <w:t>title.warning</w:t>
+            </w:r>
+            <w:proofErr w:type="spellEnd"/>
+            <w:proofErr w:type="gramEnd"/>
+            <w:r>
+              <w:t xml:space="preserve"> / title.info / </w:t>
+            </w:r>
+            <w:proofErr w:type="spellStart"/>
+            <w:proofErr w:type="gramStart"/>
+            <w:r>
+              <w:t>title.success</w:t>
+            </w:r>
+            <w:proofErr w:type="spellEnd"/>
+            <w:proofErr w:type="gramEnd"/>
+            <w:r>
+              <w:t xml:space="preserve"> in the localization file) and which system alert icon is shown.</w:t>
             </w:r>
           </w:p>
         </w:tc>
@@ -4725,10 +5832,23 @@
     </w:tbl>
     <w:p>
       <w:pPr>
+        <w:spacing w:before="160" w:after="60"/>
+      </w:pPr>
+      <w:r>
+        <w:rPr>
+          <w:b/>
+          <w:bCs/>
+          <w:color w:val="333333"/>
+        </w:rPr>
+        <w:t>Returns</w:t>
+      </w:r>
+    </w:p>
+    <w:p>
+      <w:pPr>
         <w:spacing w:after="100"/>
       </w:pPr>
       <w:r>
-        <w:t>Both files run with a standard JUnit 5 test runner (from your IDE, or via Maven/Gradle) — no other part of the project needs to be running.</w:t>
+        <w:t>void. The method opens a modal (application-blocking) JavaFX window; the caller doesn’t get anything back and execution of the calling code continues once the popup is shown (the popup itself blocks further user interaction with the app until it’s closed, but it doesn’t block the calling thread).</w:t>
       </w:r>
     </w:p>
     <w:p>
@@ -4741,7 +5861,7 @@
           <w:bCs/>
           <w:color w:val="333333"/>
         </w:rPr>
-        <w:t>Writing your own test</w:t>
+        <w:t>Thread safety</w:t>
       </w:r>
     </w:p>
     <w:p>
@@ -4749,181 +5869,352 @@
         <w:spacing w:after="100"/>
       </w:pPr>
       <w:r>
-        <w:t>To test a method on its own:</w:t>
-      </w:r>
-    </w:p>
-    <w:p>
-      <w:pPr>
-        <w:pStyle w:val="ListParagraph"/>
-        <w:numPr>
-          <w:ilvl w:val="0"/>
-          <w:numId w:val="2"/>
-        </w:numPr>
-        <w:spacing w:after="60"/>
-      </w:pPr>
-      <w:r>
-        <w:t xml:space="preserve">Create a new class ending in </w:t>
-      </w:r>
+        <w:t xml:space="preserve">Safe to call from any thread. If it’s not already running on the JavaFX Application Thread, </w:t>
+      </w:r>
+      <w:proofErr w:type="gramStart"/>
+      <w:r>
+        <w:t>it</w:t>
+      </w:r>
+      <w:proofErr w:type="gramEnd"/>
+      <w:r>
+        <w:t xml:space="preserve"> re-dispatches itself via </w:t>
+      </w:r>
+      <w:proofErr w:type="spellStart"/>
+      <w:r>
+        <w:t>Platform.runLater</w:t>
+      </w:r>
+      <w:proofErr w:type="spellEnd"/>
+      <w:r>
+        <w:t xml:space="preserve">(...) automatically, so callers never need to wrap this in their own </w:t>
+      </w:r>
+      <w:proofErr w:type="spellStart"/>
+      <w:r>
+        <w:t>Platform.runLater</w:t>
+      </w:r>
+      <w:proofErr w:type="spellEnd"/>
+      <w:r>
+        <w:t>(...).</w:t>
+      </w:r>
+    </w:p>
+    <w:p>
+      <w:pPr>
+        <w:pBdr>
+          <w:left w:val="single" w:sz="24" w:space="8" w:color="B33A3A"/>
+        </w:pBdr>
+        <w:shd w:val="clear" w:color="auto" w:fill="FBEAEA"/>
+        <w:spacing w:before="60" w:after="160"/>
+      </w:pPr>
+      <w:r>
+        <w:rPr>
+          <w:b/>
+          <w:bCs/>
+          <w:color w:val="B33A3A"/>
+        </w:rPr>
+        <w:t xml:space="preserve">Error behavior:  </w:t>
+      </w:r>
+      <w:r>
+        <w:rPr>
+          <w:color w:val="333333"/>
+        </w:rPr>
+        <w:t xml:space="preserve">If </w:t>
+      </w:r>
+      <w:proofErr w:type="spellStart"/>
+      <w:r>
+        <w:rPr>
+          <w:color w:val="333333"/>
+        </w:rPr>
+        <w:t>Handler.fxml</w:t>
+      </w:r>
+      <w:proofErr w:type="spellEnd"/>
+      <w:r>
+        <w:rPr>
+          <w:color w:val="333333"/>
+        </w:rPr>
+        <w:t xml:space="preserve"> fails to load for any reason, the exception is caught and printed to the console via </w:t>
+      </w:r>
+      <w:proofErr w:type="spellStart"/>
+      <w:proofErr w:type="gramStart"/>
+      <w:r>
+        <w:rPr>
+          <w:color w:val="333333"/>
+        </w:rPr>
+        <w:t>e.printStackTrace</w:t>
+      </w:r>
+      <w:proofErr w:type="spellEnd"/>
+      <w:proofErr w:type="gramEnd"/>
+      <w:r>
+        <w:rPr>
+          <w:color w:val="333333"/>
+        </w:rPr>
+        <w:t>() — no popup is shown and no exception propagates back to the caller in that case.</w:t>
+      </w:r>
+    </w:p>
+    <w:p/>
+    <w:p>
+      <w:pPr>
+        <w:pStyle w:val="Heading1"/>
+        <w:spacing w:before="640" w:after="60"/>
+      </w:pPr>
+      <w:bookmarkStart w:id="7" w:name="_Toc233854769"/>
+      <w:r>
+        <w:t>Localization</w:t>
+      </w:r>
+      <w:bookmarkEnd w:id="7"/>
+    </w:p>
+    <w:p>
+      <w:pPr>
+        <w:spacing w:after="200"/>
+      </w:pPr>
+      <w:r>
+        <w:rPr>
+          <w:i/>
+          <w:iCs/>
+          <w:color w:val="595959"/>
+        </w:rPr>
+        <w:t xml:space="preserve">package </w:t>
+      </w:r>
+      <w:proofErr w:type="gramStart"/>
+      <w:r>
+        <w:rPr>
+          <w:i/>
+          <w:iCs/>
+          <w:color w:val="595959"/>
+        </w:rPr>
+        <w:t>localization  —</w:t>
+      </w:r>
+      <w:proofErr w:type="gramEnd"/>
+      <w:r>
+        <w:rPr>
+          <w:i/>
+          <w:iCs/>
+          <w:color w:val="595959"/>
+        </w:rPr>
+        <w:t xml:space="preserve">  loads the translated message strings used by </w:t>
+      </w:r>
+      <w:proofErr w:type="spellStart"/>
+      <w:r>
+        <w:rPr>
+          <w:i/>
+          <w:iCs/>
+          <w:color w:val="595959"/>
+        </w:rPr>
+        <w:t>MessageHandler</w:t>
+      </w:r>
+      <w:proofErr w:type="spellEnd"/>
+      <w:r>
+        <w:rPr>
+          <w:i/>
+          <w:iCs/>
+          <w:color w:val="595959"/>
+        </w:rPr>
+        <w:t xml:space="preserve"> and the calculator classes</w:t>
+      </w:r>
+    </w:p>
+    <w:p>
+      <w:pPr>
+        <w:spacing w:after="100"/>
+      </w:pPr>
+      <w:r>
+        <w:t xml:space="preserve">All user-facing text (popup titles and error messages) lives in </w:t>
+      </w:r>
+      <w:proofErr w:type="gramStart"/>
+      <w:r>
+        <w:t>a .properties</w:t>
+      </w:r>
+      <w:proofErr w:type="gramEnd"/>
+      <w:r>
+        <w:t xml:space="preserve"> file rather than being hardcoded in Java, so wording can be changed or translated without touching the calculator/generator classes.</w:t>
+      </w:r>
+    </w:p>
+    <w:p>
+      <w:pPr>
+        <w:pBdr>
+          <w:left w:val="single" w:sz="24" w:space="8" w:color="2E5266"/>
+        </w:pBdr>
+        <w:shd w:val="clear" w:color="auto" w:fill="DCE6EA"/>
+        <w:spacing w:before="280" w:after="100"/>
+      </w:pPr>
       <w:r>
         <w:rPr>
           <w:rFonts w:ascii="Consolas" w:eastAsia="Consolas" w:hAnsi="Consolas" w:cs="Consolas"/>
-        </w:rPr>
-        <w:t>Test</w:t>
-      </w:r>
-      <w:r>
-        <w:t xml:space="preserve"> in the same package as the class you’re testing (e.g. a </w:t>
-      </w:r>
-      <w:proofErr w:type="spellStart"/>
-      <w:r>
-        <w:t>MatrixCalculator</w:t>
-      </w:r>
-      <w:proofErr w:type="spellEnd"/>
-      <w:r>
-        <w:t xml:space="preserve"> test goes in package matrix).</w:t>
-      </w:r>
-    </w:p>
-    <w:p>
-      <w:pPr>
-        <w:pStyle w:val="ListParagraph"/>
-        <w:numPr>
-          <w:ilvl w:val="0"/>
-          <w:numId w:val="2"/>
-        </w:numPr>
-        <w:spacing w:after="60"/>
-      </w:pPr>
-      <w:r>
-        <w:t xml:space="preserve">Import </w:t>
+          <w:b/>
+          <w:bCs/>
+          <w:color w:val="2E5266"/>
+          <w:sz w:val="21"/>
+          <w:szCs w:val="21"/>
+        </w:rPr>
+        <w:t xml:space="preserve">public static </w:t>
+      </w:r>
+      <w:proofErr w:type="spellStart"/>
+      <w:r>
+        <w:rPr>
+          <w:rFonts w:ascii="Consolas" w:eastAsia="Consolas" w:hAnsi="Consolas" w:cs="Consolas"/>
+          <w:b/>
+          <w:bCs/>
+          <w:color w:val="2E5266"/>
+          <w:sz w:val="21"/>
+          <w:szCs w:val="21"/>
+        </w:rPr>
+        <w:t>ResourceBundle</w:t>
+      </w:r>
+      <w:proofErr w:type="spellEnd"/>
+      <w:r>
+        <w:rPr>
+          <w:rFonts w:ascii="Consolas" w:eastAsia="Consolas" w:hAnsi="Consolas" w:cs="Consolas"/>
+          <w:b/>
+          <w:bCs/>
+          <w:color w:val="2E5266"/>
+          <w:sz w:val="21"/>
+          <w:szCs w:val="21"/>
+        </w:rPr>
+        <w:t xml:space="preserve"> </w:t>
       </w:r>
       <w:proofErr w:type="spellStart"/>
       <w:proofErr w:type="gramStart"/>
       <w:r>
         <w:rPr>
           <w:rFonts w:ascii="Consolas" w:eastAsia="Consolas" w:hAnsi="Consolas" w:cs="Consolas"/>
-        </w:rPr>
-        <w:t>org.junit.jupiter.api.Test</w:t>
-      </w:r>
-      <w:proofErr w:type="spellEnd"/>
+          <w:b/>
+          <w:bCs/>
+          <w:color w:val="2E5266"/>
+          <w:sz w:val="21"/>
+          <w:szCs w:val="21"/>
+        </w:rPr>
+        <w:t>returnBundle</w:t>
+      </w:r>
+      <w:proofErr w:type="spellEnd"/>
+      <w:r>
+        <w:rPr>
+          <w:rFonts w:ascii="Consolas" w:eastAsia="Consolas" w:hAnsi="Consolas" w:cs="Consolas"/>
+          <w:b/>
+          <w:bCs/>
+          <w:color w:val="2E5266"/>
+          <w:sz w:val="21"/>
+          <w:szCs w:val="21"/>
+        </w:rPr>
+        <w:t>(</w:t>
+      </w:r>
       <w:proofErr w:type="gramEnd"/>
       <w:r>
-        <w:t xml:space="preserve"> and mark each test method with </w:t>
-      </w:r>
-      <w:r>
         <w:rPr>
           <w:rFonts w:ascii="Consolas" w:eastAsia="Consolas" w:hAnsi="Consolas" w:cs="Consolas"/>
-        </w:rPr>
-        <w:t>@Test</w:t>
-      </w:r>
-      <w:r>
-        <w:t>.</w:t>
-      </w:r>
-    </w:p>
-    <w:p>
-      <w:pPr>
-        <w:pStyle w:val="ListParagraph"/>
-        <w:numPr>
-          <w:ilvl w:val="0"/>
-          <w:numId w:val="2"/>
-        </w:numPr>
-        <w:spacing w:after="60"/>
-      </w:pPr>
-      <w:r>
-        <w:t>Follow the Arrange → Act → Assert pattern: set up your input, call the method once, then check the result.</w:t>
-      </w:r>
-    </w:p>
-    <w:p>
-      <w:pPr>
-        <w:pStyle w:val="ListParagraph"/>
-        <w:numPr>
-          <w:ilvl w:val="0"/>
-          <w:numId w:val="2"/>
-        </w:numPr>
-        <w:spacing w:after="60"/>
-      </w:pPr>
-      <w:r>
-        <w:t>For array results (</w:t>
-      </w:r>
+          <w:b/>
+          <w:bCs/>
+          <w:color w:val="2E5266"/>
+          <w:sz w:val="21"/>
+          <w:szCs w:val="21"/>
+        </w:rPr>
+        <w:t>)</w:t>
+      </w:r>
+    </w:p>
+    <w:p>
+      <w:pPr>
+        <w:spacing w:before="160" w:after="60"/>
+      </w:pPr>
+      <w:r>
+        <w:rPr>
+          <w:b/>
+          <w:bCs/>
+          <w:color w:val="333333"/>
+        </w:rPr>
+        <w:t>Parameters</w:t>
+      </w:r>
+    </w:p>
+    <w:p>
+      <w:pPr>
+        <w:spacing w:after="100"/>
+      </w:pPr>
+      <w:r>
+        <w:t>None.</w:t>
+      </w:r>
+    </w:p>
+    <w:p>
+      <w:pPr>
+        <w:spacing w:before="160" w:after="60"/>
+      </w:pPr>
+      <w:r>
+        <w:rPr>
+          <w:b/>
+          <w:bCs/>
+          <w:color w:val="333333"/>
+        </w:rPr>
+        <w:t>Returns</w:t>
+      </w:r>
+    </w:p>
+    <w:p>
+      <w:pPr>
+        <w:spacing w:after="100"/>
+      </w:pPr>
+      <w:r>
+        <w:t xml:space="preserve">A </w:t>
+      </w:r>
+      <w:proofErr w:type="spellStart"/>
       <w:proofErr w:type="gramStart"/>
       <w:r>
-        <w:t>float[][</w:t>
+        <w:t>java.util</w:t>
       </w:r>
       <w:proofErr w:type="gramEnd"/>
       <w:r>
-        <w:t xml:space="preserve">] or </w:t>
-      </w:r>
+        <w:t>.ResourceBundle</w:t>
+      </w:r>
+      <w:proofErr w:type="spellEnd"/>
+      <w:r>
+        <w:t xml:space="preserve"> loaded from res/localization/</w:t>
+      </w:r>
+      <w:proofErr w:type="spellStart"/>
+      <w:r>
+        <w:t>lv.properties</w:t>
+      </w:r>
+      <w:proofErr w:type="spellEnd"/>
+      <w:r>
+        <w:t>. The method reads the JVM’s default locale, but currently always forces the language code to "lv" regardless of what it finds — only Latvian is implemented at the moment, so this always returns the Latvian bundle.</w:t>
+      </w:r>
+    </w:p>
+    <w:p>
+      <w:pPr>
+        <w:spacing w:before="160" w:after="60"/>
+      </w:pPr>
+      <w:r>
+        <w:rPr>
+          <w:b/>
+          <w:bCs/>
+          <w:color w:val="333333"/>
+        </w:rPr>
+        <w:t>How it’s used</w:t>
+      </w:r>
+    </w:p>
+    <w:p>
+      <w:pPr>
+        <w:spacing w:after="100"/>
+      </w:pPr>
+      <w:r>
+        <w:t xml:space="preserve">Any class that needs to show a message calls </w:t>
+      </w:r>
+      <w:proofErr w:type="spellStart"/>
+      <w:r>
+        <w:t>Localization.returnBundle</w:t>
+      </w:r>
+      <w:proofErr w:type="spellEnd"/>
+      <w:r>
+        <w:t xml:space="preserve">() once, then reads a specific string with </w:t>
+      </w:r>
+      <w:proofErr w:type="spellStart"/>
       <w:proofErr w:type="gramStart"/>
       <w:r>
-        <w:t>String[][</w:t>
-      </w:r>
+        <w:t>lang.getString</w:t>
+      </w:r>
+      <w:proofErr w:type="spellEnd"/>
       <w:proofErr w:type="gramEnd"/>
       <w:r>
-        <w:t xml:space="preserve">]), use </w:t>
-      </w:r>
-      <w:proofErr w:type="spellStart"/>
-      <w:proofErr w:type="gramStart"/>
-      <w:r>
-        <w:rPr>
-          <w:rFonts w:ascii="Consolas" w:eastAsia="Consolas" w:hAnsi="Consolas" w:cs="Consolas"/>
-        </w:rPr>
-        <w:t>assertArrayEquals</w:t>
-      </w:r>
-      <w:proofErr w:type="spellEnd"/>
-      <w:r>
-        <w:rPr>
-          <w:rFonts w:ascii="Consolas" w:eastAsia="Consolas" w:hAnsi="Consolas" w:cs="Consolas"/>
-        </w:rPr>
-        <w:t>(</w:t>
-      </w:r>
-      <w:proofErr w:type="gramEnd"/>
-      <w:r>
-        <w:rPr>
-          <w:rFonts w:ascii="Consolas" w:eastAsia="Consolas" w:hAnsi="Consolas" w:cs="Consolas"/>
-        </w:rPr>
-        <w:t>expected, actual, "message")</w:t>
-      </w:r>
-      <w:r>
-        <w:t xml:space="preserve"> instead of </w:t>
-      </w:r>
-      <w:proofErr w:type="spellStart"/>
-      <w:r>
-        <w:t>assertEquals</w:t>
-      </w:r>
-      <w:proofErr w:type="spellEnd"/>
-      <w:r>
-        <w:t xml:space="preserve"> — plain </w:t>
-      </w:r>
-      <w:proofErr w:type="spellStart"/>
-      <w:r>
-        <w:t>assertEquals</w:t>
-      </w:r>
-      <w:proofErr w:type="spellEnd"/>
-      <w:r>
-        <w:t xml:space="preserve"> doesn’t compare array contents.</w:t>
-      </w:r>
-    </w:p>
-    <w:p>
-      <w:pPr>
-        <w:pStyle w:val="ListParagraph"/>
-        <w:numPr>
-          <w:ilvl w:val="0"/>
-          <w:numId w:val="2"/>
-        </w:numPr>
-        <w:spacing w:after="160"/>
-      </w:pPr>
-      <w:r>
-        <w:t>Run the class from your IDE’s test runner (or Maven/Gradle) — no other setup is required.</w:t>
-      </w:r>
-    </w:p>
-    <w:p>
-      <w:pPr>
-        <w:spacing w:before="160" w:after="60"/>
-      </w:pPr>
-      <w:r>
-        <w:rPr>
-          <w:b/>
-          <w:bCs/>
-          <w:color w:val="333333"/>
-        </w:rPr>
-        <w:t>Minimal skeleton</w:t>
+        <w:t>("</w:t>
+      </w:r>
+      <w:proofErr w:type="spellStart"/>
+      <w:r>
+        <w:t>some.key</w:t>
+      </w:r>
+      <w:proofErr w:type="spellEnd"/>
+      <w:r>
+        <w:t>"). Keys follow a dotted convention grouped by purpose, for example:</w:t>
       </w:r>
     </w:p>
     <w:tbl>
@@ -4941,12 +6232,1053 @@
           <w:left w:w="10" w:type="dxa"/>
           <w:right w:w="10" w:type="dxa"/>
         </w:tblCellMar>
-        <w:tblLook w:val="04A0" w:firstRow="1" w:lastRow="0" w:firstColumn="1" w:lastColumn="0" w:noHBand="0" w:noVBand="1"/>
+        <w:tblLook w:val="0000" w:firstRow="0" w:lastRow="0" w:firstColumn="0" w:lastColumn="0" w:noHBand="0" w:noVBand="0"/>
+      </w:tblPr>
+      <w:tblGrid>
+        <w:gridCol w:w="3200"/>
+        <w:gridCol w:w="6160"/>
+      </w:tblGrid>
+      <w:tr>
+        <w:tblPrEx>
+          <w:tblCellMar>
+            <w:top w:w="0" w:type="dxa"/>
+            <w:bottom w:w="0" w:type="dxa"/>
+          </w:tblCellMar>
+        </w:tblPrEx>
+        <w:trPr>
+          <w:tblHeader/>
+        </w:trPr>
+        <w:tc>
+          <w:tcPr>
+            <w:tcW w:w="3200" w:type="dxa"/>
+            <w:tcBorders>
+              <w:top w:val="single" w:sz="1" w:space="0" w:color="CCCCCC"/>
+              <w:left w:val="single" w:sz="1" w:space="0" w:color="CCCCCC"/>
+              <w:bottom w:val="single" w:sz="1" w:space="0" w:color="CCCCCC"/>
+              <w:right w:val="single" w:sz="1" w:space="0" w:color="CCCCCC"/>
+            </w:tcBorders>
+            <w:shd w:val="clear" w:color="auto" w:fill="2E5266"/>
+            <w:tcMar>
+              <w:top w:w="100" w:type="dxa"/>
+              <w:left w:w="140" w:type="dxa"/>
+              <w:bottom w:w="100" w:type="dxa"/>
+              <w:right w:w="140" w:type="dxa"/>
+            </w:tcMar>
+            <w:vAlign w:val="center"/>
+          </w:tcPr>
+          <w:p>
+            <w:r>
+              <w:rPr>
+                <w:rFonts w:ascii="Consolas" w:eastAsia="Consolas" w:hAnsi="Consolas" w:cs="Consolas"/>
+                <w:b/>
+                <w:bCs/>
+                <w:color w:val="FFFFFF"/>
+              </w:rPr>
+              <w:lastRenderedPageBreak/>
+              <w:t>Key prefix</w:t>
+            </w:r>
+          </w:p>
+        </w:tc>
+        <w:tc>
+          <w:tcPr>
+            <w:tcW w:w="6160" w:type="dxa"/>
+            <w:tcBorders>
+              <w:top w:val="single" w:sz="1" w:space="0" w:color="CCCCCC"/>
+              <w:left w:val="single" w:sz="1" w:space="0" w:color="CCCCCC"/>
+              <w:bottom w:val="single" w:sz="1" w:space="0" w:color="CCCCCC"/>
+              <w:right w:val="single" w:sz="1" w:space="0" w:color="CCCCCC"/>
+            </w:tcBorders>
+            <w:shd w:val="clear" w:color="auto" w:fill="2E5266"/>
+            <w:tcMar>
+              <w:top w:w="100" w:type="dxa"/>
+              <w:left w:w="140" w:type="dxa"/>
+              <w:bottom w:w="100" w:type="dxa"/>
+              <w:right w:w="140" w:type="dxa"/>
+            </w:tcMar>
+            <w:vAlign w:val="center"/>
+          </w:tcPr>
+          <w:p>
+            <w:r>
+              <w:rPr>
+                <w:rFonts w:ascii="Consolas" w:eastAsia="Consolas" w:hAnsi="Consolas" w:cs="Consolas"/>
+                <w:b/>
+                <w:bCs/>
+                <w:color w:val="FFFFFF"/>
+              </w:rPr>
+              <w:t>Used for</w:t>
+            </w:r>
+          </w:p>
+        </w:tc>
+      </w:tr>
+      <w:tr>
+        <w:tblPrEx>
+          <w:tblCellMar>
+            <w:top w:w="0" w:type="dxa"/>
+            <w:bottom w:w="0" w:type="dxa"/>
+          </w:tblCellMar>
+        </w:tblPrEx>
+        <w:tc>
+          <w:tcPr>
+            <w:tcW w:w="3200" w:type="dxa"/>
+            <w:tcBorders>
+              <w:top w:val="single" w:sz="1" w:space="0" w:color="CCCCCC"/>
+              <w:left w:val="single" w:sz="1" w:space="0" w:color="CCCCCC"/>
+              <w:bottom w:val="single" w:sz="1" w:space="0" w:color="CCCCCC"/>
+              <w:right w:val="single" w:sz="1" w:space="0" w:color="CCCCCC"/>
+            </w:tcBorders>
+            <w:shd w:val="clear" w:color="auto" w:fill="FFFFFF"/>
+            <w:tcMar>
+              <w:top w:w="100" w:type="dxa"/>
+              <w:left w:w="140" w:type="dxa"/>
+              <w:bottom w:w="100" w:type="dxa"/>
+              <w:right w:w="140" w:type="dxa"/>
+            </w:tcMar>
+            <w:vAlign w:val="center"/>
+          </w:tcPr>
+          <w:p>
+            <w:proofErr w:type="gramStart"/>
+            <w:r>
+              <w:t>title.*</w:t>
+            </w:r>
+            <w:proofErr w:type="gramEnd"/>
+          </w:p>
+        </w:tc>
+        <w:tc>
+          <w:tcPr>
+            <w:tcW w:w="6160" w:type="dxa"/>
+            <w:tcBorders>
+              <w:top w:val="single" w:sz="1" w:space="0" w:color="CCCCCC"/>
+              <w:left w:val="single" w:sz="1" w:space="0" w:color="CCCCCC"/>
+              <w:bottom w:val="single" w:sz="1" w:space="0" w:color="CCCCCC"/>
+              <w:right w:val="single" w:sz="1" w:space="0" w:color="CCCCCC"/>
+            </w:tcBorders>
+            <w:shd w:val="clear" w:color="auto" w:fill="FFFFFF"/>
+            <w:tcMar>
+              <w:top w:w="100" w:type="dxa"/>
+              <w:left w:w="140" w:type="dxa"/>
+              <w:bottom w:w="100" w:type="dxa"/>
+              <w:right w:w="140" w:type="dxa"/>
+            </w:tcMar>
+            <w:vAlign w:val="center"/>
+          </w:tcPr>
+          <w:p>
+            <w:r>
+              <w:t>Popup window titles (error / warning / info / success).</w:t>
+            </w:r>
+          </w:p>
+        </w:tc>
+      </w:tr>
+      <w:tr>
+        <w:tblPrEx>
+          <w:tblCellMar>
+            <w:top w:w="0" w:type="dxa"/>
+            <w:bottom w:w="0" w:type="dxa"/>
+          </w:tblCellMar>
+        </w:tblPrEx>
+        <w:tc>
+          <w:tcPr>
+            <w:tcW w:w="3200" w:type="dxa"/>
+            <w:tcBorders>
+              <w:top w:val="single" w:sz="1" w:space="0" w:color="CCCCCC"/>
+              <w:left w:val="single" w:sz="1" w:space="0" w:color="CCCCCC"/>
+              <w:bottom w:val="single" w:sz="1" w:space="0" w:color="CCCCCC"/>
+              <w:right w:val="single" w:sz="1" w:space="0" w:color="CCCCCC"/>
+            </w:tcBorders>
+            <w:shd w:val="clear" w:color="auto" w:fill="F5F7F8"/>
+            <w:tcMar>
+              <w:top w:w="100" w:type="dxa"/>
+              <w:left w:w="140" w:type="dxa"/>
+              <w:bottom w:w="100" w:type="dxa"/>
+              <w:right w:w="140" w:type="dxa"/>
+            </w:tcMar>
+            <w:vAlign w:val="center"/>
+          </w:tcPr>
+          <w:p>
+            <w:proofErr w:type="gramStart"/>
+            <w:r>
+              <w:t>message.error</w:t>
+            </w:r>
+            <w:proofErr w:type="gramEnd"/>
+            <w:r>
+              <w:t>.*</w:t>
+            </w:r>
+          </w:p>
+        </w:tc>
+        <w:tc>
+          <w:tcPr>
+            <w:tcW w:w="6160" w:type="dxa"/>
+            <w:tcBorders>
+              <w:top w:val="single" w:sz="1" w:space="0" w:color="CCCCCC"/>
+              <w:left w:val="single" w:sz="1" w:space="0" w:color="CCCCCC"/>
+              <w:bottom w:val="single" w:sz="1" w:space="0" w:color="CCCCCC"/>
+              <w:right w:val="single" w:sz="1" w:space="0" w:color="CCCCCC"/>
+            </w:tcBorders>
+            <w:shd w:val="clear" w:color="auto" w:fill="F5F7F8"/>
+            <w:tcMar>
+              <w:top w:w="100" w:type="dxa"/>
+              <w:left w:w="140" w:type="dxa"/>
+              <w:bottom w:w="100" w:type="dxa"/>
+              <w:right w:w="140" w:type="dxa"/>
+            </w:tcMar>
+            <w:vAlign w:val="center"/>
+          </w:tcPr>
+          <w:p>
+            <w:r>
+              <w:t xml:space="preserve">Full error messages for </w:t>
+            </w:r>
+            <w:proofErr w:type="spellStart"/>
+            <w:r>
+              <w:t>LogicGenerator</w:t>
+            </w:r>
+            <w:proofErr w:type="spellEnd"/>
+            <w:r>
+              <w:t xml:space="preserve"> and </w:t>
+            </w:r>
+            <w:proofErr w:type="spellStart"/>
+            <w:r>
+              <w:t>MatrixGenerator</w:t>
+            </w:r>
+            <w:proofErr w:type="spellEnd"/>
+            <w:r>
+              <w:t xml:space="preserve"> input validation.</w:t>
+            </w:r>
+          </w:p>
+        </w:tc>
+      </w:tr>
+      <w:tr>
+        <w:tblPrEx>
+          <w:tblCellMar>
+            <w:top w:w="0" w:type="dxa"/>
+            <w:bottom w:w="0" w:type="dxa"/>
+          </w:tblCellMar>
+        </w:tblPrEx>
+        <w:tc>
+          <w:tcPr>
+            <w:tcW w:w="3200" w:type="dxa"/>
+            <w:tcBorders>
+              <w:top w:val="single" w:sz="1" w:space="0" w:color="CCCCCC"/>
+              <w:left w:val="single" w:sz="1" w:space="0" w:color="CCCCCC"/>
+              <w:bottom w:val="single" w:sz="1" w:space="0" w:color="CCCCCC"/>
+              <w:right w:val="single" w:sz="1" w:space="0" w:color="CCCCCC"/>
+            </w:tcBorders>
+            <w:shd w:val="clear" w:color="auto" w:fill="FFFFFF"/>
+            <w:tcMar>
+              <w:top w:w="100" w:type="dxa"/>
+              <w:left w:w="140" w:type="dxa"/>
+              <w:bottom w:w="100" w:type="dxa"/>
+              <w:right w:w="140" w:type="dxa"/>
+            </w:tcMar>
+            <w:vAlign w:val="center"/>
+          </w:tcPr>
+          <w:p>
+            <w:proofErr w:type="gramStart"/>
+            <w:r>
+              <w:t>error.validation</w:t>
+            </w:r>
+            <w:proofErr w:type="gramEnd"/>
+            <w:r>
+              <w:t>.*</w:t>
+            </w:r>
+          </w:p>
+        </w:tc>
+        <w:tc>
+          <w:tcPr>
+            <w:tcW w:w="6160" w:type="dxa"/>
+            <w:tcBorders>
+              <w:top w:val="single" w:sz="1" w:space="0" w:color="CCCCCC"/>
+              <w:left w:val="single" w:sz="1" w:space="0" w:color="CCCCCC"/>
+              <w:bottom w:val="single" w:sz="1" w:space="0" w:color="CCCCCC"/>
+              <w:right w:val="single" w:sz="1" w:space="0" w:color="CCCCCC"/>
+            </w:tcBorders>
+            <w:shd w:val="clear" w:color="auto" w:fill="FFFFFF"/>
+            <w:tcMar>
+              <w:top w:w="100" w:type="dxa"/>
+              <w:left w:w="140" w:type="dxa"/>
+              <w:bottom w:w="100" w:type="dxa"/>
+              <w:right w:w="140" w:type="dxa"/>
+            </w:tcMar>
+            <w:vAlign w:val="center"/>
+          </w:tcPr>
+          <w:p>
+            <w:r>
+              <w:t xml:space="preserve">Syntax-validation errors from </w:t>
+            </w:r>
+            <w:proofErr w:type="spellStart"/>
+            <w:r>
+              <w:t>LogicalCalculator</w:t>
+            </w:r>
+            <w:proofErr w:type="spellEnd"/>
+            <w:r>
+              <w:t xml:space="preserve"> (brackets, invalid characters).</w:t>
+            </w:r>
+          </w:p>
+        </w:tc>
+      </w:tr>
+    </w:tbl>
+    <w:p>
+      <w:pPr>
+        <w:spacing w:before="160" w:after="60"/>
+      </w:pPr>
+      <w:r>
+        <w:rPr>
+          <w:b/>
+          <w:bCs/>
+          <w:color w:val="333333"/>
+        </w:rPr>
+        <w:t>Adding a new message</w:t>
+      </w:r>
+    </w:p>
+    <w:p>
+      <w:pPr>
+        <w:spacing w:after="100"/>
+      </w:pPr>
+      <w:r>
+        <w:t>Add a new key=value line to res/localization/</w:t>
+      </w:r>
+      <w:proofErr w:type="spellStart"/>
+      <w:r>
+        <w:t>lv.properties</w:t>
+      </w:r>
+      <w:proofErr w:type="spellEnd"/>
+      <w:r>
+        <w:t xml:space="preserve">, then call </w:t>
+      </w:r>
+      <w:proofErr w:type="spellStart"/>
+      <w:proofErr w:type="gramStart"/>
+      <w:r>
+        <w:t>lang.getString</w:t>
+      </w:r>
+      <w:proofErr w:type="spellEnd"/>
+      <w:proofErr w:type="gramEnd"/>
+      <w:r>
+        <w:t>("</w:t>
+      </w:r>
+      <w:proofErr w:type="spellStart"/>
+      <w:r>
+        <w:t>your.new.key</w:t>
+      </w:r>
+      <w:proofErr w:type="spellEnd"/>
+      <w:r>
+        <w:t>") wherever you need it. Keep the key grouped near related keys and add a short comment above it, matching the existing file’s style.</w:t>
+      </w:r>
+    </w:p>
+    <w:p>
+      <w:pPr>
+        <w:spacing w:before="160" w:after="60"/>
+      </w:pPr>
+      <w:r>
+        <w:rPr>
+          <w:b/>
+          <w:bCs/>
+          <w:color w:val="333333"/>
+        </w:rPr>
+        <w:t>Adding a new language later</w:t>
+      </w:r>
+    </w:p>
+    <w:p>
+      <w:pPr>
+        <w:spacing w:after="100"/>
+      </w:pPr>
+      <w:r>
+        <w:t xml:space="preserve">Create a new file next to </w:t>
+      </w:r>
+      <w:proofErr w:type="spellStart"/>
+      <w:proofErr w:type="gramStart"/>
+      <w:r>
+        <w:t>lv.properties</w:t>
+      </w:r>
+      <w:proofErr w:type="spellEnd"/>
+      <w:proofErr w:type="gramEnd"/>
+      <w:r>
+        <w:t xml:space="preserve"> (e.g. </w:t>
+      </w:r>
+      <w:proofErr w:type="spellStart"/>
+      <w:proofErr w:type="gramStart"/>
+      <w:r>
+        <w:t>en.properties</w:t>
+      </w:r>
+      <w:proofErr w:type="spellEnd"/>
+      <w:proofErr w:type="gramEnd"/>
+      <w:r>
+        <w:t xml:space="preserve">) with the same keys translated, then update the </w:t>
+      </w:r>
+      <w:proofErr w:type="spellStart"/>
+      <w:r>
+        <w:t>langCode</w:t>
+      </w:r>
+      <w:proofErr w:type="spellEnd"/>
+      <w:r>
+        <w:t xml:space="preserve"> fallback check in Localization.java so it stops forcing everything to "lv" and instead only falls back to Latvian when the detected language has no matching file.</w:t>
+      </w:r>
+    </w:p>
+    <w:p>
+      <w:pPr>
+        <w:pBdr>
+          <w:left w:val="single" w:sz="24" w:space="8" w:color="B33A3A"/>
+        </w:pBdr>
+        <w:shd w:val="clear" w:color="auto" w:fill="FBEAEA"/>
+        <w:spacing w:before="60" w:after="160"/>
+      </w:pPr>
+      <w:r>
+        <w:rPr>
+          <w:b/>
+          <w:bCs/>
+          <w:color w:val="B33A3A"/>
+        </w:rPr>
+        <w:t xml:space="preserve">Error behavior:  </w:t>
+      </w:r>
+      <w:r>
+        <w:rPr>
+          <w:color w:val="333333"/>
+        </w:rPr>
+        <w:t xml:space="preserve">There’s currently no fallback if a requested key is missing from the properties file — </w:t>
+      </w:r>
+      <w:proofErr w:type="spellStart"/>
+      <w:r>
+        <w:rPr>
+          <w:color w:val="333333"/>
+        </w:rPr>
+        <w:t>ResourceBundle.getString</w:t>
+      </w:r>
+      <w:proofErr w:type="spellEnd"/>
+      <w:r>
+        <w:rPr>
+          <w:color w:val="333333"/>
+        </w:rPr>
+        <w:t xml:space="preserve">(...) will throw a </w:t>
+      </w:r>
+      <w:proofErr w:type="spellStart"/>
+      <w:r>
+        <w:rPr>
+          <w:color w:val="333333"/>
+        </w:rPr>
+        <w:t>MissingResourceException</w:t>
+      </w:r>
+      <w:proofErr w:type="spellEnd"/>
+      <w:r>
+        <w:rPr>
+          <w:color w:val="333333"/>
+        </w:rPr>
+        <w:t xml:space="preserve">, which is not caught anywhere in </w:t>
+      </w:r>
+      <w:proofErr w:type="spellStart"/>
+      <w:r>
+        <w:rPr>
+          <w:color w:val="333333"/>
+        </w:rPr>
+        <w:t>MessageHandler</w:t>
+      </w:r>
+      <w:proofErr w:type="spellEnd"/>
+      <w:r>
+        <w:rPr>
+          <w:color w:val="333333"/>
+        </w:rPr>
+        <w:t xml:space="preserve"> or the calculator classes. Double check new keys are spelled exactly the same on both sides before relying on them.</w:t>
+      </w:r>
+    </w:p>
+    <w:p/>
+    <w:p>
+      <w:pPr>
+        <w:pStyle w:val="Heading1"/>
+        <w:spacing w:before="640" w:after="60"/>
+      </w:pPr>
+      <w:bookmarkStart w:id="8" w:name="_Toc233854770"/>
+      <w:r>
+        <w:t>Testing</w:t>
+      </w:r>
+      <w:bookmarkEnd w:id="8"/>
+    </w:p>
+    <w:p>
+      <w:pPr>
+        <w:spacing w:after="200"/>
+      </w:pPr>
+      <w:r>
+        <w:rPr>
+          <w:i/>
+          <w:iCs/>
+          <w:color w:val="595959"/>
+        </w:rPr>
+        <w:t>How to verify these methods on their own, and how to add your own test</w:t>
+      </w:r>
+    </w:p>
+    <w:p>
+      <w:pPr>
+        <w:spacing w:after="100"/>
+      </w:pPr>
+      <w:r>
+        <w:t xml:space="preserve">The project includes JUnit 5 test classes you can run directly, without wiring anything else up. They let you check a method's </w:t>
+      </w:r>
+      <w:proofErr w:type="spellStart"/>
+      <w:r>
+        <w:t>behaviour</w:t>
+      </w:r>
+      <w:proofErr w:type="spellEnd"/>
+      <w:r>
+        <w:t xml:space="preserve"> in isolation — useful both for confirming your own understanding of a method, and for confirming the current TODO / error-return </w:t>
+      </w:r>
+      <w:proofErr w:type="spellStart"/>
+      <w:r>
+        <w:t>behaviour</w:t>
+      </w:r>
+      <w:proofErr w:type="spellEnd"/>
+      <w:r>
+        <w:t xml:space="preserve"> described above is what you expect before you build something on top of it.</w:t>
+      </w:r>
+    </w:p>
+    <w:p>
+      <w:pPr>
+        <w:spacing w:before="160" w:after="60"/>
+      </w:pPr>
+      <w:r>
+        <w:rPr>
+          <w:b/>
+          <w:bCs/>
+          <w:color w:val="333333"/>
+        </w:rPr>
+        <w:t>Included test files</w:t>
+      </w:r>
+    </w:p>
+    <w:tbl>
+      <w:tblPr>
+        <w:tblW w:w="9360" w:type="dxa"/>
+        <w:tblBorders>
+          <w:top w:val="single" w:sz="4" w:space="0" w:color="auto"/>
+          <w:left w:val="single" w:sz="4" w:space="0" w:color="auto"/>
+          <w:bottom w:val="single" w:sz="4" w:space="0" w:color="auto"/>
+          <w:right w:val="single" w:sz="4" w:space="0" w:color="auto"/>
+          <w:insideH w:val="single" w:sz="4" w:space="0" w:color="auto"/>
+          <w:insideV w:val="single" w:sz="4" w:space="0" w:color="auto"/>
+        </w:tblBorders>
+        <w:tblCellMar>
+          <w:left w:w="10" w:type="dxa"/>
+          <w:right w:w="10" w:type="dxa"/>
+        </w:tblCellMar>
+        <w:tblLook w:val="0000" w:firstRow="0" w:lastRow="0" w:firstColumn="0" w:lastColumn="0" w:noHBand="0" w:noVBand="0"/>
+      </w:tblPr>
+      <w:tblGrid>
+        <w:gridCol w:w="2599"/>
+        <w:gridCol w:w="1826"/>
+        <w:gridCol w:w="4935"/>
+      </w:tblGrid>
+      <w:tr>
+        <w:tblPrEx>
+          <w:tblCellMar>
+            <w:top w:w="0" w:type="dxa"/>
+            <w:bottom w:w="0" w:type="dxa"/>
+          </w:tblCellMar>
+        </w:tblPrEx>
+        <w:trPr>
+          <w:tblHeader/>
+        </w:trPr>
+        <w:tc>
+          <w:tcPr>
+            <w:tcW w:w="2600" w:type="dxa"/>
+            <w:tcBorders>
+              <w:top w:val="single" w:sz="1" w:space="0" w:color="CCCCCC"/>
+              <w:left w:val="single" w:sz="1" w:space="0" w:color="CCCCCC"/>
+              <w:bottom w:val="single" w:sz="1" w:space="0" w:color="CCCCCC"/>
+              <w:right w:val="single" w:sz="1" w:space="0" w:color="CCCCCC"/>
+            </w:tcBorders>
+            <w:shd w:val="clear" w:color="auto" w:fill="2E5266"/>
+            <w:tcMar>
+              <w:top w:w="100" w:type="dxa"/>
+              <w:left w:w="140" w:type="dxa"/>
+              <w:bottom w:w="100" w:type="dxa"/>
+              <w:right w:w="140" w:type="dxa"/>
+            </w:tcMar>
+            <w:vAlign w:val="center"/>
+          </w:tcPr>
+          <w:p>
+            <w:r>
+              <w:rPr>
+                <w:rFonts w:ascii="Consolas" w:eastAsia="Consolas" w:hAnsi="Consolas" w:cs="Consolas"/>
+                <w:b/>
+                <w:bCs/>
+                <w:color w:val="FFFFFF"/>
+              </w:rPr>
+              <w:t>File</w:t>
+            </w:r>
+          </w:p>
+        </w:tc>
+        <w:tc>
+          <w:tcPr>
+            <w:tcW w:w="1800" w:type="dxa"/>
+            <w:tcBorders>
+              <w:top w:val="single" w:sz="1" w:space="0" w:color="CCCCCC"/>
+              <w:left w:val="single" w:sz="1" w:space="0" w:color="CCCCCC"/>
+              <w:bottom w:val="single" w:sz="1" w:space="0" w:color="CCCCCC"/>
+              <w:right w:val="single" w:sz="1" w:space="0" w:color="CCCCCC"/>
+            </w:tcBorders>
+            <w:shd w:val="clear" w:color="auto" w:fill="2E5266"/>
+            <w:tcMar>
+              <w:top w:w="100" w:type="dxa"/>
+              <w:left w:w="140" w:type="dxa"/>
+              <w:bottom w:w="100" w:type="dxa"/>
+              <w:right w:w="140" w:type="dxa"/>
+            </w:tcMar>
+            <w:vAlign w:val="center"/>
+          </w:tcPr>
+          <w:p>
+            <w:r>
+              <w:rPr>
+                <w:rFonts w:ascii="Consolas" w:eastAsia="Consolas" w:hAnsi="Consolas" w:cs="Consolas"/>
+                <w:b/>
+                <w:bCs/>
+                <w:color w:val="FFFFFF"/>
+              </w:rPr>
+              <w:t>Package</w:t>
+            </w:r>
+          </w:p>
+        </w:tc>
+        <w:tc>
+          <w:tcPr>
+            <w:tcW w:w="4960" w:type="dxa"/>
+            <w:tcBorders>
+              <w:top w:val="single" w:sz="1" w:space="0" w:color="CCCCCC"/>
+              <w:left w:val="single" w:sz="1" w:space="0" w:color="CCCCCC"/>
+              <w:bottom w:val="single" w:sz="1" w:space="0" w:color="CCCCCC"/>
+              <w:right w:val="single" w:sz="1" w:space="0" w:color="CCCCCC"/>
+            </w:tcBorders>
+            <w:shd w:val="clear" w:color="auto" w:fill="2E5266"/>
+            <w:tcMar>
+              <w:top w:w="100" w:type="dxa"/>
+              <w:left w:w="140" w:type="dxa"/>
+              <w:bottom w:w="100" w:type="dxa"/>
+              <w:right w:w="140" w:type="dxa"/>
+            </w:tcMar>
+            <w:vAlign w:val="center"/>
+          </w:tcPr>
+          <w:p>
+            <w:r>
+              <w:rPr>
+                <w:rFonts w:ascii="Consolas" w:eastAsia="Consolas" w:hAnsi="Consolas" w:cs="Consolas"/>
+                <w:b/>
+                <w:bCs/>
+                <w:color w:val="FFFFFF"/>
+              </w:rPr>
+              <w:t>What it covers</w:t>
+            </w:r>
+          </w:p>
+        </w:tc>
+      </w:tr>
+      <w:tr>
+        <w:tblPrEx>
+          <w:tblCellMar>
+            <w:top w:w="0" w:type="dxa"/>
+            <w:bottom w:w="0" w:type="dxa"/>
+          </w:tblCellMar>
+        </w:tblPrEx>
+        <w:tc>
+          <w:tcPr>
+            <w:tcW w:w="2600" w:type="dxa"/>
+            <w:tcBorders>
+              <w:top w:val="single" w:sz="1" w:space="0" w:color="CCCCCC"/>
+              <w:left w:val="single" w:sz="1" w:space="0" w:color="CCCCCC"/>
+              <w:bottom w:val="single" w:sz="1" w:space="0" w:color="CCCCCC"/>
+              <w:right w:val="single" w:sz="1" w:space="0" w:color="CCCCCC"/>
+            </w:tcBorders>
+            <w:shd w:val="clear" w:color="auto" w:fill="FFFFFF"/>
+            <w:tcMar>
+              <w:top w:w="100" w:type="dxa"/>
+              <w:left w:w="140" w:type="dxa"/>
+              <w:bottom w:w="100" w:type="dxa"/>
+              <w:right w:w="140" w:type="dxa"/>
+            </w:tcMar>
+            <w:vAlign w:val="center"/>
+          </w:tcPr>
+          <w:p>
+            <w:r>
+              <w:t>MatrixCalculatorTest.java</w:t>
+            </w:r>
+          </w:p>
+        </w:tc>
+        <w:tc>
+          <w:tcPr>
+            <w:tcW w:w="1800" w:type="dxa"/>
+            <w:tcBorders>
+              <w:top w:val="single" w:sz="1" w:space="0" w:color="CCCCCC"/>
+              <w:left w:val="single" w:sz="1" w:space="0" w:color="CCCCCC"/>
+              <w:bottom w:val="single" w:sz="1" w:space="0" w:color="CCCCCC"/>
+              <w:right w:val="single" w:sz="1" w:space="0" w:color="CCCCCC"/>
+            </w:tcBorders>
+            <w:shd w:val="clear" w:color="auto" w:fill="FFFFFF"/>
+            <w:tcMar>
+              <w:top w:w="100" w:type="dxa"/>
+              <w:left w:w="140" w:type="dxa"/>
+              <w:bottom w:w="100" w:type="dxa"/>
+              <w:right w:w="140" w:type="dxa"/>
+            </w:tcMar>
+            <w:vAlign w:val="center"/>
+          </w:tcPr>
+          <w:p>
+            <w:r>
+              <w:t>matrix</w:t>
+            </w:r>
+          </w:p>
+        </w:tc>
+        <w:tc>
+          <w:tcPr>
+            <w:tcW w:w="4960" w:type="dxa"/>
+            <w:tcBorders>
+              <w:top w:val="single" w:sz="1" w:space="0" w:color="CCCCCC"/>
+              <w:left w:val="single" w:sz="1" w:space="0" w:color="CCCCCC"/>
+              <w:bottom w:val="single" w:sz="1" w:space="0" w:color="CCCCCC"/>
+              <w:right w:val="single" w:sz="1" w:space="0" w:color="CCCCCC"/>
+            </w:tcBorders>
+            <w:shd w:val="clear" w:color="auto" w:fill="FFFFFF"/>
+            <w:tcMar>
+              <w:top w:w="100" w:type="dxa"/>
+              <w:left w:w="140" w:type="dxa"/>
+              <w:bottom w:w="100" w:type="dxa"/>
+              <w:right w:w="140" w:type="dxa"/>
+            </w:tcMar>
+            <w:vAlign w:val="center"/>
+          </w:tcPr>
+          <w:p>
+            <w:r>
+              <w:t xml:space="preserve">Matrix generation; addition, subtraction and multiplication (both matching and mismatched sizes); transpose; determinant (2x2, 3x3, and non-square); </w:t>
+            </w:r>
+            <w:proofErr w:type="spellStart"/>
+            <w:r>
+              <w:t>adjugate</w:t>
+            </w:r>
+            <w:proofErr w:type="spellEnd"/>
+            <w:r>
+              <w:t>; inverse (success, singular matrix, non-square matrix).</w:t>
+            </w:r>
+          </w:p>
+        </w:tc>
+      </w:tr>
+      <w:tr>
+        <w:tblPrEx>
+          <w:tblCellMar>
+            <w:top w:w="0" w:type="dxa"/>
+            <w:bottom w:w="0" w:type="dxa"/>
+          </w:tblCellMar>
+        </w:tblPrEx>
+        <w:tc>
+          <w:tcPr>
+            <w:tcW w:w="2600" w:type="dxa"/>
+            <w:tcBorders>
+              <w:top w:val="single" w:sz="1" w:space="0" w:color="CCCCCC"/>
+              <w:left w:val="single" w:sz="1" w:space="0" w:color="CCCCCC"/>
+              <w:bottom w:val="single" w:sz="1" w:space="0" w:color="CCCCCC"/>
+              <w:right w:val="single" w:sz="1" w:space="0" w:color="CCCCCC"/>
+            </w:tcBorders>
+            <w:shd w:val="clear" w:color="auto" w:fill="F5F7F8"/>
+            <w:tcMar>
+              <w:top w:w="100" w:type="dxa"/>
+              <w:left w:w="140" w:type="dxa"/>
+              <w:bottom w:w="100" w:type="dxa"/>
+              <w:right w:w="140" w:type="dxa"/>
+            </w:tcMar>
+            <w:vAlign w:val="center"/>
+          </w:tcPr>
+          <w:p>
+            <w:r>
+              <w:t>LogicCalculatorTest.java</w:t>
+            </w:r>
+          </w:p>
+        </w:tc>
+        <w:tc>
+          <w:tcPr>
+            <w:tcW w:w="1800" w:type="dxa"/>
+            <w:tcBorders>
+              <w:top w:val="single" w:sz="1" w:space="0" w:color="CCCCCC"/>
+              <w:left w:val="single" w:sz="1" w:space="0" w:color="CCCCCC"/>
+              <w:bottom w:val="single" w:sz="1" w:space="0" w:color="CCCCCC"/>
+              <w:right w:val="single" w:sz="1" w:space="0" w:color="CCCCCC"/>
+            </w:tcBorders>
+            <w:shd w:val="clear" w:color="auto" w:fill="F5F7F8"/>
+            <w:tcMar>
+              <w:top w:w="100" w:type="dxa"/>
+              <w:left w:w="140" w:type="dxa"/>
+              <w:bottom w:w="100" w:type="dxa"/>
+              <w:right w:w="140" w:type="dxa"/>
+            </w:tcMar>
+            <w:vAlign w:val="center"/>
+          </w:tcPr>
+          <w:p>
+            <w:proofErr w:type="spellStart"/>
+            <w:r>
+              <w:t>logicalOperations</w:t>
+            </w:r>
+            <w:proofErr w:type="spellEnd"/>
+          </w:p>
+        </w:tc>
+        <w:tc>
+          <w:tcPr>
+            <w:tcW w:w="4960" w:type="dxa"/>
+            <w:tcBorders>
+              <w:top w:val="single" w:sz="1" w:space="0" w:color="CCCCCC"/>
+              <w:left w:val="single" w:sz="1" w:space="0" w:color="CCCCCC"/>
+              <w:bottom w:val="single" w:sz="1" w:space="0" w:color="CCCCCC"/>
+              <w:right w:val="single" w:sz="1" w:space="0" w:color="CCCCCC"/>
+            </w:tcBorders>
+            <w:shd w:val="clear" w:color="auto" w:fill="F5F7F8"/>
+            <w:tcMar>
+              <w:top w:w="100" w:type="dxa"/>
+              <w:left w:w="140" w:type="dxa"/>
+              <w:bottom w:w="100" w:type="dxa"/>
+              <w:right w:w="140" w:type="dxa"/>
+            </w:tcMar>
+            <w:vAlign w:val="center"/>
+          </w:tcPr>
+          <w:p>
+            <w:r>
+              <w:t xml:space="preserve">Feeds a randomly generated expression from </w:t>
+            </w:r>
+            <w:proofErr w:type="spellStart"/>
+            <w:r>
+              <w:t>LogicGenerator.generateLogic</w:t>
+            </w:r>
+            <w:proofErr w:type="spellEnd"/>
+            <w:r>
+              <w:t xml:space="preserve"> straight into </w:t>
+            </w:r>
+            <w:proofErr w:type="spellStart"/>
+            <w:r>
+              <w:t>LogicalCalculator.LogicCalculator</w:t>
+            </w:r>
+            <w:proofErr w:type="spellEnd"/>
+            <w:r>
+              <w:t xml:space="preserve"> and prints the resulting truth table.</w:t>
+            </w:r>
+          </w:p>
+        </w:tc>
+      </w:tr>
+    </w:tbl>
+    <w:p>
+      <w:pPr>
+        <w:spacing w:after="100"/>
+      </w:pPr>
+      <w:r>
+        <w:t>Both files run with a standard JUnit 5 test runner (from your IDE, or via Maven/Gradle) — no other part of the project needs to be running.</w:t>
+      </w:r>
+    </w:p>
+    <w:p>
+      <w:pPr>
+        <w:spacing w:before="160" w:after="60"/>
+      </w:pPr>
+      <w:r>
+        <w:rPr>
+          <w:b/>
+          <w:bCs/>
+          <w:color w:val="333333"/>
+        </w:rPr>
+        <w:t>Writing your own test</w:t>
+      </w:r>
+    </w:p>
+    <w:p>
+      <w:pPr>
+        <w:spacing w:after="100"/>
+      </w:pPr>
+      <w:r>
+        <w:t>To test a method on its own:</w:t>
+      </w:r>
+    </w:p>
+    <w:p>
+      <w:pPr>
+        <w:pStyle w:val="ListParagraph"/>
+        <w:numPr>
+          <w:ilvl w:val="0"/>
+          <w:numId w:val="2"/>
+        </w:numPr>
+        <w:spacing w:after="60"/>
+      </w:pPr>
+      <w:r>
+        <w:lastRenderedPageBreak/>
+        <w:t xml:space="preserve">Create a new class ending in </w:t>
+      </w:r>
+      <w:r>
+        <w:rPr>
+          <w:rFonts w:ascii="Consolas" w:eastAsia="Consolas" w:hAnsi="Consolas" w:cs="Consolas"/>
+        </w:rPr>
+        <w:t>Test</w:t>
+      </w:r>
+      <w:r>
+        <w:t xml:space="preserve"> in the same package as the class you’re testing (e.g. a </w:t>
+      </w:r>
+      <w:proofErr w:type="spellStart"/>
+      <w:r>
+        <w:t>MatrixCalculator</w:t>
+      </w:r>
+      <w:proofErr w:type="spellEnd"/>
+      <w:r>
+        <w:t xml:space="preserve"> test goes in package matrix).</w:t>
+      </w:r>
+    </w:p>
+    <w:p>
+      <w:pPr>
+        <w:pStyle w:val="ListParagraph"/>
+        <w:numPr>
+          <w:ilvl w:val="0"/>
+          <w:numId w:val="2"/>
+        </w:numPr>
+        <w:spacing w:after="60"/>
+      </w:pPr>
+      <w:r>
+        <w:t xml:space="preserve">Import </w:t>
+      </w:r>
+      <w:proofErr w:type="spellStart"/>
+      <w:proofErr w:type="gramStart"/>
+      <w:r>
+        <w:rPr>
+          <w:rFonts w:ascii="Consolas" w:eastAsia="Consolas" w:hAnsi="Consolas" w:cs="Consolas"/>
+        </w:rPr>
+        <w:t>org.junit.jupiter.api.Test</w:t>
+      </w:r>
+      <w:proofErr w:type="spellEnd"/>
+      <w:proofErr w:type="gramEnd"/>
+      <w:r>
+        <w:t xml:space="preserve"> and mark each test method with </w:t>
+      </w:r>
+      <w:r>
+        <w:rPr>
+          <w:rFonts w:ascii="Consolas" w:eastAsia="Consolas" w:hAnsi="Consolas" w:cs="Consolas"/>
+        </w:rPr>
+        <w:t>@Test</w:t>
+      </w:r>
+      <w:r>
+        <w:t>.</w:t>
+      </w:r>
+    </w:p>
+    <w:p>
+      <w:pPr>
+        <w:pStyle w:val="ListParagraph"/>
+        <w:numPr>
+          <w:ilvl w:val="0"/>
+          <w:numId w:val="2"/>
+        </w:numPr>
+        <w:spacing w:after="60"/>
+      </w:pPr>
+      <w:r>
+        <w:t>Follow the Arrange → Act → Assert pattern: set up your input, call the method once, then check the result.</w:t>
+      </w:r>
+    </w:p>
+    <w:p>
+      <w:pPr>
+        <w:pStyle w:val="ListParagraph"/>
+        <w:numPr>
+          <w:ilvl w:val="0"/>
+          <w:numId w:val="2"/>
+        </w:numPr>
+        <w:spacing w:after="60"/>
+      </w:pPr>
+      <w:r>
+        <w:t>For array results (</w:t>
+      </w:r>
+      <w:proofErr w:type="gramStart"/>
+      <w:r>
+        <w:t>float[][</w:t>
+      </w:r>
+      <w:proofErr w:type="gramEnd"/>
+      <w:r>
+        <w:t xml:space="preserve">] or </w:t>
+      </w:r>
+      <w:proofErr w:type="gramStart"/>
+      <w:r>
+        <w:t>String[][</w:t>
+      </w:r>
+      <w:proofErr w:type="gramEnd"/>
+      <w:r>
+        <w:t xml:space="preserve">]), use </w:t>
+      </w:r>
+      <w:proofErr w:type="spellStart"/>
+      <w:proofErr w:type="gramStart"/>
+      <w:r>
+        <w:rPr>
+          <w:rFonts w:ascii="Consolas" w:eastAsia="Consolas" w:hAnsi="Consolas" w:cs="Consolas"/>
+        </w:rPr>
+        <w:t>assertArrayEquals</w:t>
+      </w:r>
+      <w:proofErr w:type="spellEnd"/>
+      <w:r>
+        <w:rPr>
+          <w:rFonts w:ascii="Consolas" w:eastAsia="Consolas" w:hAnsi="Consolas" w:cs="Consolas"/>
+        </w:rPr>
+        <w:t>(</w:t>
+      </w:r>
+      <w:proofErr w:type="gramEnd"/>
+      <w:r>
+        <w:rPr>
+          <w:rFonts w:ascii="Consolas" w:eastAsia="Consolas" w:hAnsi="Consolas" w:cs="Consolas"/>
+        </w:rPr>
+        <w:t>expected, actual, "message")</w:t>
+      </w:r>
+      <w:r>
+        <w:t xml:space="preserve"> instead of </w:t>
+      </w:r>
+      <w:proofErr w:type="spellStart"/>
+      <w:r>
+        <w:t>assertEquals</w:t>
+      </w:r>
+      <w:proofErr w:type="spellEnd"/>
+      <w:r>
+        <w:t xml:space="preserve"> — plain </w:t>
+      </w:r>
+      <w:proofErr w:type="spellStart"/>
+      <w:r>
+        <w:t>assertEquals</w:t>
+      </w:r>
+      <w:proofErr w:type="spellEnd"/>
+      <w:r>
+        <w:t xml:space="preserve"> doesn’t compare array contents.</w:t>
+      </w:r>
+    </w:p>
+    <w:p>
+      <w:pPr>
+        <w:pStyle w:val="ListParagraph"/>
+        <w:numPr>
+          <w:ilvl w:val="0"/>
+          <w:numId w:val="2"/>
+        </w:numPr>
+        <w:spacing w:after="160"/>
+      </w:pPr>
+      <w:r>
+        <w:t>Run the class from your IDE’s test runner (or Maven/Gradle) — no other setup is required.</w:t>
+      </w:r>
+    </w:p>
+    <w:p>
+      <w:pPr>
+        <w:spacing w:before="160" w:after="60"/>
+      </w:pPr>
+      <w:r>
+        <w:rPr>
+          <w:b/>
+          <w:bCs/>
+          <w:color w:val="333333"/>
+        </w:rPr>
+        <w:t>Minimal skeleton</w:t>
+      </w:r>
+    </w:p>
+    <w:tbl>
+      <w:tblPr>
+        <w:tblW w:w="9360" w:type="dxa"/>
+        <w:tblBorders>
+          <w:top w:val="single" w:sz="4" w:space="0" w:color="auto"/>
+          <w:left w:val="single" w:sz="4" w:space="0" w:color="auto"/>
+          <w:bottom w:val="single" w:sz="4" w:space="0" w:color="auto"/>
+          <w:right w:val="single" w:sz="4" w:space="0" w:color="auto"/>
+          <w:insideH w:val="single" w:sz="4" w:space="0" w:color="auto"/>
+          <w:insideV w:val="single" w:sz="4" w:space="0" w:color="auto"/>
+        </w:tblBorders>
+        <w:tblCellMar>
+          <w:left w:w="10" w:type="dxa"/>
+          <w:right w:w="10" w:type="dxa"/>
+        </w:tblCellMar>
+        <w:tblLook w:val="0000" w:firstRow="0" w:lastRow="0" w:firstColumn="0" w:lastColumn="0" w:noHBand="0" w:noVBand="0"/>
       </w:tblPr>
       <w:tblGrid>
         <w:gridCol w:w="9360"/>
       </w:tblGrid>
       <w:tr>
+        <w:tblPrEx>
+          <w:tblCellMar>
+            <w:top w:w="0" w:type="dxa"/>
+            <w:bottom w:w="0" w:type="dxa"/>
+          </w:tblCellMar>
+        </w:tblPrEx>
         <w:tc>
           <w:tcPr>
             <w:tcW w:w="9360" w:type="dxa"/>
@@ -5636,96 +7968,10 @@
 <file path=word/numbering.xml><?xml version="1.0" encoding="utf-8"?>
 <w:numbering xmlns:wpc="http://schemas.microsoft.com/office/word/2010/wordprocessingCanvas" xmlns:cx="http://schemas.microsoft.com/office/drawing/2014/chartex" xmlns:cx1="http://schemas.microsoft.com/office/drawing/2015/9/8/chartex" xmlns:cx2="http://schemas.microsoft.com/office/drawing/2015/10/21/chartex" xmlns:cx3="http://schemas.microsoft.com/office/drawing/2016/5/9/chartex" xmlns:cx4="http://schemas.microsoft.com/office/drawing/2016/5/10/chartex" xmlns:cx5="http://schemas.microsoft.com/office/drawing/2016/5/11/chartex" xmlns:cx6="http://schemas.microsoft.com/office/drawing/2016/5/12/chartex" xmlns:cx7="http://schemas.microsoft.com/office/drawing/2016/5/13/chartex" xmlns:cx8="http://schemas.microsoft.com/office/drawing/2016/5/14/chartex" xmlns:mc="http://schemas.openxmlformats.org/markup-compatibility/2006" xmlns:aink="http://schemas.microsoft.com/office/drawing/2016/ink" xmlns:am3d="http://schemas.microsoft.com/office/drawing/2017/model3d" xmlns:o="urn:schemas-microsoft-com:office:office" xmlns:oel="http://schemas.microsoft.com/office/2019/extlst" xmlns:r="http://schemas.openxmlformats.org/officeDocument/2006/relationships" xmlns:m="http://schemas.openxmlformats.org/officeDocument/2006/math" xmlns:v="urn:schemas-microsoft-com:vml" xmlns:wp14="http://schemas.microsoft.com/office/word/2010/wordprocessingDrawing" xmlns:wp="http://schemas.openxmlformats.org/drawingml/2006/wordprocessingDrawing" xmlns:w10="urn:schemas-microsoft-com:office:word" xmlns:w="http://schemas.openxmlformats.org/wordprocessingml/2006/main" xmlns:w14="http://schemas.microsoft.com/office/word/2010/wordml" xmlns:w15="http://schemas.microsoft.com/office/word/2012/wordml" xmlns:w16cex="http://schemas.microsoft.com/office/word/2018/wordml/cex" xmlns:w16cid="http://schemas.microsoft.com/office/word/2016/wordml/cid" xmlns:w16="http://schemas.microsoft.com/office/word/2018/wordml" xmlns:w16du="http://schemas.microsoft.com/office/word/2023/wordml/word16du" xmlns:w16sdtdh="http://schemas.microsoft.com/office/word/2020/wordml/sdtdatahash" xmlns:w16sdtfl="http://schemas.microsoft.com/office/word/2024/wordml/sdtformatlock" xmlns:w16se="http://schemas.microsoft.com/office/word/2015/wordml/symex" xmlns:wpg="http://schemas.microsoft.com/office/word/2010/wordprocessingGroup" xmlns:wpi="http://schemas.microsoft.com/office/word/2010/wordprocessingInk" xmlns:wne="http://schemas.microsoft.com/office/word/2006/wordml" xmlns:wps="http://schemas.microsoft.com/office/word/2010/wordprocessingShape" mc:Ignorable="w14 w15 w16se w16cid w16 w16cex w16sdtdh w16sdtfl w16du wp14">
   <w:abstractNum w:abstractNumId="0" w15:restartNumberingAfterBreak="0">
-    <w:nsid w:val="2548641C"/>
+    <w:nsid w:val="1C785CD3"/>
     <w:multiLevelType w:val="hybridMultilevel"/>
-    <w:tmpl w:val="0408FDBE"/>
-    <w:lvl w:ilvl="0" w:tplc="11485114">
-      <w:start w:val="1"/>
-      <w:numFmt w:val="bullet"/>
-      <w:lvlText w:val="●"/>
-      <w:lvlJc w:val="left"/>
-      <w:pPr>
-        <w:ind w:left="720" w:hanging="360"/>
-      </w:pPr>
-    </w:lvl>
-    <w:lvl w:ilvl="1" w:tplc="051675E4">
-      <w:start w:val="1"/>
-      <w:numFmt w:val="bullet"/>
-      <w:lvlText w:val="○"/>
-      <w:lvlJc w:val="left"/>
-      <w:pPr>
-        <w:ind w:left="1440" w:hanging="360"/>
-      </w:pPr>
-    </w:lvl>
-    <w:lvl w:ilvl="2" w:tplc="0A7469A8">
-      <w:start w:val="1"/>
-      <w:numFmt w:val="bullet"/>
-      <w:lvlText w:val="■"/>
-      <w:lvlJc w:val="left"/>
-      <w:pPr>
-        <w:ind w:left="2160" w:hanging="360"/>
-      </w:pPr>
-    </w:lvl>
-    <w:lvl w:ilvl="3" w:tplc="D6A2BA04">
-      <w:start w:val="1"/>
-      <w:numFmt w:val="bullet"/>
-      <w:lvlText w:val="●"/>
-      <w:lvlJc w:val="left"/>
-      <w:pPr>
-        <w:ind w:left="2880" w:hanging="360"/>
-      </w:pPr>
-    </w:lvl>
-    <w:lvl w:ilvl="4" w:tplc="AAB43E98">
-      <w:start w:val="1"/>
-      <w:numFmt w:val="bullet"/>
-      <w:lvlText w:val="○"/>
-      <w:lvlJc w:val="left"/>
-      <w:pPr>
-        <w:ind w:left="3600" w:hanging="360"/>
-      </w:pPr>
-    </w:lvl>
-    <w:lvl w:ilvl="5" w:tplc="C7269B8E">
-      <w:start w:val="1"/>
-      <w:numFmt w:val="bullet"/>
-      <w:lvlText w:val="■"/>
-      <w:lvlJc w:val="left"/>
-      <w:pPr>
-        <w:ind w:left="4320" w:hanging="360"/>
-      </w:pPr>
-    </w:lvl>
-    <w:lvl w:ilvl="6" w:tplc="396C3400">
-      <w:start w:val="1"/>
-      <w:numFmt w:val="bullet"/>
-      <w:lvlText w:val="●"/>
-      <w:lvlJc w:val="left"/>
-      <w:pPr>
-        <w:ind w:left="5040" w:hanging="360"/>
-      </w:pPr>
-    </w:lvl>
-    <w:lvl w:ilvl="7" w:tplc="4AA2BEF4">
-      <w:start w:val="1"/>
-      <w:numFmt w:val="bullet"/>
-      <w:lvlText w:val="●"/>
-      <w:lvlJc w:val="left"/>
-      <w:pPr>
-        <w:ind w:left="5760" w:hanging="360"/>
-      </w:pPr>
-    </w:lvl>
-    <w:lvl w:ilvl="8" w:tplc="3208C714">
-      <w:start w:val="1"/>
-      <w:numFmt w:val="bullet"/>
-      <w:lvlText w:val="●"/>
-      <w:lvlJc w:val="left"/>
-      <w:pPr>
-        <w:ind w:left="6480" w:hanging="360"/>
-      </w:pPr>
-    </w:lvl>
-  </w:abstractNum>
-  <w:abstractNum w:abstractNumId="1" w15:restartNumberingAfterBreak="0">
-    <w:nsid w:val="59EF5F35"/>
-    <w:multiLevelType w:val="hybridMultilevel"/>
-    <w:tmpl w:val="7E0034BE"/>
-    <w:lvl w:ilvl="0" w:tplc="C7BC1410">
+    <w:tmpl w:val="9D762924"/>
+    <w:lvl w:ilvl="0" w:tplc="C5701560">
       <w:start w:val="1"/>
       <w:numFmt w:val="decimal"/>
       <w:lvlText w:val="%1."/>
@@ -5734,55 +7980,141 @@
         <w:ind w:left="720" w:hanging="360"/>
       </w:pPr>
     </w:lvl>
-    <w:lvl w:ilvl="1" w:tplc="28DCF2CE">
+    <w:lvl w:ilvl="1" w:tplc="46325596">
       <w:numFmt w:val="decimal"/>
       <w:lvlText w:val=""/>
       <w:lvlJc w:val="left"/>
     </w:lvl>
-    <w:lvl w:ilvl="2" w:tplc="8EF25D18">
+    <w:lvl w:ilvl="2" w:tplc="F19C84CA">
       <w:numFmt w:val="decimal"/>
       <w:lvlText w:val=""/>
       <w:lvlJc w:val="left"/>
     </w:lvl>
-    <w:lvl w:ilvl="3" w:tplc="C66CBE54">
+    <w:lvl w:ilvl="3" w:tplc="B834347E">
       <w:numFmt w:val="decimal"/>
       <w:lvlText w:val=""/>
       <w:lvlJc w:val="left"/>
     </w:lvl>
-    <w:lvl w:ilvl="4" w:tplc="0D9A5212">
+    <w:lvl w:ilvl="4" w:tplc="21787E18">
       <w:numFmt w:val="decimal"/>
       <w:lvlText w:val=""/>
       <w:lvlJc w:val="left"/>
     </w:lvl>
-    <w:lvl w:ilvl="5" w:tplc="D4D0D12C">
+    <w:lvl w:ilvl="5" w:tplc="C1DEF294">
       <w:numFmt w:val="decimal"/>
       <w:lvlText w:val=""/>
       <w:lvlJc w:val="left"/>
     </w:lvl>
-    <w:lvl w:ilvl="6" w:tplc="20083C72">
+    <w:lvl w:ilvl="6" w:tplc="BF720F46">
       <w:numFmt w:val="decimal"/>
       <w:lvlText w:val=""/>
       <w:lvlJc w:val="left"/>
     </w:lvl>
-    <w:lvl w:ilvl="7" w:tplc="2A54471C">
+    <w:lvl w:ilvl="7" w:tplc="59AA6590">
       <w:numFmt w:val="decimal"/>
       <w:lvlText w:val=""/>
       <w:lvlJc w:val="left"/>
     </w:lvl>
-    <w:lvl w:ilvl="8" w:tplc="94B8D98C">
+    <w:lvl w:ilvl="8" w:tplc="AF0CE868">
       <w:numFmt w:val="decimal"/>
       <w:lvlText w:val=""/>
       <w:lvlJc w:val="left"/>
     </w:lvl>
   </w:abstractNum>
-  <w:num w:numId="1" w16cid:durableId="739445124">
-    <w:abstractNumId w:val="0"/>
+  <w:abstractNum w:abstractNumId="1" w15:restartNumberingAfterBreak="0">
+    <w:nsid w:val="2C015649"/>
+    <w:multiLevelType w:val="hybridMultilevel"/>
+    <w:tmpl w:val="DFA09196"/>
+    <w:lvl w:ilvl="0" w:tplc="C6C4DD80">
+      <w:start w:val="1"/>
+      <w:numFmt w:val="bullet"/>
+      <w:lvlText w:val="●"/>
+      <w:lvlJc w:val="left"/>
+      <w:pPr>
+        <w:ind w:left="720" w:hanging="360"/>
+      </w:pPr>
+    </w:lvl>
+    <w:lvl w:ilvl="1" w:tplc="0C569AFE">
+      <w:start w:val="1"/>
+      <w:numFmt w:val="bullet"/>
+      <w:lvlText w:val="○"/>
+      <w:lvlJc w:val="left"/>
+      <w:pPr>
+        <w:ind w:left="1440" w:hanging="360"/>
+      </w:pPr>
+    </w:lvl>
+    <w:lvl w:ilvl="2" w:tplc="8C86920E">
+      <w:start w:val="1"/>
+      <w:numFmt w:val="bullet"/>
+      <w:lvlText w:val="■"/>
+      <w:lvlJc w:val="left"/>
+      <w:pPr>
+        <w:ind w:left="2160" w:hanging="360"/>
+      </w:pPr>
+    </w:lvl>
+    <w:lvl w:ilvl="3" w:tplc="C2FAA100">
+      <w:start w:val="1"/>
+      <w:numFmt w:val="bullet"/>
+      <w:lvlText w:val="●"/>
+      <w:lvlJc w:val="left"/>
+      <w:pPr>
+        <w:ind w:left="2880" w:hanging="360"/>
+      </w:pPr>
+    </w:lvl>
+    <w:lvl w:ilvl="4" w:tplc="EFA07DDA">
+      <w:start w:val="1"/>
+      <w:numFmt w:val="bullet"/>
+      <w:lvlText w:val="○"/>
+      <w:lvlJc w:val="left"/>
+      <w:pPr>
+        <w:ind w:left="3600" w:hanging="360"/>
+      </w:pPr>
+    </w:lvl>
+    <w:lvl w:ilvl="5" w:tplc="92AEB426">
+      <w:start w:val="1"/>
+      <w:numFmt w:val="bullet"/>
+      <w:lvlText w:val="■"/>
+      <w:lvlJc w:val="left"/>
+      <w:pPr>
+        <w:ind w:left="4320" w:hanging="360"/>
+      </w:pPr>
+    </w:lvl>
+    <w:lvl w:ilvl="6" w:tplc="9F5CF446">
+      <w:start w:val="1"/>
+      <w:numFmt w:val="bullet"/>
+      <w:lvlText w:val="●"/>
+      <w:lvlJc w:val="left"/>
+      <w:pPr>
+        <w:ind w:left="5040" w:hanging="360"/>
+      </w:pPr>
+    </w:lvl>
+    <w:lvl w:ilvl="7" w:tplc="B0A64738">
+      <w:start w:val="1"/>
+      <w:numFmt w:val="bullet"/>
+      <w:lvlText w:val="●"/>
+      <w:lvlJc w:val="left"/>
+      <w:pPr>
+        <w:ind w:left="5760" w:hanging="360"/>
+      </w:pPr>
+    </w:lvl>
+    <w:lvl w:ilvl="8" w:tplc="C388EC40">
+      <w:start w:val="1"/>
+      <w:numFmt w:val="bullet"/>
+      <w:lvlText w:val="●"/>
+      <w:lvlJc w:val="left"/>
+      <w:pPr>
+        <w:ind w:left="6480" w:hanging="360"/>
+      </w:pPr>
+    </w:lvl>
+  </w:abstractNum>
+  <w:num w:numId="1" w16cid:durableId="162550624">
+    <w:abstractNumId w:val="1"/>
     <w:lvlOverride w:ilvl="0">
       <w:startOverride w:val="1"/>
     </w:lvlOverride>
   </w:num>
-  <w:num w:numId="2" w16cid:durableId="775104461">
-    <w:abstractNumId w:val="1"/>
+  <w:num w:numId="2" w16cid:durableId="244535762">
+    <w:abstractNumId w:val="0"/>
     <w:lvlOverride w:ilvl="0">
       <w:startOverride w:val="1"/>
     </w:lvlOverride>
@@ -6384,6 +8716,18 @@
       <w:szCs w:val="20"/>
     </w:rPr>
   </w:style>
+  <w:style w:type="paragraph" w:styleId="TOC1">
+    <w:name w:val="toc 1"/>
+    <w:basedOn w:val="Normal"/>
+    <w:next w:val="Normal"/>
+    <w:autoRedefine/>
+    <w:uiPriority w:val="39"/>
+    <w:unhideWhenUsed/>
+    <w:rsid w:val="00860BD2"/>
+    <w:pPr>
+      <w:spacing w:after="100"/>
+    </w:pPr>
+  </w:style>
 </w:styles>
 </file>
 
